--- a/public/doc/input/rehabmedik/cetakNewFormProgramTerapi.docx
+++ b/public/doc/input/rehabmedik/cetakNewFormProgramTerapi.docx
@@ -91,6 +91,7 @@
           <w:lang w:val="en-US"/>
         </w:rPr>
       </w:pPr>
+      <w:proofErr w:type="spellStart"/>
       <w:r>
         <w:rPr>
           <w:rFonts w:ascii="Bookman Old Style" w:hAnsi="Bookman Old Style"/>
@@ -98,8 +99,29 @@
           <w:bCs/>
           <w:lang w:val="en-US"/>
         </w:rPr>
-        <w:t>Identitas Pasien</w:t>
-      </w:r>
+        <w:t>Identitas</w:t>
+      </w:r>
+      <w:proofErr w:type="spellEnd"/>
+      <w:r>
+        <w:rPr>
+          <w:rFonts w:ascii="Bookman Old Style" w:hAnsi="Bookman Old Style"/>
+          <w:b/>
+          <w:bCs/>
+          <w:lang w:val="en-US"/>
+        </w:rPr>
+        <w:t xml:space="preserve"> </w:t>
+      </w:r>
+      <w:proofErr w:type="spellStart"/>
+      <w:r>
+        <w:rPr>
+          <w:rFonts w:ascii="Bookman Old Style" w:hAnsi="Bookman Old Style"/>
+          <w:b/>
+          <w:bCs/>
+          <w:lang w:val="en-US"/>
+        </w:rPr>
+        <w:t>Pasien</w:t>
+      </w:r>
+      <w:proofErr w:type="spellEnd"/>
     </w:p>
     <w:p>
       <w:pPr>
@@ -114,13 +136,47 @@
           <w:lang w:val="en-US"/>
         </w:rPr>
       </w:pPr>
-      <w:r>
-        <w:rPr>
-          <w:rFonts w:ascii="Bookman Old Style" w:hAnsi="Bookman Old Style"/>
-          <w:lang w:val="en-US"/>
-        </w:rPr>
-        <w:t>Nomor Rekam Medis</w:t>
-      </w:r>
+      <w:proofErr w:type="spellStart"/>
+      <w:r>
+        <w:rPr>
+          <w:rFonts w:ascii="Bookman Old Style" w:hAnsi="Bookman Old Style"/>
+          <w:lang w:val="en-US"/>
+        </w:rPr>
+        <w:t>Nomor</w:t>
+      </w:r>
+      <w:proofErr w:type="spellEnd"/>
+      <w:r>
+        <w:rPr>
+          <w:rFonts w:ascii="Bookman Old Style" w:hAnsi="Bookman Old Style"/>
+          <w:lang w:val="en-US"/>
+        </w:rPr>
+        <w:t xml:space="preserve"> </w:t>
+      </w:r>
+      <w:proofErr w:type="spellStart"/>
+      <w:r>
+        <w:rPr>
+          <w:rFonts w:ascii="Bookman Old Style" w:hAnsi="Bookman Old Style"/>
+          <w:lang w:val="en-US"/>
+        </w:rPr>
+        <w:t>Rekam</w:t>
+      </w:r>
+      <w:proofErr w:type="spellEnd"/>
+      <w:r>
+        <w:rPr>
+          <w:rFonts w:ascii="Bookman Old Style" w:hAnsi="Bookman Old Style"/>
+          <w:lang w:val="en-US"/>
+        </w:rPr>
+        <w:t xml:space="preserve"> </w:t>
+      </w:r>
+      <w:proofErr w:type="spellStart"/>
+      <w:r>
+        <w:rPr>
+          <w:rFonts w:ascii="Bookman Old Style" w:hAnsi="Bookman Old Style"/>
+          <w:lang w:val="en-US"/>
+        </w:rPr>
+        <w:t>Medis</w:t>
+      </w:r>
+      <w:proofErr w:type="spellEnd"/>
       <w:r>
         <w:rPr>
           <w:rFonts w:ascii="Bookman Old Style" w:hAnsi="Bookman Old Style"/>
@@ -162,8 +218,17 @@
           <w:rFonts w:ascii="Bookman Old Style" w:hAnsi="Bookman Old Style"/>
           <w:lang w:val="en-US"/>
         </w:rPr>
-        <w:t xml:space="preserve"> Lengkap</w:t>
-      </w:r>
+        <w:t xml:space="preserve"> </w:t>
+      </w:r>
+      <w:proofErr w:type="spellStart"/>
+      <w:r>
+        <w:rPr>
+          <w:rFonts w:ascii="Bookman Old Style" w:hAnsi="Bookman Old Style"/>
+          <w:lang w:val="en-US"/>
+        </w:rPr>
+        <w:t>Lengkap</w:t>
+      </w:r>
+      <w:proofErr w:type="spellEnd"/>
       <w:r>
         <w:rPr>
           <w:rFonts w:ascii="Bookman Old Style" w:hAnsi="Bookman Old Style"/>
@@ -199,20 +264,38 @@
           <w:lang w:val="en-US"/>
         </w:rPr>
       </w:pPr>
-      <w:r>
-        <w:rPr>
-          <w:rFonts w:ascii="Bookman Old Style" w:hAnsi="Bookman Old Style"/>
-          <w:lang w:val="en-US"/>
-        </w:rPr>
-        <w:t>Tanggal Lahir</w:t>
-      </w:r>
-      <w:r>
-        <w:rPr>
-          <w:rFonts w:ascii="Bookman Old Style" w:hAnsi="Bookman Old Style"/>
-          <w:lang w:val="en-US"/>
-        </w:rPr>
-        <w:t xml:space="preserve"> / Umur</w:t>
-      </w:r>
+      <w:proofErr w:type="spellStart"/>
+      <w:r>
+        <w:rPr>
+          <w:rFonts w:ascii="Bookman Old Style" w:hAnsi="Bookman Old Style"/>
+          <w:lang w:val="en-US"/>
+        </w:rPr>
+        <w:t>Tanggal</w:t>
+      </w:r>
+      <w:proofErr w:type="spellEnd"/>
+      <w:r>
+        <w:rPr>
+          <w:rFonts w:ascii="Bookman Old Style" w:hAnsi="Bookman Old Style"/>
+          <w:lang w:val="en-US"/>
+        </w:rPr>
+        <w:t xml:space="preserve"> Lahir</w:t>
+      </w:r>
+      <w:r>
+        <w:rPr>
+          <w:rFonts w:ascii="Bookman Old Style" w:hAnsi="Bookman Old Style"/>
+          <w:lang w:val="en-US"/>
+        </w:rPr>
+        <w:t xml:space="preserve"> / </w:t>
+      </w:r>
+      <w:proofErr w:type="spellStart"/>
+      <w:r>
+        <w:rPr>
+          <w:rFonts w:ascii="Bookman Old Style" w:hAnsi="Bookman Old Style"/>
+          <w:lang w:val="en-US"/>
+        </w:rPr>
+        <w:t>Umur</w:t>
+      </w:r>
+      <w:proofErr w:type="spellEnd"/>
       <w:r>
         <w:rPr>
           <w:rFonts w:ascii="Bookman Old Style" w:hAnsi="Bookman Old Style"/>
@@ -322,6 +405,7 @@
     <w:p>
       <w:pPr>
         <w:pStyle w:val="ListParagraph"/>
+        <w:spacing w:line="360" w:lineRule="auto"/>
         <w:ind w:left="142" w:right="425"/>
         <w:rPr>
           <w:rFonts w:ascii="Bookman Old Style" w:hAnsi="Bookman Old Style"/>
@@ -343,6 +427,7 @@
     <w:p>
       <w:pPr>
         <w:pStyle w:val="ListParagraph"/>
+        <w:spacing w:line="360" w:lineRule="auto"/>
         <w:ind w:left="142" w:right="425"/>
         <w:rPr>
           <w:rFonts w:ascii="Bookman Old Style" w:hAnsi="Bookman Old Style"/>
@@ -362,6 +447,168 @@
           <w:lang w:val="en-US"/>
         </w:rPr>
         <w:t>SUBYEKTIF</w:t>
+      </w:r>
+      <w:r>
+        <w:rPr>
+          <w:rFonts w:ascii="Bookman Old Style" w:hAnsi="Bookman Old Style"/>
+          <w:lang w:val="en-US"/>
+        </w:rPr>
+        <w:t>}</w:t>
+      </w:r>
+    </w:p>
+    <w:p>
+      <w:pPr>
+        <w:pStyle w:val="ListParagraph"/>
+        <w:spacing w:line="360" w:lineRule="auto"/>
+        <w:ind w:left="142" w:right="425"/>
+        <w:rPr>
+          <w:rFonts w:ascii="Bookman Old Style" w:hAnsi="Bookman Old Style"/>
+          <w:b/>
+          <w:bCs/>
+          <w:lang w:val="en-US"/>
+        </w:rPr>
+      </w:pPr>
+      <w:r>
+        <w:rPr>
+          <w:rFonts w:ascii="Bookman Old Style" w:hAnsi="Bookman Old Style"/>
+          <w:b/>
+          <w:bCs/>
+          <w:lang w:val="en-US"/>
+        </w:rPr>
+        <w:t>Objective</w:t>
+      </w:r>
+    </w:p>
+    <w:p>
+      <w:pPr>
+        <w:pStyle w:val="ListParagraph"/>
+        <w:spacing w:line="360" w:lineRule="auto"/>
+        <w:ind w:left="142" w:right="425"/>
+        <w:rPr>
+          <w:rFonts w:ascii="Bookman Old Style" w:hAnsi="Bookman Old Style"/>
+          <w:lang w:val="en-US"/>
+        </w:rPr>
+      </w:pPr>
+      <w:r>
+        <w:rPr>
+          <w:rFonts w:ascii="Bookman Old Style" w:hAnsi="Bookman Old Style"/>
+          <w:lang w:val="en-US"/>
+        </w:rPr>
+        <w:t>${</w:t>
+      </w:r>
+      <w:r>
+        <w:rPr>
+          <w:rFonts w:ascii="Bookman Old Style" w:hAnsi="Bookman Old Style"/>
+          <w:lang w:val="en-US"/>
+        </w:rPr>
+        <w:t>OBYEKTIF</w:t>
+      </w:r>
+      <w:r>
+        <w:rPr>
+          <w:rFonts w:ascii="Bookman Old Style" w:hAnsi="Bookman Old Style"/>
+          <w:lang w:val="en-US"/>
+        </w:rPr>
+        <w:t>}</w:t>
+      </w:r>
+    </w:p>
+    <w:p>
+      <w:pPr>
+        <w:pStyle w:val="ListParagraph"/>
+        <w:spacing w:line="360" w:lineRule="auto"/>
+        <w:ind w:left="142" w:right="425"/>
+        <w:rPr>
+          <w:rFonts w:ascii="Bookman Old Style" w:hAnsi="Bookman Old Style"/>
+          <w:b/>
+          <w:bCs/>
+          <w:lang w:val="en-US"/>
+        </w:rPr>
+      </w:pPr>
+      <w:r>
+        <w:rPr>
+          <w:rFonts w:ascii="Bookman Old Style" w:hAnsi="Bookman Old Style"/>
+          <w:b/>
+          <w:bCs/>
+          <w:lang w:val="en-US"/>
+        </w:rPr>
+        <w:t>Assessment</w:t>
+      </w:r>
+    </w:p>
+    <w:p>
+      <w:pPr>
+        <w:pStyle w:val="ListParagraph"/>
+        <w:spacing w:line="360" w:lineRule="auto"/>
+        <w:ind w:left="142" w:right="425"/>
+        <w:rPr>
+          <w:rFonts w:ascii="Bookman Old Style" w:hAnsi="Bookman Old Style"/>
+          <w:lang w:val="en-US"/>
+        </w:rPr>
+      </w:pPr>
+      <w:r>
+        <w:rPr>
+          <w:rFonts w:ascii="Bookman Old Style" w:hAnsi="Bookman Old Style"/>
+          <w:lang w:val="en-US"/>
+        </w:rPr>
+        <w:t>${</w:t>
+      </w:r>
+      <w:r>
+        <w:rPr>
+          <w:rFonts w:ascii="Bookman Old Style" w:hAnsi="Bookman Old Style"/>
+          <w:lang w:val="en-US"/>
+        </w:rPr>
+        <w:t>ASSESMENT</w:t>
+      </w:r>
+      <w:r>
+        <w:rPr>
+          <w:rFonts w:ascii="Bookman Old Style" w:hAnsi="Bookman Old Style"/>
+          <w:lang w:val="en-US"/>
+        </w:rPr>
+        <w:t>}</w:t>
+      </w:r>
+    </w:p>
+    <w:p>
+      <w:pPr>
+        <w:pStyle w:val="ListParagraph"/>
+        <w:spacing w:line="360" w:lineRule="auto"/>
+        <w:ind w:left="142" w:right="425"/>
+        <w:rPr>
+          <w:rFonts w:ascii="Bookman Old Style" w:hAnsi="Bookman Old Style"/>
+          <w:b/>
+          <w:bCs/>
+          <w:lang w:val="en-US"/>
+        </w:rPr>
+      </w:pPr>
+      <w:r>
+        <w:rPr>
+          <w:rFonts w:ascii="Bookman Old Style" w:hAnsi="Bookman Old Style"/>
+          <w:b/>
+          <w:bCs/>
+          <w:lang w:val="en-US"/>
+        </w:rPr>
+        <w:t>Procedure</w:t>
+      </w:r>
+    </w:p>
+    <w:p>
+      <w:pPr>
+        <w:pStyle w:val="ListParagraph"/>
+        <w:spacing w:line="360" w:lineRule="auto"/>
+        <w:ind w:left="142" w:right="425"/>
+        <w:rPr>
+          <w:rFonts w:ascii="Bookman Old Style" w:hAnsi="Bookman Old Style"/>
+          <w:lang w:val="en-US"/>
+        </w:rPr>
+      </w:pPr>
+      <w:r>
+        <w:rPr>
+          <w:rFonts w:ascii="Bookman Old Style" w:hAnsi="Bookman Old Style"/>
+          <w:lang w:val="en-US"/>
+        </w:rPr>
+        <w:t>${</w:t>
+      </w:r>
+      <w:r>
+        <w:rPr>
+          <w:rFonts w:ascii="Bookman Old Style" w:hAnsi="Bookman Old Style"/>
+          <w:lang w:val="en-US"/>
+        </w:rPr>
+        <w:t>PROCEDURE</w:t>
       </w:r>
       <w:r>
         <w:rPr>
@@ -377,162 +624,6 @@
         <w:ind w:left="142" w:right="425"/>
         <w:rPr>
           <w:rFonts w:ascii="Bookman Old Style" w:hAnsi="Bookman Old Style"/>
-          <w:b/>
-          <w:bCs/>
-          <w:lang w:val="en-US"/>
-        </w:rPr>
-      </w:pPr>
-      <w:r>
-        <w:rPr>
-          <w:rFonts w:ascii="Bookman Old Style" w:hAnsi="Bookman Old Style"/>
-          <w:b/>
-          <w:bCs/>
-          <w:lang w:val="en-US"/>
-        </w:rPr>
-        <w:t>Objective</w:t>
-      </w:r>
-    </w:p>
-    <w:p>
-      <w:pPr>
-        <w:pStyle w:val="ListParagraph"/>
-        <w:ind w:left="142" w:right="425"/>
-        <w:rPr>
-          <w:rFonts w:ascii="Bookman Old Style" w:hAnsi="Bookman Old Style"/>
-          <w:lang w:val="en-US"/>
-        </w:rPr>
-      </w:pPr>
-      <w:r>
-        <w:rPr>
-          <w:rFonts w:ascii="Bookman Old Style" w:hAnsi="Bookman Old Style"/>
-          <w:lang w:val="en-US"/>
-        </w:rPr>
-        <w:t>${</w:t>
-      </w:r>
-      <w:r>
-        <w:rPr>
-          <w:rFonts w:ascii="Bookman Old Style" w:hAnsi="Bookman Old Style"/>
-          <w:lang w:val="en-US"/>
-        </w:rPr>
-        <w:t>OBYEKTIF</w:t>
-      </w:r>
-      <w:r>
-        <w:rPr>
-          <w:rFonts w:ascii="Bookman Old Style" w:hAnsi="Bookman Old Style"/>
-          <w:lang w:val="en-US"/>
-        </w:rPr>
-        <w:t>}</w:t>
-      </w:r>
-    </w:p>
-    <w:p>
-      <w:pPr>
-        <w:pStyle w:val="ListParagraph"/>
-        <w:ind w:left="142" w:right="425"/>
-        <w:rPr>
-          <w:rFonts w:ascii="Bookman Old Style" w:hAnsi="Bookman Old Style"/>
-          <w:b/>
-          <w:bCs/>
-          <w:lang w:val="en-US"/>
-        </w:rPr>
-      </w:pPr>
-      <w:r>
-        <w:rPr>
-          <w:rFonts w:ascii="Bookman Old Style" w:hAnsi="Bookman Old Style"/>
-          <w:b/>
-          <w:bCs/>
-          <w:lang w:val="en-US"/>
-        </w:rPr>
-        <w:t>Assessment</w:t>
-      </w:r>
-    </w:p>
-    <w:p>
-      <w:pPr>
-        <w:pStyle w:val="ListParagraph"/>
-        <w:ind w:left="142" w:right="425"/>
-        <w:rPr>
-          <w:rFonts w:ascii="Bookman Old Style" w:hAnsi="Bookman Old Style"/>
-          <w:lang w:val="en-US"/>
-        </w:rPr>
-      </w:pPr>
-      <w:r>
-        <w:rPr>
-          <w:rFonts w:ascii="Bookman Old Style" w:hAnsi="Bookman Old Style"/>
-          <w:lang w:val="en-US"/>
-        </w:rPr>
-        <w:t>${</w:t>
-      </w:r>
-      <w:r>
-        <w:rPr>
-          <w:rFonts w:ascii="Bookman Old Style" w:hAnsi="Bookman Old Style"/>
-          <w:lang w:val="en-US"/>
-        </w:rPr>
-        <w:t>ASSESMENT</w:t>
-      </w:r>
-      <w:r>
-        <w:rPr>
-          <w:rFonts w:ascii="Bookman Old Style" w:hAnsi="Bookman Old Style"/>
-          <w:lang w:val="en-US"/>
-        </w:rPr>
-        <w:t>}</w:t>
-      </w:r>
-    </w:p>
-    <w:p>
-      <w:pPr>
-        <w:pStyle w:val="ListParagraph"/>
-        <w:ind w:left="142" w:right="425"/>
-        <w:rPr>
-          <w:rFonts w:ascii="Bookman Old Style" w:hAnsi="Bookman Old Style"/>
-          <w:b/>
-          <w:bCs/>
-          <w:lang w:val="en-US"/>
-        </w:rPr>
-      </w:pPr>
-      <w:r>
-        <w:rPr>
-          <w:rFonts w:ascii="Bookman Old Style" w:hAnsi="Bookman Old Style"/>
-          <w:b/>
-          <w:bCs/>
-          <w:lang w:val="en-US"/>
-        </w:rPr>
-        <w:t>Procedure</w:t>
-      </w:r>
-    </w:p>
-    <w:p>
-      <w:pPr>
-        <w:pStyle w:val="ListParagraph"/>
-        <w:ind w:left="142" w:right="425"/>
-        <w:rPr>
-          <w:rFonts w:ascii="Bookman Old Style" w:hAnsi="Bookman Old Style"/>
-          <w:lang w:val="en-US"/>
-        </w:rPr>
-      </w:pPr>
-      <w:r>
-        <w:rPr>
-          <w:rFonts w:ascii="Bookman Old Style" w:hAnsi="Bookman Old Style"/>
-          <w:lang w:val="en-US"/>
-        </w:rPr>
-        <w:t>${</w:t>
-      </w:r>
-      <w:r>
-        <w:rPr>
-          <w:rFonts w:ascii="Bookman Old Style" w:hAnsi="Bookman Old Style"/>
-          <w:lang w:val="en-US"/>
-        </w:rPr>
-        <w:t>PROCEDURE</w:t>
-      </w:r>
-      <w:r>
-        <w:rPr>
-          <w:rFonts w:ascii="Bookman Old Style" w:hAnsi="Bookman Old Style"/>
-          <w:lang w:val="en-US"/>
-        </w:rPr>
-        <w:t>}</w:t>
-      </w:r>
-    </w:p>
-    <w:p>
-      <w:pPr>
-        <w:pStyle w:val="ListParagraph"/>
-        <w:ind w:left="142" w:right="425"/>
-        <w:rPr>
-          <w:rFonts w:ascii="Bookman Old Style" w:hAnsi="Bookman Old Style"/>
           <w:lang w:val="en-US"/>
         </w:rPr>
       </w:pPr>
@@ -545,12 +636,21 @@
           <w:lang w:val="en-US"/>
         </w:rPr>
       </w:pPr>
-      <w:r>
-        <w:rPr>
-          <w:rFonts w:ascii="Bookman Old Style" w:hAnsi="Bookman Old Style"/>
-          <w:lang w:val="en-US"/>
-        </w:rPr>
-        <w:t xml:space="preserve">Sukoharjo, </w:t>
+      <w:proofErr w:type="spellStart"/>
+      <w:r>
+        <w:rPr>
+          <w:rFonts w:ascii="Bookman Old Style" w:hAnsi="Bookman Old Style"/>
+          <w:lang w:val="en-US"/>
+        </w:rPr>
+        <w:t>Sukoharjo</w:t>
+      </w:r>
+      <w:proofErr w:type="spellEnd"/>
+      <w:r>
+        <w:rPr>
+          <w:rFonts w:ascii="Bookman Old Style" w:hAnsi="Bookman Old Style"/>
+          <w:lang w:val="en-US"/>
+        </w:rPr>
+        <w:t xml:space="preserve">, </w:t>
       </w:r>
       <w:r>
         <w:rPr>
@@ -604,13 +704,31 @@
         </w:rPr>
         <w:t xml:space="preserve">Dokter </w:t>
       </w:r>
-      <w:r>
-        <w:rPr>
-          <w:rFonts w:ascii="Bookman Old Style" w:hAnsi="Bookman Old Style"/>
-          <w:lang w:val="en-US"/>
-        </w:rPr>
-        <w:t>Penanggung Jawab Pelayanan</w:t>
-      </w:r>
+      <w:proofErr w:type="spellStart"/>
+      <w:r>
+        <w:rPr>
+          <w:rFonts w:ascii="Bookman Old Style" w:hAnsi="Bookman Old Style"/>
+          <w:lang w:val="en-US"/>
+        </w:rPr>
+        <w:t>Penanggung</w:t>
+      </w:r>
+      <w:proofErr w:type="spellEnd"/>
+      <w:r>
+        <w:rPr>
+          <w:rFonts w:ascii="Bookman Old Style" w:hAnsi="Bookman Old Style"/>
+          <w:lang w:val="en-US"/>
+        </w:rPr>
+        <w:t xml:space="preserve"> Jawab </w:t>
+      </w:r>
+      <w:proofErr w:type="spellStart"/>
+      <w:r>
+        <w:rPr>
+          <w:rFonts w:ascii="Bookman Old Style" w:hAnsi="Bookman Old Style"/>
+          <w:lang w:val="en-US"/>
+        </w:rPr>
+        <w:t>Pelayanan</w:t>
+      </w:r>
+      <w:proofErr w:type="spellEnd"/>
     </w:p>
     <w:p>
       <w:pPr>
@@ -635,9 +753,9 @@
         <w:jc w:val="center"/>
         <w:rPr>
           <w:rFonts w:ascii="Bookman Old Style" w:hAnsi="Bookman Old Style"/>
-          <w:lang w:val="en-US"/>
-        </w:rPr>
-      </w:pPr>
+        </w:rPr>
+      </w:pPr>
+      <w:proofErr w:type="gramStart"/>
       <w:r>
         <w:rPr>
           <w:rFonts w:ascii="Bookman Old Style" w:hAnsi="Bookman Old Style"/>
@@ -656,8 +774,57 @@
         <w:rPr>
           <w:rFonts w:ascii="Bookman Old Style" w:hAnsi="Bookman Old Style"/>
         </w:rPr>
-        <w:t>${NAMADOKTER}</w:t>
-      </w:r>
+        <w:t>$</w:t>
+      </w:r>
+      <w:proofErr w:type="gramEnd"/>
+      <w:r>
+        <w:rPr>
+          <w:rFonts w:ascii="Bookman Old Style" w:hAnsi="Bookman Old Style"/>
+        </w:rPr>
+        <w:t>{NAMADOKTER}</w:t>
+      </w:r>
+    </w:p>
+    <w:p>
+      <w:pPr>
+        <w:ind w:right="425" w:hanging="142"/>
+        <w:jc w:val="center"/>
+        <w:rPr>
+          <w:rFonts w:ascii="Bookman Old Style" w:hAnsi="Bookman Old Style"/>
+          <w:lang w:val="en-US"/>
+        </w:rPr>
+      </w:pPr>
+      <w:r>
+        <w:rPr>
+          <w:rFonts w:ascii="Bookman Old Style" w:hAnsi="Bookman Old Style"/>
+          <w:lang w:val="en-US"/>
+        </w:rPr>
+        <w:t xml:space="preserve">Nama Tim </w:t>
+      </w:r>
+      <w:proofErr w:type="spellStart"/>
+      <w:r>
+        <w:rPr>
+          <w:rFonts w:ascii="Bookman Old Style" w:hAnsi="Bookman Old Style"/>
+          <w:lang w:val="en-US"/>
+        </w:rPr>
+        <w:t>Rehabilitasi</w:t>
+      </w:r>
+      <w:proofErr w:type="spellEnd"/>
+      <w:r>
+        <w:rPr>
+          <w:rFonts w:ascii="Bookman Old Style" w:hAnsi="Bookman Old Style"/>
+          <w:lang w:val="en-US"/>
+        </w:rPr>
+        <w:t xml:space="preserve"> </w:t>
+      </w:r>
+      <w:proofErr w:type="spellStart"/>
+      <w:r>
+        <w:rPr>
+          <w:rFonts w:ascii="Bookman Old Style" w:hAnsi="Bookman Old Style"/>
+          <w:lang w:val="en-US"/>
+        </w:rPr>
+        <w:t>Medik</w:t>
+      </w:r>
+      <w:proofErr w:type="spellEnd"/>
     </w:p>
     <w:p>
       <w:pPr>
@@ -668,6 +835,27 @@
           <w:lang w:val="en-US"/>
         </w:rPr>
       </w:pPr>
+      <w:r>
+        <w:rPr>
+          <w:rFonts w:ascii="Bookman Old Style" w:hAnsi="Bookman Old Style"/>
+          <w:lang w:val="en-US"/>
+        </w:rPr>
+        <w:t>${PATH_TTE_</w:t>
+      </w:r>
+      <w:r>
+        <w:rPr>
+          <w:rFonts w:ascii="Bookman Old Style" w:hAnsi="Bookman Old Style"/>
+          <w:lang w:val="en-US"/>
+        </w:rPr>
+        <w:t>TIM</w:t>
+      </w:r>
+      <w:r>
+        <w:rPr>
+          <w:rFonts w:ascii="Bookman Old Style" w:hAnsi="Bookman Old Style"/>
+          <w:lang w:val="en-US"/>
+        </w:rPr>
+        <w:t>}</w:t>
+      </w:r>
     </w:p>
     <w:p>
       <w:pPr>
@@ -678,6 +866,61 @@
           <w:lang w:val="en-US"/>
         </w:rPr>
       </w:pPr>
+      <w:proofErr w:type="gramStart"/>
+      <w:r>
+        <w:rPr>
+          <w:rFonts w:ascii="Bookman Old Style" w:hAnsi="Bookman Old Style"/>
+          <w:lang w:val="en-US"/>
+        </w:rPr>
+        <w:t>(</w:t>
+      </w:r>
+      <w:r>
+        <w:rPr>
+          <w:rFonts w:ascii="Bookman Old Style" w:hAnsi="Bookman Old Style"/>
+          <w:lang w:val="en-US"/>
+        </w:rPr>
+        <w:t xml:space="preserve"> </w:t>
+      </w:r>
+      <w:r>
+        <w:rPr>
+          <w:rFonts w:ascii="Bookman Old Style" w:hAnsi="Bookman Old Style"/>
+        </w:rPr>
+        <w:t>$</w:t>
+      </w:r>
+      <w:proofErr w:type="gramEnd"/>
+      <w:r>
+        <w:rPr>
+          <w:rFonts w:ascii="Bookman Old Style" w:hAnsi="Bookman Old Style"/>
+        </w:rPr>
+        <w:t>{</w:t>
+      </w:r>
+      <w:r>
+        <w:rPr>
+          <w:rFonts w:ascii="Bookman Old Style" w:hAnsi="Bookman Old Style"/>
+          <w:lang w:val="en-US"/>
+        </w:rPr>
+        <w:t>NAMATIM</w:t>
+      </w:r>
+      <w:r>
+        <w:rPr>
+          <w:rFonts w:ascii="Bookman Old Style" w:hAnsi="Bookman Old Style"/>
+        </w:rPr>
+        <w:t>}</w:t>
+      </w:r>
+      <w:r>
+        <w:rPr>
+          <w:rFonts w:ascii="Bookman Old Style" w:hAnsi="Bookman Old Style"/>
+          <w:lang w:val="en-US"/>
+        </w:rPr>
+        <w:t xml:space="preserve"> </w:t>
+      </w:r>
+      <w:r>
+        <w:rPr>
+          <w:rFonts w:ascii="Bookman Old Style" w:hAnsi="Bookman Old Style"/>
+          <w:lang w:val="en-US"/>
+        </w:rPr>
+        <w:t>)</w:t>
+      </w:r>
     </w:p>
     <w:p>
       <w:pPr>
@@ -687,6 +930,14 @@
           <w:rFonts w:ascii="Bookman Old Style" w:hAnsi="Bookman Old Style"/>
           <w:lang w:val="en-US"/>
         </w:rPr>
+        <w:sectPr>
+          <w:headerReference w:type="default" r:id="rId8"/>
+          <w:type w:val="continuous"/>
+          <w:pgSz w:w="12191" w:h="18711" w:code="148"/>
+          <w:pgMar w:top="1134" w:right="567" w:bottom="1701" w:left="1134" w:header="284" w:footer="709" w:gutter="0"/>
+          <w:cols w:num="2" w:space="708"/>
+          <w:docGrid w:linePitch="360"/>
+        </w:sectPr>
       </w:pPr>
     </w:p>
     <w:p>
@@ -699,210 +950,11 @@
         </w:rPr>
       </w:pPr>
     </w:p>
-    <w:p>
-      <w:pPr>
-        <w:ind w:right="425"/>
-        <w:jc w:val="center"/>
-        <w:rPr>
-          <w:rFonts w:ascii="Bookman Old Style" w:hAnsi="Bookman Old Style"/>
-          <w:lang w:val="en-US"/>
-        </w:rPr>
-      </w:pPr>
-    </w:p>
-    <w:p>
-      <w:pPr>
-        <w:ind w:right="425"/>
-        <w:jc w:val="center"/>
-        <w:rPr>
-          <w:rFonts w:ascii="Bookman Old Style" w:hAnsi="Bookman Old Style"/>
-          <w:lang w:val="en-US"/>
-        </w:rPr>
-      </w:pPr>
-    </w:p>
-    <w:p>
-      <w:pPr>
-        <w:ind w:right="425"/>
-        <w:jc w:val="center"/>
-        <w:rPr>
-          <w:rFonts w:ascii="Bookman Old Style" w:hAnsi="Bookman Old Style"/>
-          <w:lang w:val="en-US"/>
-        </w:rPr>
-      </w:pPr>
-    </w:p>
-    <w:p>
-      <w:pPr>
-        <w:ind w:right="425"/>
-        <w:jc w:val="center"/>
-        <w:rPr>
-          <w:rFonts w:ascii="Bookman Old Style" w:hAnsi="Bookman Old Style"/>
-          <w:lang w:val="en-US"/>
-        </w:rPr>
-      </w:pPr>
-    </w:p>
-    <w:p>
-      <w:pPr>
-        <w:ind w:right="425"/>
-        <w:jc w:val="center"/>
-        <w:rPr>
-          <w:rFonts w:ascii="Bookman Old Style" w:hAnsi="Bookman Old Style"/>
-          <w:lang w:val="en-US"/>
-        </w:rPr>
-      </w:pPr>
-    </w:p>
-    <w:p>
-      <w:pPr>
-        <w:ind w:right="425"/>
-        <w:jc w:val="center"/>
-        <w:rPr>
-          <w:rFonts w:ascii="Bookman Old Style" w:hAnsi="Bookman Old Style"/>
-          <w:lang w:val="en-US"/>
-        </w:rPr>
-      </w:pPr>
-    </w:p>
-    <w:p>
-      <w:pPr>
-        <w:ind w:right="425"/>
-        <w:jc w:val="center"/>
-        <w:rPr>
-          <w:rFonts w:ascii="Bookman Old Style" w:hAnsi="Bookman Old Style"/>
-          <w:lang w:val="en-US"/>
-        </w:rPr>
-      </w:pPr>
-    </w:p>
-    <w:p>
-      <w:pPr>
-        <w:ind w:right="425"/>
-        <w:jc w:val="center"/>
-        <w:rPr>
-          <w:rFonts w:ascii="Bookman Old Style" w:hAnsi="Bookman Old Style"/>
-          <w:lang w:val="en-US"/>
-        </w:rPr>
-      </w:pPr>
-    </w:p>
-    <w:p>
-      <w:pPr>
-        <w:ind w:right="425"/>
-        <w:jc w:val="center"/>
-        <w:rPr>
-          <w:rFonts w:ascii="Bookman Old Style" w:hAnsi="Bookman Old Style"/>
-          <w:lang w:val="en-US"/>
-        </w:rPr>
-      </w:pPr>
-    </w:p>
-    <w:p>
-      <w:pPr>
-        <w:ind w:right="425"/>
-        <w:jc w:val="center"/>
-        <w:rPr>
-          <w:rFonts w:ascii="Bookman Old Style" w:hAnsi="Bookman Old Style"/>
-          <w:lang w:val="en-US"/>
-        </w:rPr>
-      </w:pPr>
-    </w:p>
-    <w:p>
-      <w:pPr>
-        <w:ind w:right="425"/>
-        <w:jc w:val="center"/>
-        <w:rPr>
-          <w:rFonts w:ascii="Bookman Old Style" w:hAnsi="Bookman Old Style"/>
-          <w:lang w:val="en-US"/>
-        </w:rPr>
-      </w:pPr>
-    </w:p>
-    <w:p>
-      <w:pPr>
-        <w:ind w:right="425"/>
-        <w:jc w:val="center"/>
-        <w:rPr>
-          <w:rFonts w:ascii="Bookman Old Style" w:hAnsi="Bookman Old Style"/>
-          <w:lang w:val="en-US"/>
-        </w:rPr>
-      </w:pPr>
-      <w:r>
-        <w:rPr>
-          <w:rFonts w:ascii="Bookman Old Style" w:hAnsi="Bookman Old Style"/>
-          <w:lang w:val="en-US"/>
-        </w:rPr>
-        <w:t>${PATH_TTE_</w:t>
-      </w:r>
-      <w:r>
-        <w:rPr>
-          <w:rFonts w:ascii="Bookman Old Style" w:hAnsi="Bookman Old Style"/>
-          <w:lang w:val="en-US"/>
-        </w:rPr>
-        <w:t>TIM</w:t>
-      </w:r>
-      <w:r>
-        <w:rPr>
-          <w:rFonts w:ascii="Bookman Old Style" w:hAnsi="Bookman Old Style"/>
-          <w:lang w:val="en-US"/>
-        </w:rPr>
-        <w:t>}</w:t>
-      </w:r>
-    </w:p>
-    <w:p>
-      <w:pPr>
-        <w:ind w:right="425"/>
-        <w:jc w:val="center"/>
-        <w:rPr>
-          <w:rFonts w:ascii="Bookman Old Style" w:hAnsi="Bookman Old Style"/>
-          <w:lang w:val="en-US"/>
-        </w:rPr>
-      </w:pPr>
-      <w:r>
-        <w:rPr>
-          <w:rFonts w:ascii="Bookman Old Style" w:hAnsi="Bookman Old Style"/>
-          <w:lang w:val="en-US"/>
-        </w:rPr>
-        <w:t>(</w:t>
-      </w:r>
-      <w:r>
-        <w:rPr>
-          <w:rFonts w:ascii="Bookman Old Style" w:hAnsi="Bookman Old Style"/>
-          <w:lang w:val="en-US"/>
-        </w:rPr>
-        <w:t xml:space="preserve"> </w:t>
-      </w:r>
-      <w:r>
-        <w:rPr>
-          <w:rFonts w:ascii="Bookman Old Style" w:hAnsi="Bookman Old Style"/>
-        </w:rPr>
-        <w:t>${</w:t>
-      </w:r>
-      <w:r>
-        <w:rPr>
-          <w:rFonts w:ascii="Bookman Old Style" w:hAnsi="Bookman Old Style"/>
-          <w:lang w:val="en-US"/>
-        </w:rPr>
-        <w:t>NAMATIM</w:t>
-      </w:r>
-      <w:r>
-        <w:rPr>
-          <w:rFonts w:ascii="Bookman Old Style" w:hAnsi="Bookman Old Style"/>
-        </w:rPr>
-        <w:t>}</w:t>
-      </w:r>
-      <w:r>
-        <w:rPr>
-          <w:rFonts w:ascii="Bookman Old Style" w:hAnsi="Bookman Old Style"/>
-          <w:lang w:val="en-US"/>
-        </w:rPr>
-        <w:t xml:space="preserve"> </w:t>
-      </w:r>
-      <w:r>
-        <w:rPr>
-          <w:rFonts w:ascii="Bookman Old Style" w:hAnsi="Bookman Old Style"/>
-          <w:lang w:val="en-US"/>
-        </w:rPr>
-        <w:t>)</w:t>
-      </w:r>
-    </w:p>
     <w:sectPr>
-      <w:headerReference w:type="default" r:id="rId8"/>
       <w:type w:val="continuous"/>
       <w:pgSz w:w="12191" w:h="18711" w:code="148"/>
       <w:pgMar w:top="1134" w:right="567" w:bottom="1701" w:left="1134" w:header="284" w:footer="709" w:gutter="0"/>
-      <w:cols w:num="2" w:space="708"/>
+      <w:cols w:space="708"/>
       <w:docGrid w:linePitch="360"/>
     </w:sectPr>
   </w:body>
@@ -1168,6 +1220,7 @@
       </w:rPr>
       <w:t>Email. pku.sukoharjo@gmail.com | Website. www.</w:t>
     </w:r>
+    <w:proofErr w:type="spellStart"/>
     <w:r>
       <w:rPr>
         <w:rFonts w:ascii="Calibri Light" w:hAnsi="Calibri Light"/>
@@ -1179,6 +1232,7 @@
       </w:rPr>
       <w:t>rs</w:t>
     </w:r>
+    <w:proofErr w:type="spellEnd"/>
     <w:r>
       <w:rPr>
         <w:rFonts w:ascii="Calibri Light" w:hAnsi="Calibri Light"/>
@@ -1233,7 +1287,7 @@
           <wp:extent cx="1073426" cy="1073426"/>
           <wp:effectExtent l="0" t="0" r="0" b="0"/>
           <wp:wrapNone/>
-          <wp:docPr id="8" name="Picture 8"/>
+          <wp:docPr id="3" name="Picture 3"/>
           <wp:cNvGraphicFramePr>
             <a:graphicFrameLocks xmlns:a="http://schemas.openxmlformats.org/drawingml/2006/main" noChangeAspect="1"/>
           </wp:cNvGraphicFramePr>
@@ -1408,6 +1462,7 @@
       </w:rPr>
       <w:t>Email. pku.sukoharjo@gmail.com | Website. www.</w:t>
     </w:r>
+    <w:proofErr w:type="spellStart"/>
     <w:r>
       <w:rPr>
         <w:rFonts w:ascii="Calibri Light" w:hAnsi="Calibri Light"/>
@@ -1419,6 +1474,7 @@
       </w:rPr>
       <w:t>rs</w:t>
     </w:r>
+    <w:proofErr w:type="spellEnd"/>
     <w:r>
       <w:rPr>
         <w:rFonts w:ascii="Calibri Light" w:hAnsi="Calibri Light"/>

--- a/public/doc/input/rehabmedik/cetakNewFormProgramTerapi.docx
+++ b/public/doc/input/rehabmedik/cetakNewFormProgramTerapi.docx
@@ -621,6 +621,7 @@
     <w:p>
       <w:pPr>
         <w:pStyle w:val="ListParagraph"/>
+        <w:spacing w:after="0"/>
         <w:ind w:left="142" w:right="425"/>
         <w:rPr>
           <w:rFonts w:ascii="Bookman Old Style" w:hAnsi="Bookman Old Style"/>
@@ -631,50 +632,6 @@
     <w:p>
       <w:pPr>
         <w:ind w:right="425" w:firstLine="142"/>
-        <w:rPr>
-          <w:rFonts w:ascii="Bookman Old Style" w:hAnsi="Bookman Old Style"/>
-          <w:lang w:val="en-US"/>
-        </w:rPr>
-      </w:pPr>
-      <w:proofErr w:type="spellStart"/>
-      <w:r>
-        <w:rPr>
-          <w:rFonts w:ascii="Bookman Old Style" w:hAnsi="Bookman Old Style"/>
-          <w:lang w:val="en-US"/>
-        </w:rPr>
-        <w:t>Sukoharjo</w:t>
-      </w:r>
-      <w:proofErr w:type="spellEnd"/>
-      <w:r>
-        <w:rPr>
-          <w:rFonts w:ascii="Bookman Old Style" w:hAnsi="Bookman Old Style"/>
-          <w:lang w:val="en-US"/>
-        </w:rPr>
-        <w:t xml:space="preserve">, </w:t>
-      </w:r>
-      <w:r>
-        <w:rPr>
-          <w:rFonts w:ascii="Bookman Old Style" w:hAnsi="Bookman Old Style"/>
-        </w:rPr>
-        <w:t>${</w:t>
-      </w:r>
-      <w:r>
-        <w:rPr>
-          <w:rFonts w:ascii="Bookman Old Style" w:hAnsi="Bookman Old Style"/>
-          <w:lang w:val="en-US"/>
-        </w:rPr>
-        <w:t>TANGGAL</w:t>
-      </w:r>
-      <w:r>
-        <w:rPr>
-          <w:rFonts w:ascii="Bookman Old Style" w:hAnsi="Bookman Old Style"/>
-        </w:rPr>
-        <w:t>}</w:t>
-      </w:r>
-    </w:p>
-    <w:p>
-      <w:pPr>
-        <w:ind w:right="425"/>
         <w:rPr>
           <w:rFonts w:ascii="Bookman Old Style" w:hAnsi="Bookman Old Style"/>
           <w:lang w:val="en-US"/>
@@ -687,6 +644,41 @@
           <w:docGrid w:linePitch="360"/>
         </w:sectPr>
       </w:pPr>
+      <w:proofErr w:type="spellStart"/>
+      <w:r>
+        <w:rPr>
+          <w:rFonts w:ascii="Bookman Old Style" w:hAnsi="Bookman Old Style"/>
+          <w:lang w:val="en-US"/>
+        </w:rPr>
+        <w:t>Sukoharjo</w:t>
+      </w:r>
+      <w:proofErr w:type="spellEnd"/>
+      <w:r>
+        <w:rPr>
+          <w:rFonts w:ascii="Bookman Old Style" w:hAnsi="Bookman Old Style"/>
+          <w:lang w:val="en-US"/>
+        </w:rPr>
+        <w:t xml:space="preserve">, </w:t>
+      </w:r>
+      <w:r>
+        <w:rPr>
+          <w:rFonts w:ascii="Bookman Old Style" w:hAnsi="Bookman Old Style"/>
+        </w:rPr>
+        <w:t>${</w:t>
+      </w:r>
+      <w:r>
+        <w:rPr>
+          <w:rFonts w:ascii="Bookman Old Style" w:hAnsi="Bookman Old Style"/>
+          <w:lang w:val="en-US"/>
+        </w:rPr>
+        <w:t>TANGGAL</w:t>
+      </w:r>
+      <w:r>
+        <w:rPr>
+          <w:rFonts w:ascii="Bookman Old Style" w:hAnsi="Bookman Old Style"/>
+        </w:rPr>
+        <w:t>}</w:t>
+      </w:r>
     </w:p>
     <w:p>
       <w:pPr>
@@ -855,71 +847,6 @@
           <w:lang w:val="en-US"/>
         </w:rPr>
         <w:t>}</w:t>
-      </w:r>
-    </w:p>
-    <w:p>
-      <w:pPr>
-        <w:ind w:right="425"/>
-        <w:jc w:val="center"/>
-        <w:rPr>
-          <w:rFonts w:ascii="Bookman Old Style" w:hAnsi="Bookman Old Style"/>
-          <w:lang w:val="en-US"/>
-        </w:rPr>
-      </w:pPr>
-      <w:proofErr w:type="gramStart"/>
-      <w:r>
-        <w:rPr>
-          <w:rFonts w:ascii="Bookman Old Style" w:hAnsi="Bookman Old Style"/>
-          <w:lang w:val="en-US"/>
-        </w:rPr>
-        <w:t>(</w:t>
-      </w:r>
-      <w:r>
-        <w:rPr>
-          <w:rFonts w:ascii="Bookman Old Style" w:hAnsi="Bookman Old Style"/>
-          <w:lang w:val="en-US"/>
-        </w:rPr>
-        <w:t xml:space="preserve"> </w:t>
-      </w:r>
-      <w:r>
-        <w:rPr>
-          <w:rFonts w:ascii="Bookman Old Style" w:hAnsi="Bookman Old Style"/>
-        </w:rPr>
-        <w:t>$</w:t>
-      </w:r>
-      <w:proofErr w:type="gramEnd"/>
-      <w:r>
-        <w:rPr>
-          <w:rFonts w:ascii="Bookman Old Style" w:hAnsi="Bookman Old Style"/>
-        </w:rPr>
-        <w:t>{</w:t>
-      </w:r>
-      <w:r>
-        <w:rPr>
-          <w:rFonts w:ascii="Bookman Old Style" w:hAnsi="Bookman Old Style"/>
-          <w:lang w:val="en-US"/>
-        </w:rPr>
-        <w:t>NAMATIM</w:t>
-      </w:r>
-      <w:r>
-        <w:rPr>
-          <w:rFonts w:ascii="Bookman Old Style" w:hAnsi="Bookman Old Style"/>
-        </w:rPr>
-        <w:t>}</w:t>
-      </w:r>
-      <w:r>
-        <w:rPr>
-          <w:rFonts w:ascii="Bookman Old Style" w:hAnsi="Bookman Old Style"/>
-          <w:lang w:val="en-US"/>
-        </w:rPr>
-        <w:t xml:space="preserve"> </w:t>
-      </w:r>
-      <w:r>
-        <w:rPr>
-          <w:rFonts w:ascii="Bookman Old Style" w:hAnsi="Bookman Old Style"/>
-          <w:lang w:val="en-US"/>
-        </w:rPr>
-        <w:t>)</w:t>
       </w:r>
     </w:p>
     <w:p>
@@ -939,11 +866,51 @@
           <w:docGrid w:linePitch="360"/>
         </w:sectPr>
       </w:pPr>
+      <w:proofErr w:type="gramStart"/>
+      <w:r>
+        <w:rPr>
+          <w:rFonts w:ascii="Bookman Old Style" w:hAnsi="Bookman Old Style"/>
+          <w:lang w:val="en-US"/>
+        </w:rPr>
+        <w:t>(</w:t>
+      </w:r>
+      <w:r>
+        <w:rPr>
+          <w:rFonts w:ascii="Bookman Old Style" w:hAnsi="Bookman Old Style"/>
+          <w:lang w:val="en-US"/>
+        </w:rPr>
+        <w:t xml:space="preserve"> </w:t>
+      </w:r>
+      <w:r>
+        <w:rPr>
+          <w:rFonts w:ascii="Bookman Old Style" w:hAnsi="Bookman Old Style"/>
+        </w:rPr>
+        <w:t>$</w:t>
+      </w:r>
+      <w:proofErr w:type="gramEnd"/>
+      <w:r>
+        <w:rPr>
+          <w:rFonts w:ascii="Bookman Old Style" w:hAnsi="Bookman Old Style"/>
+        </w:rPr>
+        <w:t>{</w:t>
+      </w:r>
+      <w:r>
+        <w:rPr>
+          <w:rFonts w:ascii="Bookman Old Style" w:hAnsi="Bookman Old Style"/>
+          <w:lang w:val="en-US"/>
+        </w:rPr>
+        <w:t>NAMATIM</w:t>
+      </w:r>
+      <w:r>
+        <w:rPr>
+          <w:rFonts w:ascii="Bookman Old Style" w:hAnsi="Bookman Old Style"/>
+        </w:rPr>
+        <w:t>}</w:t>
+      </w:r>
     </w:p>
     <w:p>
       <w:pPr>
         <w:ind w:right="425"/>
-        <w:jc w:val="center"/>
         <w:rPr>
           <w:rFonts w:ascii="Bookman Old Style" w:hAnsi="Bookman Old Style"/>
           <w:lang w:val="en-US"/>

--- a/public/doc/input/rehabmedik/cetakNewFormProgramTerapi.docx
+++ b/public/doc/input/rehabmedik/cetakNewFormProgramTerapi.docx
@@ -11,8 +11,8 @@
           <w:rFonts w:ascii="Bookman Old Style" w:hAnsi="Bookman Old Style" w:cs="Arial"/>
           <w:b/>
           <w:bCs/>
-          <w:sz w:val="24"/>
-          <w:szCs w:val="24"/>
+          <w:sz w:val="20"/>
+          <w:szCs w:val="20"/>
           <w:lang w:val="en-US"/>
         </w:rPr>
       </w:pPr>
@@ -21,8 +21,8 @@
           <w:rFonts w:ascii="Bookman Old Style" w:hAnsi="Bookman Old Style" w:cs="Arial"/>
           <w:b/>
           <w:bCs/>
-          <w:sz w:val="24"/>
-          <w:szCs w:val="24"/>
+          <w:sz w:val="20"/>
+          <w:szCs w:val="20"/>
           <w:lang w:val="en-US"/>
         </w:rPr>
         <w:t xml:space="preserve">LEMBAR </w:t>
@@ -32,8 +32,8 @@
           <w:rFonts w:ascii="Bookman Old Style" w:hAnsi="Bookman Old Style" w:cs="Arial"/>
           <w:b/>
           <w:bCs/>
-          <w:sz w:val="24"/>
-          <w:szCs w:val="24"/>
+          <w:sz w:val="20"/>
+          <w:szCs w:val="20"/>
           <w:lang w:val="en-US"/>
         </w:rPr>
         <w:t>PROGRAM TERAPI/PENDAMPINGAN/SEBELUM</w:t>
@@ -48,8 +48,8 @@
           <w:rFonts w:ascii="Bookman Old Style" w:hAnsi="Bookman Old Style" w:cs="Arial"/>
           <w:b/>
           <w:bCs/>
-          <w:sz w:val="24"/>
-          <w:szCs w:val="24"/>
+          <w:sz w:val="20"/>
+          <w:szCs w:val="20"/>
           <w:lang w:val="en-US"/>
         </w:rPr>
       </w:pPr>
@@ -58,8 +58,8 @@
           <w:rFonts w:ascii="Bookman Old Style" w:hAnsi="Bookman Old Style" w:cs="Arial"/>
           <w:b/>
           <w:bCs/>
-          <w:sz w:val="24"/>
-          <w:szCs w:val="24"/>
+          <w:sz w:val="20"/>
+          <w:szCs w:val="20"/>
           <w:lang w:val="en-US"/>
         </w:rPr>
         <w:t>DAN SESUDAH SESI REHABILITASI</w:t>
@@ -74,8 +74,8 @@
           <w:rFonts w:ascii="Bookman Old Style" w:hAnsi="Bookman Old Style" w:cs="Arial"/>
           <w:b/>
           <w:bCs/>
-          <w:sz w:val="24"/>
-          <w:szCs w:val="24"/>
+          <w:sz w:val="18"/>
+          <w:szCs w:val="18"/>
           <w:lang w:val="en-US"/>
         </w:rPr>
       </w:pPr>
@@ -83,11 +83,14 @@
     <w:p>
       <w:pPr>
         <w:pStyle w:val="ListParagraph"/>
+        <w:spacing w:after="0"/>
         <w:ind w:left="142" w:right="425"/>
         <w:rPr>
           <w:rFonts w:ascii="Bookman Old Style" w:hAnsi="Bookman Old Style"/>
           <w:b/>
           <w:bCs/>
+          <w:sz w:val="20"/>
+          <w:szCs w:val="20"/>
           <w:lang w:val="en-US"/>
         </w:rPr>
       </w:pPr>
@@ -97,6 +100,8 @@
           <w:rFonts w:ascii="Bookman Old Style" w:hAnsi="Bookman Old Style"/>
           <w:b/>
           <w:bCs/>
+          <w:sz w:val="20"/>
+          <w:szCs w:val="20"/>
           <w:lang w:val="en-US"/>
         </w:rPr>
         <w:t>Identitas</w:t>
@@ -107,6 +112,8 @@
           <w:rFonts w:ascii="Bookman Old Style" w:hAnsi="Bookman Old Style"/>
           <w:b/>
           <w:bCs/>
+          <w:sz w:val="20"/>
+          <w:szCs w:val="20"/>
           <w:lang w:val="en-US"/>
         </w:rPr>
         <w:t xml:space="preserve"> </w:t>
@@ -117,6 +124,8 @@
           <w:rFonts w:ascii="Bookman Old Style" w:hAnsi="Bookman Old Style"/>
           <w:b/>
           <w:bCs/>
+          <w:sz w:val="20"/>
+          <w:szCs w:val="20"/>
           <w:lang w:val="en-US"/>
         </w:rPr>
         <w:t>Pasien</w:t>
@@ -130,9 +139,12 @@
           <w:tab w:val="left" w:pos="2835"/>
           <w:tab w:val="left" w:pos="2977"/>
         </w:tabs>
+        <w:spacing w:after="0"/>
         <w:ind w:left="567" w:right="425" w:hanging="426"/>
         <w:rPr>
           <w:rFonts w:ascii="Bookman Old Style" w:hAnsi="Bookman Old Style"/>
+          <w:sz w:val="18"/>
+          <w:szCs w:val="18"/>
           <w:lang w:val="en-US"/>
         </w:rPr>
       </w:pPr>
@@ -140,6 +152,8 @@
       <w:r>
         <w:rPr>
           <w:rFonts w:ascii="Bookman Old Style" w:hAnsi="Bookman Old Style"/>
+          <w:sz w:val="18"/>
+          <w:szCs w:val="18"/>
           <w:lang w:val="en-US"/>
         </w:rPr>
         <w:t>Nomor</w:t>
@@ -148,6 +162,8 @@
       <w:r>
         <w:rPr>
           <w:rFonts w:ascii="Bookman Old Style" w:hAnsi="Bookman Old Style"/>
+          <w:sz w:val="18"/>
+          <w:szCs w:val="18"/>
           <w:lang w:val="en-US"/>
         </w:rPr>
         <w:t xml:space="preserve"> </w:t>
@@ -156,6 +172,8 @@
       <w:r>
         <w:rPr>
           <w:rFonts w:ascii="Bookman Old Style" w:hAnsi="Bookman Old Style"/>
+          <w:sz w:val="18"/>
+          <w:szCs w:val="18"/>
           <w:lang w:val="en-US"/>
         </w:rPr>
         <w:t>Rekam</w:t>
@@ -164,6 +182,8 @@
       <w:r>
         <w:rPr>
           <w:rFonts w:ascii="Bookman Old Style" w:hAnsi="Bookman Old Style"/>
+          <w:sz w:val="18"/>
+          <w:szCs w:val="18"/>
           <w:lang w:val="en-US"/>
         </w:rPr>
         <w:t xml:space="preserve"> </w:t>
@@ -172,6 +192,8 @@
       <w:r>
         <w:rPr>
           <w:rFonts w:ascii="Bookman Old Style" w:hAnsi="Bookman Old Style"/>
+          <w:sz w:val="18"/>
+          <w:szCs w:val="18"/>
           <w:lang w:val="en-US"/>
         </w:rPr>
         <w:t>Medis</w:t>
@@ -180,6 +202,8 @@
       <w:r>
         <w:rPr>
           <w:rFonts w:ascii="Bookman Old Style" w:hAnsi="Bookman Old Style"/>
+          <w:sz w:val="18"/>
+          <w:szCs w:val="18"/>
           <w:lang w:val="en-US"/>
         </w:rPr>
         <w:tab/>
@@ -193,15 +217,20 @@
           <w:tab w:val="left" w:pos="2835"/>
           <w:tab w:val="left" w:pos="2977"/>
         </w:tabs>
+        <w:spacing w:after="0"/>
         <w:ind w:left="567" w:right="425" w:hanging="426"/>
         <w:rPr>
           <w:rFonts w:ascii="Bookman Old Style" w:hAnsi="Bookman Old Style"/>
-          <w:lang w:val="en-US"/>
-        </w:rPr>
-      </w:pPr>
-      <w:r>
-        <w:rPr>
-          <w:rFonts w:ascii="Bookman Old Style" w:hAnsi="Bookman Old Style"/>
+          <w:sz w:val="18"/>
+          <w:szCs w:val="18"/>
+          <w:lang w:val="en-US"/>
+        </w:rPr>
+      </w:pPr>
+      <w:r>
+        <w:rPr>
+          <w:rFonts w:ascii="Bookman Old Style" w:hAnsi="Bookman Old Style"/>
+          <w:sz w:val="18"/>
+          <w:szCs w:val="18"/>
           <w:lang w:val="en-US"/>
         </w:rPr>
         <w:t>Nam</w:t>
@@ -209,6 +238,8 @@
       <w:r>
         <w:rPr>
           <w:rFonts w:ascii="Bookman Old Style" w:hAnsi="Bookman Old Style"/>
+          <w:sz w:val="18"/>
+          <w:szCs w:val="18"/>
           <w:lang w:val="en-US"/>
         </w:rPr>
         <w:t>a</w:t>
@@ -216,6 +247,8 @@
       <w:r>
         <w:rPr>
           <w:rFonts w:ascii="Bookman Old Style" w:hAnsi="Bookman Old Style"/>
+          <w:sz w:val="18"/>
+          <w:szCs w:val="18"/>
           <w:lang w:val="en-US"/>
         </w:rPr>
         <w:t xml:space="preserve"> </w:t>
@@ -224,6 +257,8 @@
       <w:r>
         <w:rPr>
           <w:rFonts w:ascii="Bookman Old Style" w:hAnsi="Bookman Old Style"/>
+          <w:sz w:val="18"/>
+          <w:szCs w:val="18"/>
           <w:lang w:val="en-US"/>
         </w:rPr>
         <w:t>Lengkap</w:t>
@@ -232,6 +267,8 @@
       <w:r>
         <w:rPr>
           <w:rFonts w:ascii="Bookman Old Style" w:hAnsi="Bookman Old Style"/>
+          <w:sz w:val="18"/>
+          <w:szCs w:val="18"/>
           <w:lang w:val="en-US"/>
         </w:rPr>
         <w:tab/>
@@ -240,6 +277,8 @@
       <w:r>
         <w:rPr>
           <w:rFonts w:ascii="Bookman Old Style" w:hAnsi="Bookman Old Style"/>
+          <w:sz w:val="18"/>
+          <w:szCs w:val="18"/>
           <w:lang w:val="en-US"/>
         </w:rPr>
         <w:tab/>
@@ -247,6 +286,8 @@
       <w:r>
         <w:rPr>
           <w:rFonts w:ascii="Bookman Old Style" w:hAnsi="Bookman Old Style"/>
+          <w:sz w:val="18"/>
+          <w:szCs w:val="18"/>
         </w:rPr>
         <w:t>${NAMAPASIEN}</w:t>
       </w:r>
@@ -258,9 +299,12 @@
           <w:tab w:val="left" w:pos="2835"/>
           <w:tab w:val="left" w:pos="2977"/>
         </w:tabs>
+        <w:spacing w:after="0"/>
         <w:ind w:left="567" w:right="425" w:hanging="426"/>
         <w:rPr>
           <w:rFonts w:ascii="Bookman Old Style" w:hAnsi="Bookman Old Style"/>
+          <w:sz w:val="18"/>
+          <w:szCs w:val="18"/>
           <w:lang w:val="en-US"/>
         </w:rPr>
       </w:pPr>
@@ -268,6 +312,8 @@
       <w:r>
         <w:rPr>
           <w:rFonts w:ascii="Bookman Old Style" w:hAnsi="Bookman Old Style"/>
+          <w:sz w:val="18"/>
+          <w:szCs w:val="18"/>
           <w:lang w:val="en-US"/>
         </w:rPr>
         <w:t>Tanggal</w:t>
@@ -276,6 +322,8 @@
       <w:r>
         <w:rPr>
           <w:rFonts w:ascii="Bookman Old Style" w:hAnsi="Bookman Old Style"/>
+          <w:sz w:val="18"/>
+          <w:szCs w:val="18"/>
           <w:lang w:val="en-US"/>
         </w:rPr>
         <w:t xml:space="preserve"> Lahir</w:t>
@@ -283,6 +331,8 @@
       <w:r>
         <w:rPr>
           <w:rFonts w:ascii="Bookman Old Style" w:hAnsi="Bookman Old Style"/>
+          <w:sz w:val="18"/>
+          <w:szCs w:val="18"/>
           <w:lang w:val="en-US"/>
         </w:rPr>
         <w:t xml:space="preserve"> / </w:t>
@@ -291,6 +341,8 @@
       <w:r>
         <w:rPr>
           <w:rFonts w:ascii="Bookman Old Style" w:hAnsi="Bookman Old Style"/>
+          <w:sz w:val="18"/>
+          <w:szCs w:val="18"/>
           <w:lang w:val="en-US"/>
         </w:rPr>
         <w:t>Umur</w:t>
@@ -299,6 +351,8 @@
       <w:r>
         <w:rPr>
           <w:rFonts w:ascii="Bookman Old Style" w:hAnsi="Bookman Old Style"/>
+          <w:sz w:val="18"/>
+          <w:szCs w:val="18"/>
           <w:lang w:val="en-US"/>
         </w:rPr>
         <w:tab/>
@@ -307,6 +361,8 @@
       <w:r>
         <w:rPr>
           <w:rFonts w:ascii="Bookman Old Style" w:hAnsi="Bookman Old Style"/>
+          <w:sz w:val="18"/>
+          <w:szCs w:val="18"/>
           <w:lang w:val="en-US"/>
         </w:rPr>
         <w:tab/>
@@ -314,12 +370,16 @@
       <w:r>
         <w:rPr>
           <w:rFonts w:ascii="Bookman Old Style" w:hAnsi="Bookman Old Style"/>
+          <w:sz w:val="18"/>
+          <w:szCs w:val="18"/>
         </w:rPr>
         <w:t>${TGLLAHIRPASIEN}</w:t>
       </w:r>
       <w:r>
         <w:rPr>
           <w:rFonts w:ascii="Bookman Old Style" w:hAnsi="Bookman Old Style"/>
+          <w:sz w:val="18"/>
+          <w:szCs w:val="18"/>
           <w:lang w:val="en-US"/>
         </w:rPr>
         <w:t xml:space="preserve"> (</w:t>
@@ -327,12 +387,16 @@
       <w:r>
         <w:rPr>
           <w:rFonts w:ascii="Bookman Old Style" w:hAnsi="Bookman Old Style"/>
+          <w:sz w:val="18"/>
+          <w:szCs w:val="18"/>
         </w:rPr>
         <w:t>${UMURPASIEN}</w:t>
       </w:r>
       <w:r>
         <w:rPr>
           <w:rFonts w:ascii="Bookman Old Style" w:hAnsi="Bookman Old Style"/>
+          <w:sz w:val="18"/>
+          <w:szCs w:val="18"/>
           <w:lang w:val="en-US"/>
         </w:rPr>
         <w:t>)</w:t>
@@ -345,15 +409,20 @@
           <w:tab w:val="left" w:pos="2835"/>
           <w:tab w:val="left" w:pos="2977"/>
         </w:tabs>
+        <w:spacing w:after="0"/>
         <w:ind w:left="2977" w:right="425" w:hanging="2836"/>
         <w:rPr>
           <w:rFonts w:ascii="Bookman Old Style" w:hAnsi="Bookman Old Style"/>
-          <w:lang w:val="en-US"/>
-        </w:rPr>
-      </w:pPr>
-      <w:r>
-        <w:rPr>
-          <w:rFonts w:ascii="Bookman Old Style" w:hAnsi="Bookman Old Style"/>
+          <w:sz w:val="18"/>
+          <w:szCs w:val="18"/>
+          <w:lang w:val="en-US"/>
+        </w:rPr>
+      </w:pPr>
+      <w:r>
+        <w:rPr>
+          <w:rFonts w:ascii="Bookman Old Style" w:hAnsi="Bookman Old Style"/>
+          <w:sz w:val="18"/>
+          <w:szCs w:val="18"/>
           <w:lang w:val="en-US"/>
         </w:rPr>
         <w:t>Alamat</w:t>
@@ -361,6 +430,8 @@
       <w:r>
         <w:rPr>
           <w:rFonts w:ascii="Bookman Old Style" w:hAnsi="Bookman Old Style"/>
+          <w:sz w:val="18"/>
+          <w:szCs w:val="18"/>
           <w:lang w:val="en-US"/>
         </w:rPr>
         <w:tab/>
@@ -369,6 +440,8 @@
       <w:r>
         <w:rPr>
           <w:rFonts w:ascii="Bookman Old Style" w:hAnsi="Bookman Old Style"/>
+          <w:sz w:val="18"/>
+          <w:szCs w:val="18"/>
           <w:lang w:val="en-US"/>
         </w:rPr>
         <w:tab/>
@@ -376,244 +449,24 @@
       <w:r>
         <w:rPr>
           <w:rFonts w:ascii="Bookman Old Style" w:hAnsi="Bookman Old Style"/>
+          <w:sz w:val="18"/>
+          <w:szCs w:val="18"/>
         </w:rPr>
         <w:t>${</w:t>
       </w:r>
       <w:r>
         <w:rPr>
           <w:rFonts w:ascii="Bookman Old Style" w:hAnsi="Bookman Old Style"/>
+          <w:sz w:val="18"/>
+          <w:szCs w:val="18"/>
         </w:rPr>
         <w:t>ALAMATPASIEN</w:t>
       </w:r>
       <w:r>
         <w:rPr>
           <w:rFonts w:ascii="Bookman Old Style" w:hAnsi="Bookman Old Style"/>
-        </w:rPr>
-        <w:t>}</w:t>
-      </w:r>
-    </w:p>
-    <w:p>
-      <w:pPr>
-        <w:pStyle w:val="ListParagraph"/>
-        <w:ind w:left="142" w:right="425"/>
-        <w:rPr>
-          <w:rFonts w:ascii="Bookman Old Style" w:hAnsi="Bookman Old Style"/>
-          <w:lang w:val="en-US"/>
-        </w:rPr>
-      </w:pPr>
-    </w:p>
-    <w:p>
-      <w:pPr>
-        <w:pStyle w:val="ListParagraph"/>
-        <w:spacing w:line="360" w:lineRule="auto"/>
-        <w:ind w:left="142" w:right="425"/>
-        <w:rPr>
-          <w:rFonts w:ascii="Bookman Old Style" w:hAnsi="Bookman Old Style"/>
-          <w:b/>
-          <w:bCs/>
-          <w:lang w:val="en-US"/>
-        </w:rPr>
-      </w:pPr>
-      <w:r>
-        <w:rPr>
-          <w:rFonts w:ascii="Bookman Old Style" w:hAnsi="Bookman Old Style"/>
-          <w:b/>
-          <w:bCs/>
-          <w:lang w:val="en-US"/>
-        </w:rPr>
-        <w:t>Subjective</w:t>
-      </w:r>
-    </w:p>
-    <w:p>
-      <w:pPr>
-        <w:pStyle w:val="ListParagraph"/>
-        <w:spacing w:line="360" w:lineRule="auto"/>
-        <w:ind w:left="142" w:right="425"/>
-        <w:rPr>
-          <w:rFonts w:ascii="Bookman Old Style" w:hAnsi="Bookman Old Style"/>
-          <w:lang w:val="en-US"/>
-        </w:rPr>
-      </w:pPr>
-      <w:r>
-        <w:rPr>
-          <w:rFonts w:ascii="Bookman Old Style" w:hAnsi="Bookman Old Style"/>
-          <w:lang w:val="en-US"/>
-        </w:rPr>
-        <w:t>${</w:t>
-      </w:r>
-      <w:r>
-        <w:rPr>
-          <w:rFonts w:ascii="Bookman Old Style" w:hAnsi="Bookman Old Style"/>
-          <w:lang w:val="en-US"/>
-        </w:rPr>
-        <w:t>SUBYEKTIF</w:t>
-      </w:r>
-      <w:r>
-        <w:rPr>
-          <w:rFonts w:ascii="Bookman Old Style" w:hAnsi="Bookman Old Style"/>
-          <w:lang w:val="en-US"/>
-        </w:rPr>
-        <w:t>}</w:t>
-      </w:r>
-    </w:p>
-    <w:p>
-      <w:pPr>
-        <w:pStyle w:val="ListParagraph"/>
-        <w:spacing w:line="360" w:lineRule="auto"/>
-        <w:ind w:left="142" w:right="425"/>
-        <w:rPr>
-          <w:rFonts w:ascii="Bookman Old Style" w:hAnsi="Bookman Old Style"/>
-          <w:b/>
-          <w:bCs/>
-          <w:lang w:val="en-US"/>
-        </w:rPr>
-      </w:pPr>
-      <w:r>
-        <w:rPr>
-          <w:rFonts w:ascii="Bookman Old Style" w:hAnsi="Bookman Old Style"/>
-          <w:b/>
-          <w:bCs/>
-          <w:lang w:val="en-US"/>
-        </w:rPr>
-        <w:t>Objective</w:t>
-      </w:r>
-    </w:p>
-    <w:p>
-      <w:pPr>
-        <w:pStyle w:val="ListParagraph"/>
-        <w:spacing w:line="360" w:lineRule="auto"/>
-        <w:ind w:left="142" w:right="425"/>
-        <w:rPr>
-          <w:rFonts w:ascii="Bookman Old Style" w:hAnsi="Bookman Old Style"/>
-          <w:lang w:val="en-US"/>
-        </w:rPr>
-      </w:pPr>
-      <w:r>
-        <w:rPr>
-          <w:rFonts w:ascii="Bookman Old Style" w:hAnsi="Bookman Old Style"/>
-          <w:lang w:val="en-US"/>
-        </w:rPr>
-        <w:t>${</w:t>
-      </w:r>
-      <w:r>
-        <w:rPr>
-          <w:rFonts w:ascii="Bookman Old Style" w:hAnsi="Bookman Old Style"/>
-          <w:lang w:val="en-US"/>
-        </w:rPr>
-        <w:t>OBYEKTIF</w:t>
-      </w:r>
-      <w:r>
-        <w:rPr>
-          <w:rFonts w:ascii="Bookman Old Style" w:hAnsi="Bookman Old Style"/>
-          <w:lang w:val="en-US"/>
-        </w:rPr>
-        <w:t>}</w:t>
-      </w:r>
-    </w:p>
-    <w:p>
-      <w:pPr>
-        <w:pStyle w:val="ListParagraph"/>
-        <w:spacing w:line="360" w:lineRule="auto"/>
-        <w:ind w:left="142" w:right="425"/>
-        <w:rPr>
-          <w:rFonts w:ascii="Bookman Old Style" w:hAnsi="Bookman Old Style"/>
-          <w:b/>
-          <w:bCs/>
-          <w:lang w:val="en-US"/>
-        </w:rPr>
-      </w:pPr>
-      <w:r>
-        <w:rPr>
-          <w:rFonts w:ascii="Bookman Old Style" w:hAnsi="Bookman Old Style"/>
-          <w:b/>
-          <w:bCs/>
-          <w:lang w:val="en-US"/>
-        </w:rPr>
-        <w:t>Assessment</w:t>
-      </w:r>
-    </w:p>
-    <w:p>
-      <w:pPr>
-        <w:pStyle w:val="ListParagraph"/>
-        <w:spacing w:line="360" w:lineRule="auto"/>
-        <w:ind w:left="142" w:right="425"/>
-        <w:rPr>
-          <w:rFonts w:ascii="Bookman Old Style" w:hAnsi="Bookman Old Style"/>
-          <w:lang w:val="en-US"/>
-        </w:rPr>
-      </w:pPr>
-      <w:r>
-        <w:rPr>
-          <w:rFonts w:ascii="Bookman Old Style" w:hAnsi="Bookman Old Style"/>
-          <w:lang w:val="en-US"/>
-        </w:rPr>
-        <w:t>${</w:t>
-      </w:r>
-      <w:r>
-        <w:rPr>
-          <w:rFonts w:ascii="Bookman Old Style" w:hAnsi="Bookman Old Style"/>
-          <w:lang w:val="en-US"/>
-        </w:rPr>
-        <w:t>ASSESMENT</w:t>
-      </w:r>
-      <w:r>
-        <w:rPr>
-          <w:rFonts w:ascii="Bookman Old Style" w:hAnsi="Bookman Old Style"/>
-          <w:lang w:val="en-US"/>
-        </w:rPr>
-        <w:t>}</w:t>
-      </w:r>
-    </w:p>
-    <w:p>
-      <w:pPr>
-        <w:pStyle w:val="ListParagraph"/>
-        <w:spacing w:line="360" w:lineRule="auto"/>
-        <w:ind w:left="142" w:right="425"/>
-        <w:rPr>
-          <w:rFonts w:ascii="Bookman Old Style" w:hAnsi="Bookman Old Style"/>
-          <w:b/>
-          <w:bCs/>
-          <w:lang w:val="en-US"/>
-        </w:rPr>
-      </w:pPr>
-      <w:r>
-        <w:rPr>
-          <w:rFonts w:ascii="Bookman Old Style" w:hAnsi="Bookman Old Style"/>
-          <w:b/>
-          <w:bCs/>
-          <w:lang w:val="en-US"/>
-        </w:rPr>
-        <w:t>Procedure</w:t>
-      </w:r>
-    </w:p>
-    <w:p>
-      <w:pPr>
-        <w:pStyle w:val="ListParagraph"/>
-        <w:spacing w:line="360" w:lineRule="auto"/>
-        <w:ind w:left="142" w:right="425"/>
-        <w:rPr>
-          <w:rFonts w:ascii="Bookman Old Style" w:hAnsi="Bookman Old Style"/>
-          <w:lang w:val="en-US"/>
-        </w:rPr>
-      </w:pPr>
-      <w:r>
-        <w:rPr>
-          <w:rFonts w:ascii="Bookman Old Style" w:hAnsi="Bookman Old Style"/>
-          <w:lang w:val="en-US"/>
-        </w:rPr>
-        <w:t>${</w:t>
-      </w:r>
-      <w:r>
-        <w:rPr>
-          <w:rFonts w:ascii="Bookman Old Style" w:hAnsi="Bookman Old Style"/>
-          <w:lang w:val="en-US"/>
-        </w:rPr>
-        <w:t>PROCEDURE</w:t>
-      </w:r>
-      <w:r>
-        <w:rPr>
-          <w:rFonts w:ascii="Bookman Old Style" w:hAnsi="Bookman Old Style"/>
-          <w:lang w:val="en-US"/>
+          <w:sz w:val="18"/>
+          <w:szCs w:val="18"/>
         </w:rPr>
         <w:t>}</w:t>
       </w:r>
@@ -625,21 +478,342 @@
         <w:ind w:left="142" w:right="425"/>
         <w:rPr>
           <w:rFonts w:ascii="Bookman Old Style" w:hAnsi="Bookman Old Style"/>
-          <w:lang w:val="en-US"/>
-        </w:rPr>
-      </w:pPr>
-    </w:p>
-    <w:p>
-      <w:pPr>
+          <w:sz w:val="18"/>
+          <w:szCs w:val="18"/>
+          <w:lang w:val="en-US"/>
+        </w:rPr>
+      </w:pPr>
+    </w:p>
+    <w:p>
+      <w:pPr>
+        <w:pStyle w:val="ListParagraph"/>
+        <w:spacing w:after="0"/>
+        <w:ind w:left="142" w:right="425"/>
+        <w:rPr>
+          <w:rFonts w:ascii="Bookman Old Style" w:hAnsi="Bookman Old Style"/>
+          <w:b/>
+          <w:bCs/>
+          <w:sz w:val="20"/>
+          <w:szCs w:val="20"/>
+          <w:lang w:val="en-US"/>
+        </w:rPr>
+      </w:pPr>
+      <w:r>
+        <w:rPr>
+          <w:rFonts w:ascii="Bookman Old Style" w:hAnsi="Bookman Old Style"/>
+          <w:b/>
+          <w:bCs/>
+          <w:sz w:val="20"/>
+          <w:szCs w:val="20"/>
+          <w:lang w:val="en-US"/>
+        </w:rPr>
+        <w:t>Subjective</w:t>
+      </w:r>
+    </w:p>
+    <w:p>
+      <w:pPr>
+        <w:pStyle w:val="ListParagraph"/>
+        <w:spacing w:after="0"/>
+        <w:ind w:left="142" w:right="425"/>
+        <w:rPr>
+          <w:rFonts w:ascii="Bookman Old Style" w:hAnsi="Bookman Old Style"/>
+          <w:sz w:val="18"/>
+          <w:szCs w:val="18"/>
+          <w:lang w:val="en-US"/>
+        </w:rPr>
+      </w:pPr>
+      <w:r>
+        <w:rPr>
+          <w:rFonts w:ascii="Bookman Old Style" w:hAnsi="Bookman Old Style"/>
+          <w:sz w:val="18"/>
+          <w:szCs w:val="18"/>
+          <w:lang w:val="en-US"/>
+        </w:rPr>
+        <w:t>${</w:t>
+      </w:r>
+      <w:r>
+        <w:rPr>
+          <w:rFonts w:ascii="Bookman Old Style" w:hAnsi="Bookman Old Style"/>
+          <w:sz w:val="18"/>
+          <w:szCs w:val="18"/>
+          <w:lang w:val="en-US"/>
+        </w:rPr>
+        <w:t>SUBYEKTIF</w:t>
+      </w:r>
+      <w:r>
+        <w:rPr>
+          <w:rFonts w:ascii="Bookman Old Style" w:hAnsi="Bookman Old Style"/>
+          <w:sz w:val="18"/>
+          <w:szCs w:val="18"/>
+          <w:lang w:val="en-US"/>
+        </w:rPr>
+        <w:t>}</w:t>
+      </w:r>
+    </w:p>
+    <w:p>
+      <w:pPr>
+        <w:pStyle w:val="ListParagraph"/>
+        <w:spacing w:after="0"/>
+        <w:ind w:left="142" w:right="425"/>
+        <w:rPr>
+          <w:rFonts w:ascii="Bookman Old Style" w:hAnsi="Bookman Old Style"/>
+          <w:sz w:val="10"/>
+          <w:szCs w:val="10"/>
+          <w:lang w:val="en-US"/>
+        </w:rPr>
+      </w:pPr>
+    </w:p>
+    <w:p>
+      <w:pPr>
+        <w:pStyle w:val="ListParagraph"/>
+        <w:spacing w:after="0"/>
+        <w:ind w:left="142" w:right="425"/>
+        <w:rPr>
+          <w:rFonts w:ascii="Bookman Old Style" w:hAnsi="Bookman Old Style"/>
+          <w:b/>
+          <w:bCs/>
+          <w:sz w:val="20"/>
+          <w:szCs w:val="20"/>
+          <w:lang w:val="en-US"/>
+        </w:rPr>
+      </w:pPr>
+      <w:r>
+        <w:rPr>
+          <w:rFonts w:ascii="Bookman Old Style" w:hAnsi="Bookman Old Style"/>
+          <w:b/>
+          <w:bCs/>
+          <w:sz w:val="20"/>
+          <w:szCs w:val="20"/>
+          <w:lang w:val="en-US"/>
+        </w:rPr>
+        <w:t>Objective</w:t>
+      </w:r>
+    </w:p>
+    <w:p>
+      <w:pPr>
+        <w:pStyle w:val="ListParagraph"/>
+        <w:spacing w:after="0"/>
+        <w:ind w:left="142" w:right="425"/>
+        <w:rPr>
+          <w:rFonts w:ascii="Bookman Old Style" w:hAnsi="Bookman Old Style"/>
+          <w:sz w:val="18"/>
+          <w:szCs w:val="18"/>
+          <w:lang w:val="en-US"/>
+        </w:rPr>
+      </w:pPr>
+      <w:r>
+        <w:rPr>
+          <w:rFonts w:ascii="Bookman Old Style" w:hAnsi="Bookman Old Style"/>
+          <w:sz w:val="18"/>
+          <w:szCs w:val="18"/>
+          <w:lang w:val="en-US"/>
+        </w:rPr>
+        <w:t>${</w:t>
+      </w:r>
+      <w:r>
+        <w:rPr>
+          <w:rFonts w:ascii="Bookman Old Style" w:hAnsi="Bookman Old Style"/>
+          <w:sz w:val="18"/>
+          <w:szCs w:val="18"/>
+          <w:lang w:val="en-US"/>
+        </w:rPr>
+        <w:t>OBYEKTIF</w:t>
+      </w:r>
+      <w:r>
+        <w:rPr>
+          <w:rFonts w:ascii="Bookman Old Style" w:hAnsi="Bookman Old Style"/>
+          <w:sz w:val="18"/>
+          <w:szCs w:val="18"/>
+          <w:lang w:val="en-US"/>
+        </w:rPr>
+        <w:t>}</w:t>
+      </w:r>
+    </w:p>
+    <w:p>
+      <w:pPr>
+        <w:pStyle w:val="ListParagraph"/>
+        <w:spacing w:after="0"/>
+        <w:ind w:left="142" w:right="425"/>
+        <w:rPr>
+          <w:rFonts w:ascii="Bookman Old Style" w:hAnsi="Bookman Old Style"/>
+          <w:sz w:val="10"/>
+          <w:szCs w:val="10"/>
+          <w:lang w:val="en-US"/>
+        </w:rPr>
+      </w:pPr>
+    </w:p>
+    <w:p>
+      <w:pPr>
+        <w:pStyle w:val="ListParagraph"/>
+        <w:spacing w:after="0"/>
+        <w:ind w:left="142" w:right="425"/>
+        <w:rPr>
+          <w:rFonts w:ascii="Bookman Old Style" w:hAnsi="Bookman Old Style"/>
+          <w:b/>
+          <w:bCs/>
+          <w:sz w:val="20"/>
+          <w:szCs w:val="20"/>
+          <w:lang w:val="en-US"/>
+        </w:rPr>
+      </w:pPr>
+      <w:r>
+        <w:rPr>
+          <w:rFonts w:ascii="Bookman Old Style" w:hAnsi="Bookman Old Style"/>
+          <w:b/>
+          <w:bCs/>
+          <w:sz w:val="20"/>
+          <w:szCs w:val="20"/>
+          <w:lang w:val="en-US"/>
+        </w:rPr>
+        <w:t>Assessment</w:t>
+      </w:r>
+    </w:p>
+    <w:p>
+      <w:pPr>
+        <w:pStyle w:val="ListParagraph"/>
+        <w:spacing w:after="0"/>
+        <w:ind w:left="142" w:right="425"/>
+        <w:rPr>
+          <w:rFonts w:ascii="Bookman Old Style" w:hAnsi="Bookman Old Style"/>
+          <w:sz w:val="18"/>
+          <w:szCs w:val="18"/>
+          <w:lang w:val="en-US"/>
+        </w:rPr>
+      </w:pPr>
+      <w:r>
+        <w:rPr>
+          <w:rFonts w:ascii="Bookman Old Style" w:hAnsi="Bookman Old Style"/>
+          <w:sz w:val="18"/>
+          <w:szCs w:val="18"/>
+          <w:lang w:val="en-US"/>
+        </w:rPr>
+        <w:t>${</w:t>
+      </w:r>
+      <w:r>
+        <w:rPr>
+          <w:rFonts w:ascii="Bookman Old Style" w:hAnsi="Bookman Old Style"/>
+          <w:sz w:val="18"/>
+          <w:szCs w:val="18"/>
+          <w:lang w:val="en-US"/>
+        </w:rPr>
+        <w:t>ASSESMENT</w:t>
+      </w:r>
+      <w:r>
+        <w:rPr>
+          <w:rFonts w:ascii="Bookman Old Style" w:hAnsi="Bookman Old Style"/>
+          <w:sz w:val="18"/>
+          <w:szCs w:val="18"/>
+          <w:lang w:val="en-US"/>
+        </w:rPr>
+        <w:t>}</w:t>
+      </w:r>
+    </w:p>
+    <w:p>
+      <w:pPr>
+        <w:pStyle w:val="ListParagraph"/>
+        <w:spacing w:after="0"/>
+        <w:ind w:left="142" w:right="425"/>
+        <w:rPr>
+          <w:rFonts w:ascii="Bookman Old Style" w:hAnsi="Bookman Old Style"/>
+          <w:sz w:val="10"/>
+          <w:szCs w:val="10"/>
+          <w:lang w:val="en-US"/>
+        </w:rPr>
+      </w:pPr>
+    </w:p>
+    <w:p>
+      <w:pPr>
+        <w:pStyle w:val="ListParagraph"/>
+        <w:spacing w:after="0"/>
+        <w:ind w:left="142" w:right="425"/>
+        <w:rPr>
+          <w:rFonts w:ascii="Bookman Old Style" w:hAnsi="Bookman Old Style"/>
+          <w:b/>
+          <w:bCs/>
+          <w:sz w:val="20"/>
+          <w:szCs w:val="20"/>
+          <w:lang w:val="en-US"/>
+        </w:rPr>
+      </w:pPr>
+      <w:r>
+        <w:rPr>
+          <w:rFonts w:ascii="Bookman Old Style" w:hAnsi="Bookman Old Style"/>
+          <w:b/>
+          <w:bCs/>
+          <w:sz w:val="20"/>
+          <w:szCs w:val="20"/>
+          <w:lang w:val="en-US"/>
+        </w:rPr>
+        <w:t>Procedure</w:t>
+      </w:r>
+    </w:p>
+    <w:p>
+      <w:pPr>
+        <w:pStyle w:val="ListParagraph"/>
+        <w:spacing w:after="0"/>
+        <w:ind w:left="142" w:right="425"/>
+        <w:rPr>
+          <w:rFonts w:ascii="Bookman Old Style" w:hAnsi="Bookman Old Style"/>
+          <w:sz w:val="18"/>
+          <w:szCs w:val="18"/>
+          <w:lang w:val="en-US"/>
+        </w:rPr>
+      </w:pPr>
+      <w:r>
+        <w:rPr>
+          <w:rFonts w:ascii="Bookman Old Style" w:hAnsi="Bookman Old Style"/>
+          <w:sz w:val="18"/>
+          <w:szCs w:val="18"/>
+          <w:lang w:val="en-US"/>
+        </w:rPr>
+        <w:t>${</w:t>
+      </w:r>
+      <w:r>
+        <w:rPr>
+          <w:rFonts w:ascii="Bookman Old Style" w:hAnsi="Bookman Old Style"/>
+          <w:sz w:val="18"/>
+          <w:szCs w:val="18"/>
+          <w:lang w:val="en-US"/>
+        </w:rPr>
+        <w:t>PROCEDURE</w:t>
+      </w:r>
+      <w:r>
+        <w:rPr>
+          <w:rFonts w:ascii="Bookman Old Style" w:hAnsi="Bookman Old Style"/>
+          <w:sz w:val="18"/>
+          <w:szCs w:val="18"/>
+          <w:lang w:val="en-US"/>
+        </w:rPr>
+        <w:t>}</w:t>
+      </w:r>
+    </w:p>
+    <w:p>
+      <w:pPr>
+        <w:pStyle w:val="ListParagraph"/>
+        <w:spacing w:after="0"/>
+        <w:ind w:left="142" w:right="425"/>
+        <w:rPr>
+          <w:rFonts w:ascii="Bookman Old Style" w:hAnsi="Bookman Old Style"/>
+          <w:sz w:val="10"/>
+          <w:szCs w:val="10"/>
+          <w:lang w:val="en-US"/>
+        </w:rPr>
+      </w:pPr>
+    </w:p>
+    <w:p>
+      <w:pPr>
+        <w:spacing w:after="0"/>
         <w:ind w:right="425" w:firstLine="142"/>
         <w:rPr>
           <w:rFonts w:ascii="Bookman Old Style" w:hAnsi="Bookman Old Style"/>
+          <w:sz w:val="18"/>
+          <w:szCs w:val="18"/>
           <w:lang w:val="en-US"/>
         </w:rPr>
         <w:sectPr>
           <w:headerReference w:type="default" r:id="rId7"/>
-          <w:pgSz w:w="12191" w:h="18711" w:code="148"/>
-          <w:pgMar w:top="1134" w:right="567" w:bottom="1701" w:left="1134" w:header="284" w:footer="709" w:gutter="0"/>
+          <w:pgSz w:w="12242" w:h="20180" w:code="14"/>
+          <w:pgMar w:top="1134" w:right="567" w:bottom="567" w:left="1134" w:header="284" w:footer="709" w:gutter="0"/>
           <w:cols w:space="708"/>
           <w:docGrid w:linePitch="360"/>
         </w:sectPr>
@@ -648,6 +822,8 @@
       <w:r>
         <w:rPr>
           <w:rFonts w:ascii="Bookman Old Style" w:hAnsi="Bookman Old Style"/>
+          <w:sz w:val="18"/>
+          <w:szCs w:val="18"/>
           <w:lang w:val="en-US"/>
         </w:rPr>
         <w:t>Sukoharjo</w:t>
@@ -656,6 +832,8 @@
       <w:r>
         <w:rPr>
           <w:rFonts w:ascii="Bookman Old Style" w:hAnsi="Bookman Old Style"/>
+          <w:sz w:val="18"/>
+          <w:szCs w:val="18"/>
           <w:lang w:val="en-US"/>
         </w:rPr>
         <w:t xml:space="preserve">, </w:t>
@@ -663,12 +841,16 @@
       <w:r>
         <w:rPr>
           <w:rFonts w:ascii="Bookman Old Style" w:hAnsi="Bookman Old Style"/>
+          <w:sz w:val="18"/>
+          <w:szCs w:val="18"/>
         </w:rPr>
         <w:t>${</w:t>
       </w:r>
       <w:r>
         <w:rPr>
           <w:rFonts w:ascii="Bookman Old Style" w:hAnsi="Bookman Old Style"/>
+          <w:sz w:val="18"/>
+          <w:szCs w:val="18"/>
           <w:lang w:val="en-US"/>
         </w:rPr>
         <w:t>TANGGAL</w:t>
@@ -676,22 +858,29 @@
       <w:r>
         <w:rPr>
           <w:rFonts w:ascii="Bookman Old Style" w:hAnsi="Bookman Old Style"/>
+          <w:sz w:val="18"/>
+          <w:szCs w:val="18"/>
         </w:rPr>
         <w:t>}</w:t>
       </w:r>
     </w:p>
     <w:p>
       <w:pPr>
+        <w:spacing w:after="0"/>
         <w:ind w:right="425" w:hanging="142"/>
         <w:jc w:val="center"/>
         <w:rPr>
           <w:rFonts w:ascii="Bookman Old Style" w:hAnsi="Bookman Old Style"/>
-          <w:lang w:val="en-US"/>
-        </w:rPr>
-      </w:pPr>
-      <w:r>
-        <w:rPr>
-          <w:rFonts w:ascii="Bookman Old Style" w:hAnsi="Bookman Old Style"/>
+          <w:sz w:val="18"/>
+          <w:szCs w:val="18"/>
+          <w:lang w:val="en-US"/>
+        </w:rPr>
+      </w:pPr>
+      <w:r>
+        <w:rPr>
+          <w:rFonts w:ascii="Bookman Old Style" w:hAnsi="Bookman Old Style"/>
+          <w:sz w:val="18"/>
+          <w:szCs w:val="18"/>
           <w:lang w:val="en-US"/>
         </w:rPr>
         <w:t xml:space="preserve">Dokter </w:t>
@@ -700,6 +889,8 @@
       <w:r>
         <w:rPr>
           <w:rFonts w:ascii="Bookman Old Style" w:hAnsi="Bookman Old Style"/>
+          <w:sz w:val="18"/>
+          <w:szCs w:val="18"/>
           <w:lang w:val="en-US"/>
         </w:rPr>
         <w:t>Penanggung</w:t>
@@ -708,6 +899,8 @@
       <w:r>
         <w:rPr>
           <w:rFonts w:ascii="Bookman Old Style" w:hAnsi="Bookman Old Style"/>
+          <w:sz w:val="18"/>
+          <w:szCs w:val="18"/>
           <w:lang w:val="en-US"/>
         </w:rPr>
         <w:t xml:space="preserve"> Jawab </w:t>
@@ -716,6 +909,8 @@
       <w:r>
         <w:rPr>
           <w:rFonts w:ascii="Bookman Old Style" w:hAnsi="Bookman Old Style"/>
+          <w:sz w:val="18"/>
+          <w:szCs w:val="18"/>
           <w:lang w:val="en-US"/>
         </w:rPr>
         <w:t>Pelayanan</w:t>
@@ -724,16 +919,21 @@
     </w:p>
     <w:p>
       <w:pPr>
+        <w:spacing w:after="0"/>
         <w:ind w:right="425" w:hanging="142"/>
         <w:jc w:val="center"/>
         <w:rPr>
           <w:rFonts w:ascii="Bookman Old Style" w:hAnsi="Bookman Old Style"/>
-          <w:lang w:val="en-US"/>
-        </w:rPr>
-      </w:pPr>
-      <w:r>
-        <w:rPr>
-          <w:rFonts w:ascii="Bookman Old Style" w:hAnsi="Bookman Old Style"/>
+          <w:sz w:val="18"/>
+          <w:szCs w:val="18"/>
+          <w:lang w:val="en-US"/>
+        </w:rPr>
+      </w:pPr>
+      <w:r>
+        <w:rPr>
+          <w:rFonts w:ascii="Bookman Old Style" w:hAnsi="Bookman Old Style"/>
+          <w:sz w:val="18"/>
+          <w:szCs w:val="18"/>
           <w:lang w:val="en-US"/>
         </w:rPr>
         <w:t>${PATH_TTE_DOKTER}</w:t>
@@ -741,16 +941,21 @@
     </w:p>
     <w:p>
       <w:pPr>
+        <w:spacing w:after="0"/>
         <w:ind w:right="425" w:hanging="142"/>
         <w:jc w:val="center"/>
         <w:rPr>
           <w:rFonts w:ascii="Bookman Old Style" w:hAnsi="Bookman Old Style"/>
+          <w:sz w:val="18"/>
+          <w:szCs w:val="18"/>
         </w:rPr>
       </w:pPr>
       <w:proofErr w:type="gramStart"/>
       <w:r>
         <w:rPr>
           <w:rFonts w:ascii="Bookman Old Style" w:hAnsi="Bookman Old Style"/>
+          <w:sz w:val="18"/>
+          <w:szCs w:val="18"/>
           <w:lang w:val="en-US"/>
         </w:rPr>
         <w:t>(</w:t>
@@ -758,6 +963,8 @@
       <w:r>
         <w:rPr>
           <w:rFonts w:ascii="Bookman Old Style" w:hAnsi="Bookman Old Style"/>
+          <w:sz w:val="18"/>
+          <w:szCs w:val="18"/>
           <w:lang w:val="en-US"/>
         </w:rPr>
         <w:t xml:space="preserve"> </w:t>
@@ -765,6 +972,8 @@
       <w:r>
         <w:rPr>
           <w:rFonts w:ascii="Bookman Old Style" w:hAnsi="Bookman Old Style"/>
+          <w:sz w:val="18"/>
+          <w:szCs w:val="18"/>
         </w:rPr>
         <w:t>$</w:t>
       </w:r>
@@ -772,22 +981,29 @@
       <w:r>
         <w:rPr>
           <w:rFonts w:ascii="Bookman Old Style" w:hAnsi="Bookman Old Style"/>
+          <w:sz w:val="18"/>
+          <w:szCs w:val="18"/>
         </w:rPr>
         <w:t>{NAMADOKTER}</w:t>
       </w:r>
     </w:p>
     <w:p>
       <w:pPr>
+        <w:spacing w:after="0"/>
         <w:ind w:right="425" w:hanging="142"/>
         <w:jc w:val="center"/>
         <w:rPr>
           <w:rFonts w:ascii="Bookman Old Style" w:hAnsi="Bookman Old Style"/>
-          <w:lang w:val="en-US"/>
-        </w:rPr>
-      </w:pPr>
-      <w:r>
-        <w:rPr>
-          <w:rFonts w:ascii="Bookman Old Style" w:hAnsi="Bookman Old Style"/>
+          <w:sz w:val="18"/>
+          <w:szCs w:val="18"/>
+          <w:lang w:val="en-US"/>
+        </w:rPr>
+      </w:pPr>
+      <w:r>
+        <w:rPr>
+          <w:rFonts w:ascii="Bookman Old Style" w:hAnsi="Bookman Old Style"/>
+          <w:sz w:val="18"/>
+          <w:szCs w:val="18"/>
           <w:lang w:val="en-US"/>
         </w:rPr>
         <w:t xml:space="preserve">Nama Tim </w:t>
@@ -796,6 +1012,8 @@
       <w:r>
         <w:rPr>
           <w:rFonts w:ascii="Bookman Old Style" w:hAnsi="Bookman Old Style"/>
+          <w:sz w:val="18"/>
+          <w:szCs w:val="18"/>
           <w:lang w:val="en-US"/>
         </w:rPr>
         <w:t>Rehabilitasi</w:t>
@@ -804,6 +1022,8 @@
       <w:r>
         <w:rPr>
           <w:rFonts w:ascii="Bookman Old Style" w:hAnsi="Bookman Old Style"/>
+          <w:sz w:val="18"/>
+          <w:szCs w:val="18"/>
           <w:lang w:val="en-US"/>
         </w:rPr>
         <w:t xml:space="preserve"> </w:t>
@@ -812,6 +1032,8 @@
       <w:r>
         <w:rPr>
           <w:rFonts w:ascii="Bookman Old Style" w:hAnsi="Bookman Old Style"/>
+          <w:sz w:val="18"/>
+          <w:szCs w:val="18"/>
           <w:lang w:val="en-US"/>
         </w:rPr>
         <w:t>Medik</w:t>
@@ -820,48 +1042,42 @@
     </w:p>
     <w:p>
       <w:pPr>
+        <w:spacing w:after="0"/>
         <w:ind w:right="425"/>
         <w:jc w:val="center"/>
         <w:rPr>
           <w:rFonts w:ascii="Bookman Old Style" w:hAnsi="Bookman Old Style"/>
-          <w:lang w:val="en-US"/>
-        </w:rPr>
-      </w:pPr>
-      <w:r>
-        <w:rPr>
-          <w:rFonts w:ascii="Bookman Old Style" w:hAnsi="Bookman Old Style"/>
-          <w:lang w:val="en-US"/>
-        </w:rPr>
-        <w:t>${PATH_TTE_</w:t>
-      </w:r>
-      <w:r>
-        <w:rPr>
-          <w:rFonts w:ascii="Bookman Old Style" w:hAnsi="Bookman Old Style"/>
-          <w:lang w:val="en-US"/>
-        </w:rPr>
-        <w:t>TIM</w:t>
-      </w:r>
-      <w:r>
-        <w:rPr>
-          <w:rFonts w:ascii="Bookman Old Style" w:hAnsi="Bookman Old Style"/>
-          <w:lang w:val="en-US"/>
-        </w:rPr>
-        <w:t>}</w:t>
-      </w:r>
-    </w:p>
-    <w:p>
-      <w:pPr>
+          <w:sz w:val="18"/>
+          <w:szCs w:val="18"/>
+          <w:lang w:val="en-US"/>
+        </w:rPr>
+      </w:pPr>
+      <w:r>
+        <w:rPr>
+          <w:rFonts w:ascii="Bookman Old Style" w:hAnsi="Bookman Old Style"/>
+          <w:sz w:val="18"/>
+          <w:szCs w:val="18"/>
+          <w:lang w:val="en-US"/>
+        </w:rPr>
+        <w:t>${PATH_TTE_TIM}</w:t>
+      </w:r>
+    </w:p>
+    <w:p>
+      <w:pPr>
+        <w:spacing w:after="0"/>
         <w:ind w:right="425"/>
         <w:jc w:val="center"/>
         <w:rPr>
           <w:rFonts w:ascii="Bookman Old Style" w:hAnsi="Bookman Old Style"/>
+          <w:sz w:val="18"/>
+          <w:szCs w:val="18"/>
           <w:lang w:val="en-US"/>
         </w:rPr>
         <w:sectPr>
           <w:headerReference w:type="default" r:id="rId8"/>
           <w:type w:val="continuous"/>
-          <w:pgSz w:w="12191" w:h="18711" w:code="148"/>
-          <w:pgMar w:top="1134" w:right="567" w:bottom="1701" w:left="1134" w:header="284" w:footer="709" w:gutter="0"/>
+          <w:pgSz w:w="12242" w:h="20180" w:code="14"/>
+          <w:pgMar w:top="1134" w:right="567" w:bottom="567" w:left="1134" w:header="284" w:footer="709" w:gutter="0"/>
           <w:cols w:num="2" w:space="708"/>
           <w:docGrid w:linePitch="360"/>
         </w:sectPr>
@@ -870,20 +1086,17 @@
       <w:r>
         <w:rPr>
           <w:rFonts w:ascii="Bookman Old Style" w:hAnsi="Bookman Old Style"/>
-          <w:lang w:val="en-US"/>
-        </w:rPr>
-        <w:t>(</w:t>
-      </w:r>
-      <w:r>
-        <w:rPr>
-          <w:rFonts w:ascii="Bookman Old Style" w:hAnsi="Bookman Old Style"/>
-          <w:lang w:val="en-US"/>
-        </w:rPr>
-        <w:t xml:space="preserve"> </w:t>
-      </w:r>
-      <w:r>
-        <w:rPr>
-          <w:rFonts w:ascii="Bookman Old Style" w:hAnsi="Bookman Old Style"/>
+          <w:sz w:val="18"/>
+          <w:szCs w:val="18"/>
+          <w:lang w:val="en-US"/>
+        </w:rPr>
+        <w:t xml:space="preserve">( </w:t>
+      </w:r>
+      <w:r>
+        <w:rPr>
+          <w:rFonts w:ascii="Bookman Old Style" w:hAnsi="Bookman Old Style"/>
+          <w:sz w:val="18"/>
+          <w:szCs w:val="18"/>
         </w:rPr>
         <w:t>$</w:t>
       </w:r>
@@ -891,12 +1104,16 @@
       <w:r>
         <w:rPr>
           <w:rFonts w:ascii="Bookman Old Style" w:hAnsi="Bookman Old Style"/>
+          <w:sz w:val="18"/>
+          <w:szCs w:val="18"/>
         </w:rPr>
         <w:t>{</w:t>
       </w:r>
       <w:r>
         <w:rPr>
           <w:rFonts w:ascii="Bookman Old Style" w:hAnsi="Bookman Old Style"/>
+          <w:sz w:val="18"/>
+          <w:szCs w:val="18"/>
           <w:lang w:val="en-US"/>
         </w:rPr>
         <w:t>NAMATIM</w:t>
@@ -904,23 +1121,28 @@
       <w:r>
         <w:rPr>
           <w:rFonts w:ascii="Bookman Old Style" w:hAnsi="Bookman Old Style"/>
+          <w:sz w:val="18"/>
+          <w:szCs w:val="18"/>
         </w:rPr>
         <w:t>}</w:t>
       </w:r>
     </w:p>
     <w:p>
       <w:pPr>
+        <w:spacing w:after="0"/>
         <w:ind w:right="425"/>
         <w:rPr>
           <w:rFonts w:ascii="Bookman Old Style" w:hAnsi="Bookman Old Style"/>
+          <w:sz w:val="18"/>
+          <w:szCs w:val="18"/>
           <w:lang w:val="en-US"/>
         </w:rPr>
       </w:pPr>
     </w:p>
     <w:sectPr>
       <w:type w:val="continuous"/>
-      <w:pgSz w:w="12191" w:h="18711" w:code="148"/>
-      <w:pgMar w:top="1134" w:right="567" w:bottom="1701" w:left="1134" w:header="284" w:footer="709" w:gutter="0"/>
+      <w:pgSz w:w="12242" w:h="20180" w:code="14"/>
+      <w:pgMar w:top="1134" w:right="567" w:bottom="567" w:left="1134" w:header="284" w:footer="709" w:gutter="0"/>
       <w:cols w:space="708"/>
       <w:docGrid w:linePitch="360"/>
     </w:sectPr>
@@ -1254,7 +1476,7 @@
           <wp:extent cx="1073426" cy="1073426"/>
           <wp:effectExtent l="0" t="0" r="0" b="0"/>
           <wp:wrapNone/>
-          <wp:docPr id="3" name="Picture 3"/>
+          <wp:docPr id="6" name="Picture 6"/>
           <wp:cNvGraphicFramePr>
             <a:graphicFrameLocks xmlns:a="http://schemas.openxmlformats.org/drawingml/2006/main" noChangeAspect="1"/>
           </wp:cNvGraphicFramePr>

--- a/public/doc/input/rehabmedik/cetakNewFormProgramTerapi.docx
+++ b/public/doc/input/rehabmedik/cetakNewFormProgramTerapi.docx
@@ -94,7 +94,6 @@
           <w:lang w:val="en-US"/>
         </w:rPr>
       </w:pPr>
-      <w:proofErr w:type="spellStart"/>
       <w:r>
         <w:rPr>
           <w:rFonts w:ascii="Bookman Old Style" w:hAnsi="Bookman Old Style"/>
@@ -104,33 +103,8 @@
           <w:szCs w:val="20"/>
           <w:lang w:val="en-US"/>
         </w:rPr>
-        <w:t>Identitas</w:t>
-      </w:r>
-      <w:proofErr w:type="spellEnd"/>
-      <w:r>
-        <w:rPr>
-          <w:rFonts w:ascii="Bookman Old Style" w:hAnsi="Bookman Old Style"/>
-          <w:b/>
-          <w:bCs/>
-          <w:sz w:val="20"/>
-          <w:szCs w:val="20"/>
-          <w:lang w:val="en-US"/>
-        </w:rPr>
-        <w:t xml:space="preserve"> </w:t>
-      </w:r>
-      <w:proofErr w:type="spellStart"/>
-      <w:r>
-        <w:rPr>
-          <w:rFonts w:ascii="Bookman Old Style" w:hAnsi="Bookman Old Style"/>
-          <w:b/>
-          <w:bCs/>
-          <w:sz w:val="20"/>
-          <w:szCs w:val="20"/>
-          <w:lang w:val="en-US"/>
-        </w:rPr>
-        <w:t>Pasien</w:t>
-      </w:r>
-      <w:proofErr w:type="spellEnd"/>
+        <w:t>Identitas Pasien</w:t>
+      </w:r>
     </w:p>
     <w:p>
       <w:pPr>
@@ -148,57 +122,15 @@
           <w:lang w:val="en-US"/>
         </w:rPr>
       </w:pPr>
-      <w:proofErr w:type="spellStart"/>
-      <w:r>
-        <w:rPr>
-          <w:rFonts w:ascii="Bookman Old Style" w:hAnsi="Bookman Old Style"/>
-          <w:sz w:val="18"/>
-          <w:szCs w:val="18"/>
-          <w:lang w:val="en-US"/>
-        </w:rPr>
-        <w:t>Nomor</w:t>
-      </w:r>
-      <w:proofErr w:type="spellEnd"/>
-      <w:r>
-        <w:rPr>
-          <w:rFonts w:ascii="Bookman Old Style" w:hAnsi="Bookman Old Style"/>
-          <w:sz w:val="18"/>
-          <w:szCs w:val="18"/>
-          <w:lang w:val="en-US"/>
-        </w:rPr>
-        <w:t xml:space="preserve"> </w:t>
-      </w:r>
-      <w:proofErr w:type="spellStart"/>
-      <w:r>
-        <w:rPr>
-          <w:rFonts w:ascii="Bookman Old Style" w:hAnsi="Bookman Old Style"/>
-          <w:sz w:val="18"/>
-          <w:szCs w:val="18"/>
-          <w:lang w:val="en-US"/>
-        </w:rPr>
-        <w:t>Rekam</w:t>
-      </w:r>
-      <w:proofErr w:type="spellEnd"/>
-      <w:r>
-        <w:rPr>
-          <w:rFonts w:ascii="Bookman Old Style" w:hAnsi="Bookman Old Style"/>
-          <w:sz w:val="18"/>
-          <w:szCs w:val="18"/>
-          <w:lang w:val="en-US"/>
-        </w:rPr>
-        <w:t xml:space="preserve"> </w:t>
-      </w:r>
-      <w:proofErr w:type="spellStart"/>
-      <w:r>
-        <w:rPr>
-          <w:rFonts w:ascii="Bookman Old Style" w:hAnsi="Bookman Old Style"/>
-          <w:sz w:val="18"/>
-          <w:szCs w:val="18"/>
-          <w:lang w:val="en-US"/>
-        </w:rPr>
-        <w:t>Medis</w:t>
-      </w:r>
-      <w:proofErr w:type="spellEnd"/>
+      <w:r>
+        <w:rPr>
+          <w:rFonts w:ascii="Bookman Old Style" w:hAnsi="Bookman Old Style"/>
+          <w:sz w:val="18"/>
+          <w:szCs w:val="18"/>
+          <w:lang w:val="en-US"/>
+        </w:rPr>
+        <w:t>Nomor Rekam Medis</w:t>
+      </w:r>
       <w:r>
         <w:rPr>
           <w:rFonts w:ascii="Bookman Old Style" w:hAnsi="Bookman Old Style"/>
@@ -251,19 +183,8 @@
           <w:szCs w:val="18"/>
           <w:lang w:val="en-US"/>
         </w:rPr>
-        <w:t xml:space="preserve"> </w:t>
-      </w:r>
-      <w:proofErr w:type="spellStart"/>
-      <w:r>
-        <w:rPr>
-          <w:rFonts w:ascii="Bookman Old Style" w:hAnsi="Bookman Old Style"/>
-          <w:sz w:val="18"/>
-          <w:szCs w:val="18"/>
-          <w:lang w:val="en-US"/>
-        </w:rPr>
-        <w:t>Lengkap</w:t>
-      </w:r>
-      <w:proofErr w:type="spellEnd"/>
+        <w:t xml:space="preserve"> Lengkap</w:t>
+      </w:r>
       <w:r>
         <w:rPr>
           <w:rFonts w:ascii="Bookman Old Style" w:hAnsi="Bookman Old Style"/>
@@ -308,46 +229,24 @@
           <w:lang w:val="en-US"/>
         </w:rPr>
       </w:pPr>
-      <w:proofErr w:type="spellStart"/>
-      <w:r>
-        <w:rPr>
-          <w:rFonts w:ascii="Bookman Old Style" w:hAnsi="Bookman Old Style"/>
-          <w:sz w:val="18"/>
-          <w:szCs w:val="18"/>
-          <w:lang w:val="en-US"/>
-        </w:rPr>
-        <w:t>Tanggal</w:t>
-      </w:r>
-      <w:proofErr w:type="spellEnd"/>
-      <w:r>
-        <w:rPr>
-          <w:rFonts w:ascii="Bookman Old Style" w:hAnsi="Bookman Old Style"/>
-          <w:sz w:val="18"/>
-          <w:szCs w:val="18"/>
-          <w:lang w:val="en-US"/>
-        </w:rPr>
-        <w:t xml:space="preserve"> Lahir</w:t>
-      </w:r>
-      <w:r>
-        <w:rPr>
-          <w:rFonts w:ascii="Bookman Old Style" w:hAnsi="Bookman Old Style"/>
-          <w:sz w:val="18"/>
-          <w:szCs w:val="18"/>
-          <w:lang w:val="en-US"/>
-        </w:rPr>
-        <w:t xml:space="preserve"> / </w:t>
-      </w:r>
-      <w:proofErr w:type="spellStart"/>
-      <w:r>
-        <w:rPr>
-          <w:rFonts w:ascii="Bookman Old Style" w:hAnsi="Bookman Old Style"/>
-          <w:sz w:val="18"/>
-          <w:szCs w:val="18"/>
-          <w:lang w:val="en-US"/>
-        </w:rPr>
-        <w:t>Umur</w:t>
-      </w:r>
-      <w:proofErr w:type="spellEnd"/>
+      <w:r>
+        <w:rPr>
+          <w:rFonts w:ascii="Bookman Old Style" w:hAnsi="Bookman Old Style"/>
+          <w:sz w:val="18"/>
+          <w:szCs w:val="18"/>
+          <w:lang w:val="en-US"/>
+        </w:rPr>
+        <w:t>Tanggal Lahir</w:t>
+      </w:r>
+      <w:r>
+        <w:rPr>
+          <w:rFonts w:ascii="Bookman Old Style" w:hAnsi="Bookman Old Style"/>
+          <w:sz w:val="18"/>
+          <w:szCs w:val="18"/>
+          <w:lang w:val="en-US"/>
+        </w:rPr>
+        <w:t xml:space="preserve"> / Umur</w:t>
+      </w:r>
       <w:r>
         <w:rPr>
           <w:rFonts w:ascii="Bookman Old Style" w:hAnsi="Bookman Old Style"/>
@@ -803,7 +702,7 @@
     <w:p>
       <w:pPr>
         <w:spacing w:after="0"/>
-        <w:ind w:right="425" w:firstLine="142"/>
+        <w:ind w:right="425" w:firstLine="720"/>
         <w:rPr>
           <w:rFonts w:ascii="Bookman Old Style" w:hAnsi="Bookman Old Style"/>
           <w:sz w:val="18"/>
@@ -818,25 +717,23 @@
           <w:docGrid w:linePitch="360"/>
         </w:sectPr>
       </w:pPr>
-      <w:proofErr w:type="spellStart"/>
-      <w:r>
-        <w:rPr>
-          <w:rFonts w:ascii="Bookman Old Style" w:hAnsi="Bookman Old Style"/>
-          <w:sz w:val="18"/>
-          <w:szCs w:val="18"/>
-          <w:lang w:val="en-US"/>
-        </w:rPr>
-        <w:t>Sukoharjo</w:t>
-      </w:r>
-      <w:proofErr w:type="spellEnd"/>
-      <w:r>
-        <w:rPr>
-          <w:rFonts w:ascii="Bookman Old Style" w:hAnsi="Bookman Old Style"/>
-          <w:sz w:val="18"/>
-          <w:szCs w:val="18"/>
-          <w:lang w:val="en-US"/>
-        </w:rPr>
-        <w:t xml:space="preserve">, </w:t>
+      <w:r>
+        <w:rPr>
+          <w:rFonts w:ascii="Bookman Old Style" w:hAnsi="Bookman Old Style"/>
+          <w:sz w:val="18"/>
+          <w:szCs w:val="18"/>
+          <w:lang w:val="en-US"/>
+        </w:rPr>
+        <w:t xml:space="preserve">   </w:t>
+      </w:r>
+      <w:r>
+        <w:rPr>
+          <w:rFonts w:ascii="Bookman Old Style" w:hAnsi="Bookman Old Style"/>
+          <w:sz w:val="18"/>
+          <w:szCs w:val="18"/>
+          <w:lang w:val="en-US"/>
+        </w:rPr>
+        <w:t xml:space="preserve">Sukoharjo, </w:t>
       </w:r>
       <w:r>
         <w:rPr>
@@ -885,37 +782,15 @@
         </w:rPr>
         <w:t xml:space="preserve">Dokter </w:t>
       </w:r>
-      <w:proofErr w:type="spellStart"/>
-      <w:r>
-        <w:rPr>
-          <w:rFonts w:ascii="Bookman Old Style" w:hAnsi="Bookman Old Style"/>
-          <w:sz w:val="18"/>
-          <w:szCs w:val="18"/>
-          <w:lang w:val="en-US"/>
-        </w:rPr>
-        <w:t>Penanggung</w:t>
-      </w:r>
-      <w:proofErr w:type="spellEnd"/>
-      <w:r>
-        <w:rPr>
-          <w:rFonts w:ascii="Bookman Old Style" w:hAnsi="Bookman Old Style"/>
-          <w:sz w:val="18"/>
-          <w:szCs w:val="18"/>
-          <w:lang w:val="en-US"/>
-        </w:rPr>
-        <w:t xml:space="preserve"> Jawab </w:t>
-      </w:r>
-      <w:proofErr w:type="spellStart"/>
-      <w:r>
-        <w:rPr>
-          <w:rFonts w:ascii="Bookman Old Style" w:hAnsi="Bookman Old Style"/>
-          <w:sz w:val="18"/>
-          <w:szCs w:val="18"/>
-          <w:lang w:val="en-US"/>
-        </w:rPr>
-        <w:t>Pelayanan</w:t>
-      </w:r>
-      <w:proofErr w:type="spellEnd"/>
+      <w:r>
+        <w:rPr>
+          <w:rFonts w:ascii="Bookman Old Style" w:hAnsi="Bookman Old Style"/>
+          <w:sz w:val="18"/>
+          <w:szCs w:val="18"/>
+          <w:lang w:val="en-US"/>
+        </w:rPr>
+        <w:t>Penanggung Jawab Pelayanan</w:t>
+      </w:r>
     </w:p>
     <w:p>
       <w:pPr>
@@ -948,9 +823,9 @@
           <w:rFonts w:ascii="Bookman Old Style" w:hAnsi="Bookman Old Style"/>
           <w:sz w:val="18"/>
           <w:szCs w:val="18"/>
-        </w:rPr>
-      </w:pPr>
-      <w:proofErr w:type="gramStart"/>
+          <w:lang w:val="en-US"/>
+        </w:rPr>
+      </w:pPr>
       <w:r>
         <w:rPr>
           <w:rFonts w:ascii="Bookman Old Style" w:hAnsi="Bookman Old Style"/>
@@ -975,16 +850,16 @@
           <w:sz w:val="18"/>
           <w:szCs w:val="18"/>
         </w:rPr>
-        <w:t>$</w:t>
-      </w:r>
-      <w:proofErr w:type="gramEnd"/>
-      <w:r>
-        <w:rPr>
-          <w:rFonts w:ascii="Bookman Old Style" w:hAnsi="Bookman Old Style"/>
-          <w:sz w:val="18"/>
-          <w:szCs w:val="18"/>
-        </w:rPr>
-        <w:t>{NAMADOKTER}</w:t>
+        <w:t>${NAMADOKTER}</w:t>
+      </w:r>
+      <w:r>
+        <w:rPr>
+          <w:rFonts w:ascii="Bookman Old Style" w:hAnsi="Bookman Old Style"/>
+          <w:sz w:val="18"/>
+          <w:szCs w:val="18"/>
+          <w:lang w:val="en-US"/>
+        </w:rPr>
+        <w:t xml:space="preserve"> )</w:t>
       </w:r>
     </w:p>
     <w:p>
@@ -1006,39 +881,8 @@
           <w:szCs w:val="18"/>
           <w:lang w:val="en-US"/>
         </w:rPr>
-        <w:t xml:space="preserve">Nama Tim </w:t>
-      </w:r>
-      <w:proofErr w:type="spellStart"/>
-      <w:r>
-        <w:rPr>
-          <w:rFonts w:ascii="Bookman Old Style" w:hAnsi="Bookman Old Style"/>
-          <w:sz w:val="18"/>
-          <w:szCs w:val="18"/>
-          <w:lang w:val="en-US"/>
-        </w:rPr>
-        <w:t>Rehabilitasi</w:t>
-      </w:r>
-      <w:proofErr w:type="spellEnd"/>
-      <w:r>
-        <w:rPr>
-          <w:rFonts w:ascii="Bookman Old Style" w:hAnsi="Bookman Old Style"/>
-          <w:sz w:val="18"/>
-          <w:szCs w:val="18"/>
-          <w:lang w:val="en-US"/>
-        </w:rPr>
-        <w:t xml:space="preserve"> </w:t>
-      </w:r>
-      <w:proofErr w:type="spellStart"/>
-      <w:r>
-        <w:rPr>
-          <w:rFonts w:ascii="Bookman Old Style" w:hAnsi="Bookman Old Style"/>
-          <w:sz w:val="18"/>
-          <w:szCs w:val="18"/>
-          <w:lang w:val="en-US"/>
-        </w:rPr>
-        <w:t>Medik</w:t>
-      </w:r>
-      <w:proofErr w:type="spellEnd"/>
+        <w:t>Nama Tim Rehabilitasi Medik</w:t>
+      </w:r>
     </w:p>
     <w:p>
       <w:pPr>
@@ -1082,7 +926,6 @@
           <w:docGrid w:linePitch="360"/>
         </w:sectPr>
       </w:pPr>
-      <w:proofErr w:type="gramStart"/>
       <w:r>
         <w:rPr>
           <w:rFonts w:ascii="Bookman Old Style" w:hAnsi="Bookman Old Style"/>
@@ -1098,16 +941,7 @@
           <w:sz w:val="18"/>
           <w:szCs w:val="18"/>
         </w:rPr>
-        <w:t>$</w:t>
-      </w:r>
-      <w:proofErr w:type="gramEnd"/>
-      <w:r>
-        <w:rPr>
-          <w:rFonts w:ascii="Bookman Old Style" w:hAnsi="Bookman Old Style"/>
-          <w:sz w:val="18"/>
-          <w:szCs w:val="18"/>
-        </w:rPr>
-        <w:t>{</w:t>
+        <w:t>${</w:t>
       </w:r>
       <w:r>
         <w:rPr>
@@ -1125,6 +959,15 @@
           <w:szCs w:val="18"/>
         </w:rPr>
         <w:t>}</w:t>
+      </w:r>
+      <w:r>
+        <w:rPr>
+          <w:rFonts w:ascii="Bookman Old Style" w:hAnsi="Bookman Old Style"/>
+          <w:sz w:val="18"/>
+          <w:szCs w:val="18"/>
+          <w:lang w:val="en-US"/>
+        </w:rPr>
+        <w:t xml:space="preserve"> )</w:t>
       </w:r>
     </w:p>
     <w:p>
@@ -1409,7 +1252,6 @@
       </w:rPr>
       <w:t>Email. pku.sukoharjo@gmail.com | Website. www.</w:t>
     </w:r>
-    <w:proofErr w:type="spellStart"/>
     <w:r>
       <w:rPr>
         <w:rFonts w:ascii="Calibri Light" w:hAnsi="Calibri Light"/>
@@ -1421,7 +1263,6 @@
       </w:rPr>
       <w:t>rs</w:t>
     </w:r>
-    <w:proofErr w:type="spellEnd"/>
     <w:r>
       <w:rPr>
         <w:rFonts w:ascii="Calibri Light" w:hAnsi="Calibri Light"/>
@@ -1651,7 +1492,6 @@
       </w:rPr>
       <w:t>Email. pku.sukoharjo@gmail.com | Website. www.</w:t>
     </w:r>
-    <w:proofErr w:type="spellStart"/>
     <w:r>
       <w:rPr>
         <w:rFonts w:ascii="Calibri Light" w:hAnsi="Calibri Light"/>
@@ -1663,7 +1503,6 @@
       </w:rPr>
       <w:t>rs</w:t>
     </w:r>
-    <w:proofErr w:type="spellEnd"/>
     <w:r>
       <w:rPr>
         <w:rFonts w:ascii="Calibri Light" w:hAnsi="Calibri Light"/>

--- a/public/doc/input/rehabmedik/cetakNewFormProgramTerapi.docx
+++ b/public/doc/input/rehabmedik/cetakNewFormProgramTerapi.docx
@@ -16,7 +16,12 @@
           <w:lang w:val="en-US"/>
         </w:rPr>
       </w:pPr>
-      <w:r>
+    </w:p>
+    <w:p>
+      <w:pPr>
+        <w:spacing w:after="0"/>
+        <w:ind w:right="425"/>
+        <w:jc w:val="center"/>
         <w:rPr>
           <w:rFonts w:ascii="Bookman Old Style" w:hAnsi="Bookman Old Style" w:cs="Arial"/>
           <w:b/>
@@ -25,8 +30,7 @@
           <w:szCs w:val="20"/>
           <w:lang w:val="en-US"/>
         </w:rPr>
-        <w:t xml:space="preserve">LEMBAR </w:t>
-      </w:r>
+      </w:pPr>
       <w:r>
         <w:rPr>
           <w:rFonts w:ascii="Bookman Old Style" w:hAnsi="Bookman Old Style" w:cs="Arial"/>
@@ -36,7 +40,7 @@
           <w:szCs w:val="20"/>
           <w:lang w:val="en-US"/>
         </w:rPr>
-        <w:t>PROGRAM TERAPI/PENDAMPINGAN/SEBELUM</w:t>
+        <w:t>LEMBAR PROGRAM TERAPI/PENDAMPINGAN/SEBELUM</w:t>
       </w:r>
     </w:p>
     <w:p>
@@ -94,6 +98,7 @@
           <w:lang w:val="en-US"/>
         </w:rPr>
       </w:pPr>
+      <w:proofErr w:type="spellStart"/>
       <w:r>
         <w:rPr>
           <w:rFonts w:ascii="Bookman Old Style" w:hAnsi="Bookman Old Style"/>
@@ -103,8 +108,33 @@
           <w:szCs w:val="20"/>
           <w:lang w:val="en-US"/>
         </w:rPr>
-        <w:t>Identitas Pasien</w:t>
-      </w:r>
+        <w:t>Identitas</w:t>
+      </w:r>
+      <w:proofErr w:type="spellEnd"/>
+      <w:r>
+        <w:rPr>
+          <w:rFonts w:ascii="Bookman Old Style" w:hAnsi="Bookman Old Style"/>
+          <w:b/>
+          <w:bCs/>
+          <w:sz w:val="20"/>
+          <w:szCs w:val="20"/>
+          <w:lang w:val="en-US"/>
+        </w:rPr>
+        <w:t xml:space="preserve"> </w:t>
+      </w:r>
+      <w:proofErr w:type="spellStart"/>
+      <w:r>
+        <w:rPr>
+          <w:rFonts w:ascii="Bookman Old Style" w:hAnsi="Bookman Old Style"/>
+          <w:b/>
+          <w:bCs/>
+          <w:sz w:val="20"/>
+          <w:szCs w:val="20"/>
+          <w:lang w:val="en-US"/>
+        </w:rPr>
+        <w:t>Pasien</w:t>
+      </w:r>
+      <w:proofErr w:type="spellEnd"/>
     </w:p>
     <w:p>
       <w:pPr>
@@ -122,15 +152,57 @@
           <w:lang w:val="en-US"/>
         </w:rPr>
       </w:pPr>
-      <w:r>
-        <w:rPr>
-          <w:rFonts w:ascii="Bookman Old Style" w:hAnsi="Bookman Old Style"/>
-          <w:sz w:val="18"/>
-          <w:szCs w:val="18"/>
-          <w:lang w:val="en-US"/>
-        </w:rPr>
-        <w:t>Nomor Rekam Medis</w:t>
-      </w:r>
+      <w:proofErr w:type="spellStart"/>
+      <w:r>
+        <w:rPr>
+          <w:rFonts w:ascii="Bookman Old Style" w:hAnsi="Bookman Old Style"/>
+          <w:sz w:val="18"/>
+          <w:szCs w:val="18"/>
+          <w:lang w:val="en-US"/>
+        </w:rPr>
+        <w:t>Nomor</w:t>
+      </w:r>
+      <w:proofErr w:type="spellEnd"/>
+      <w:r>
+        <w:rPr>
+          <w:rFonts w:ascii="Bookman Old Style" w:hAnsi="Bookman Old Style"/>
+          <w:sz w:val="18"/>
+          <w:szCs w:val="18"/>
+          <w:lang w:val="en-US"/>
+        </w:rPr>
+        <w:t xml:space="preserve"> </w:t>
+      </w:r>
+      <w:proofErr w:type="spellStart"/>
+      <w:r>
+        <w:rPr>
+          <w:rFonts w:ascii="Bookman Old Style" w:hAnsi="Bookman Old Style"/>
+          <w:sz w:val="18"/>
+          <w:szCs w:val="18"/>
+          <w:lang w:val="en-US"/>
+        </w:rPr>
+        <w:t>Rekam</w:t>
+      </w:r>
+      <w:proofErr w:type="spellEnd"/>
+      <w:r>
+        <w:rPr>
+          <w:rFonts w:ascii="Bookman Old Style" w:hAnsi="Bookman Old Style"/>
+          <w:sz w:val="18"/>
+          <w:szCs w:val="18"/>
+          <w:lang w:val="en-US"/>
+        </w:rPr>
+        <w:t xml:space="preserve"> </w:t>
+      </w:r>
+      <w:proofErr w:type="spellStart"/>
+      <w:r>
+        <w:rPr>
+          <w:rFonts w:ascii="Bookman Old Style" w:hAnsi="Bookman Old Style"/>
+          <w:sz w:val="18"/>
+          <w:szCs w:val="18"/>
+          <w:lang w:val="en-US"/>
+        </w:rPr>
+        <w:t>Medis</w:t>
+      </w:r>
+      <w:proofErr w:type="spellEnd"/>
       <w:r>
         <w:rPr>
           <w:rFonts w:ascii="Bookman Old Style" w:hAnsi="Bookman Old Style"/>
@@ -165,26 +237,19 @@
           <w:szCs w:val="18"/>
           <w:lang w:val="en-US"/>
         </w:rPr>
-        <w:t>Nam</w:t>
-      </w:r>
-      <w:r>
-        <w:rPr>
-          <w:rFonts w:ascii="Bookman Old Style" w:hAnsi="Bookman Old Style"/>
-          <w:sz w:val="18"/>
-          <w:szCs w:val="18"/>
-          <w:lang w:val="en-US"/>
-        </w:rPr>
-        <w:t>a</w:t>
-      </w:r>
-      <w:r>
-        <w:rPr>
-          <w:rFonts w:ascii="Bookman Old Style" w:hAnsi="Bookman Old Style"/>
-          <w:sz w:val="18"/>
-          <w:szCs w:val="18"/>
-          <w:lang w:val="en-US"/>
-        </w:rPr>
-        <w:t xml:space="preserve"> Lengkap</w:t>
-      </w:r>
+        <w:t xml:space="preserve">Nama </w:t>
+      </w:r>
+      <w:proofErr w:type="spellStart"/>
+      <w:r>
+        <w:rPr>
+          <w:rFonts w:ascii="Bookman Old Style" w:hAnsi="Bookman Old Style"/>
+          <w:sz w:val="18"/>
+          <w:szCs w:val="18"/>
+          <w:lang w:val="en-US"/>
+        </w:rPr>
+        <w:t>Lengkap</w:t>
+      </w:r>
+      <w:proofErr w:type="spellEnd"/>
       <w:r>
         <w:rPr>
           <w:rFonts w:ascii="Bookman Old Style" w:hAnsi="Bookman Old Style"/>
@@ -229,24 +294,37 @@
           <w:lang w:val="en-US"/>
         </w:rPr>
       </w:pPr>
-      <w:r>
-        <w:rPr>
-          <w:rFonts w:ascii="Bookman Old Style" w:hAnsi="Bookman Old Style"/>
-          <w:sz w:val="18"/>
-          <w:szCs w:val="18"/>
-          <w:lang w:val="en-US"/>
-        </w:rPr>
-        <w:t>Tanggal Lahir</w:t>
-      </w:r>
-      <w:r>
-        <w:rPr>
-          <w:rFonts w:ascii="Bookman Old Style" w:hAnsi="Bookman Old Style"/>
-          <w:sz w:val="18"/>
-          <w:szCs w:val="18"/>
-          <w:lang w:val="en-US"/>
-        </w:rPr>
-        <w:t xml:space="preserve"> / Umur</w:t>
-      </w:r>
+      <w:proofErr w:type="spellStart"/>
+      <w:r>
+        <w:rPr>
+          <w:rFonts w:ascii="Bookman Old Style" w:hAnsi="Bookman Old Style"/>
+          <w:sz w:val="18"/>
+          <w:szCs w:val="18"/>
+          <w:lang w:val="en-US"/>
+        </w:rPr>
+        <w:t>Tanggal</w:t>
+      </w:r>
+      <w:proofErr w:type="spellEnd"/>
+      <w:r>
+        <w:rPr>
+          <w:rFonts w:ascii="Bookman Old Style" w:hAnsi="Bookman Old Style"/>
+          <w:sz w:val="18"/>
+          <w:szCs w:val="18"/>
+          <w:lang w:val="en-US"/>
+        </w:rPr>
+        <w:t xml:space="preserve"> Lahir / </w:t>
+      </w:r>
+      <w:proofErr w:type="spellStart"/>
+      <w:r>
+        <w:rPr>
+          <w:rFonts w:ascii="Bookman Old Style" w:hAnsi="Bookman Old Style"/>
+          <w:sz w:val="18"/>
+          <w:szCs w:val="18"/>
+          <w:lang w:val="en-US"/>
+        </w:rPr>
+        <w:t>Umur</w:t>
+      </w:r>
+      <w:proofErr w:type="spellEnd"/>
       <w:r>
         <w:rPr>
           <w:rFonts w:ascii="Bookman Old Style" w:hAnsi="Bookman Old Style"/>
@@ -351,23 +429,7 @@
           <w:sz w:val="18"/>
           <w:szCs w:val="18"/>
         </w:rPr>
-        <w:t>${</w:t>
-      </w:r>
-      <w:r>
-        <w:rPr>
-          <w:rFonts w:ascii="Bookman Old Style" w:hAnsi="Bookman Old Style"/>
-          <w:sz w:val="18"/>
-          <w:szCs w:val="18"/>
-        </w:rPr>
-        <w:t>ALAMATPASIEN</w:t>
-      </w:r>
-      <w:r>
-        <w:rPr>
-          <w:rFonts w:ascii="Bookman Old Style" w:hAnsi="Bookman Old Style"/>
-          <w:sz w:val="18"/>
-          <w:szCs w:val="18"/>
-        </w:rPr>
-        <w:t>}</w:t>
+        <w:t>${ALAMATPASIEN}</w:t>
       </w:r>
     </w:p>
     <w:p>
@@ -428,25 +490,7 @@
           <w:szCs w:val="18"/>
           <w:lang w:val="en-US"/>
         </w:rPr>
-        <w:t>${</w:t>
-      </w:r>
-      <w:r>
-        <w:rPr>
-          <w:rFonts w:ascii="Bookman Old Style" w:hAnsi="Bookman Old Style"/>
-          <w:sz w:val="18"/>
-          <w:szCs w:val="18"/>
-          <w:lang w:val="en-US"/>
-        </w:rPr>
-        <w:t>SUBYEKTIF</w:t>
-      </w:r>
-      <w:r>
-        <w:rPr>
-          <w:rFonts w:ascii="Bookman Old Style" w:hAnsi="Bookman Old Style"/>
-          <w:sz w:val="18"/>
-          <w:szCs w:val="18"/>
-          <w:lang w:val="en-US"/>
-        </w:rPr>
-        <w:t>}</w:t>
+        <w:t>${SUBYEKTIF}</w:t>
       </w:r>
     </w:p>
     <w:p>
@@ -507,25 +551,7 @@
           <w:szCs w:val="18"/>
           <w:lang w:val="en-US"/>
         </w:rPr>
-        <w:t>${</w:t>
-      </w:r>
-      <w:r>
-        <w:rPr>
-          <w:rFonts w:ascii="Bookman Old Style" w:hAnsi="Bookman Old Style"/>
-          <w:sz w:val="18"/>
-          <w:szCs w:val="18"/>
-          <w:lang w:val="en-US"/>
-        </w:rPr>
-        <w:t>OBYEKTIF</w:t>
-      </w:r>
-      <w:r>
-        <w:rPr>
-          <w:rFonts w:ascii="Bookman Old Style" w:hAnsi="Bookman Old Style"/>
-          <w:sz w:val="18"/>
-          <w:szCs w:val="18"/>
-          <w:lang w:val="en-US"/>
-        </w:rPr>
-        <w:t>}</w:t>
+        <w:t>${OBYEKTIF}</w:t>
       </w:r>
     </w:p>
     <w:p>
@@ -586,25 +612,7 @@
           <w:szCs w:val="18"/>
           <w:lang w:val="en-US"/>
         </w:rPr>
-        <w:t>${</w:t>
-      </w:r>
-      <w:r>
-        <w:rPr>
-          <w:rFonts w:ascii="Bookman Old Style" w:hAnsi="Bookman Old Style"/>
-          <w:sz w:val="18"/>
-          <w:szCs w:val="18"/>
-          <w:lang w:val="en-US"/>
-        </w:rPr>
-        <w:t>ASSESMENT</w:t>
-      </w:r>
-      <w:r>
-        <w:rPr>
-          <w:rFonts w:ascii="Bookman Old Style" w:hAnsi="Bookman Old Style"/>
-          <w:sz w:val="18"/>
-          <w:szCs w:val="18"/>
-          <w:lang w:val="en-US"/>
-        </w:rPr>
-        <w:t>}</w:t>
+        <w:t>${ASSESMENT}</w:t>
       </w:r>
     </w:p>
     <w:p>
@@ -665,6 +673,58 @@
           <w:szCs w:val="18"/>
           <w:lang w:val="en-US"/>
         </w:rPr>
+        <w:t>${PROCEDURE}</w:t>
+      </w:r>
+    </w:p>
+    <w:p>
+      <w:pPr>
+        <w:pStyle w:val="ListParagraph"/>
+        <w:spacing w:after="0"/>
+        <w:ind w:left="142" w:right="425"/>
+        <w:rPr>
+          <w:rFonts w:ascii="Bookman Old Style" w:hAnsi="Bookman Old Style"/>
+          <w:sz w:val="18"/>
+          <w:szCs w:val="18"/>
+          <w:lang w:val="en-US"/>
+        </w:rPr>
+      </w:pPr>
+    </w:p>
+    <w:p>
+      <w:pPr>
+        <w:spacing w:after="0"/>
+        <w:ind w:right="425" w:firstLine="720"/>
+        <w:rPr>
+          <w:rFonts w:ascii="Bookman Old Style" w:hAnsi="Bookman Old Style"/>
+          <w:sz w:val="18"/>
+          <w:szCs w:val="18"/>
+        </w:rPr>
+      </w:pPr>
+      <w:proofErr w:type="spellStart"/>
+      <w:r>
+        <w:rPr>
+          <w:rFonts w:ascii="Bookman Old Style" w:hAnsi="Bookman Old Style"/>
+          <w:sz w:val="18"/>
+          <w:szCs w:val="18"/>
+          <w:lang w:val="en-US"/>
+        </w:rPr>
+        <w:t>Sukoharjo</w:t>
+      </w:r>
+      <w:proofErr w:type="spellEnd"/>
+      <w:r>
+        <w:rPr>
+          <w:rFonts w:ascii="Bookman Old Style" w:hAnsi="Bookman Old Style"/>
+          <w:sz w:val="18"/>
+          <w:szCs w:val="18"/>
+          <w:lang w:val="en-US"/>
+        </w:rPr>
+        <w:t xml:space="preserve">, </w:t>
+      </w:r>
+      <w:r>
+        <w:rPr>
+          <w:rFonts w:ascii="Bookman Old Style" w:hAnsi="Bookman Old Style"/>
+          <w:sz w:val="18"/>
+          <w:szCs w:val="18"/>
+        </w:rPr>
         <w:t>${</w:t>
       </w:r>
       <w:r>
@@ -674,35 +734,21 @@
           <w:szCs w:val="18"/>
           <w:lang w:val="en-US"/>
         </w:rPr>
-        <w:t>PROCEDURE</w:t>
-      </w:r>
-      <w:r>
-        <w:rPr>
-          <w:rFonts w:ascii="Bookman Old Style" w:hAnsi="Bookman Old Style"/>
-          <w:sz w:val="18"/>
-          <w:szCs w:val="18"/>
-          <w:lang w:val="en-US"/>
+        <w:t>TANGGAL</w:t>
+      </w:r>
+      <w:r>
+        <w:rPr>
+          <w:rFonts w:ascii="Bookman Old Style" w:hAnsi="Bookman Old Style"/>
+          <w:sz w:val="18"/>
+          <w:szCs w:val="18"/>
         </w:rPr>
         <w:t>}</w:t>
       </w:r>
     </w:p>
     <w:p>
       <w:pPr>
-        <w:pStyle w:val="ListParagraph"/>
-        <w:spacing w:after="0"/>
-        <w:ind w:left="142" w:right="425"/>
-        <w:rPr>
-          <w:rFonts w:ascii="Bookman Old Style" w:hAnsi="Bookman Old Style"/>
-          <w:sz w:val="10"/>
-          <w:szCs w:val="10"/>
-          <w:lang w:val="en-US"/>
-        </w:rPr>
-      </w:pPr>
-    </w:p>
-    <w:p>
-      <w:pPr>
-        <w:spacing w:after="0"/>
-        <w:ind w:right="425" w:firstLine="720"/>
+        <w:spacing w:after="0"/>
+        <w:ind w:right="425"/>
         <w:rPr>
           <w:rFonts w:ascii="Bookman Old Style" w:hAnsi="Bookman Old Style"/>
           <w:sz w:val="18"/>
@@ -710,179 +756,13 @@
           <w:lang w:val="en-US"/>
         </w:rPr>
         <w:sectPr>
-          <w:headerReference w:type="default" r:id="rId7"/>
-          <w:pgSz w:w="12242" w:h="20180" w:code="14"/>
-          <w:pgMar w:top="1134" w:right="567" w:bottom="567" w:left="1134" w:header="284" w:footer="709" w:gutter="0"/>
+          <w:headerReference w:type="default" r:id="rId6"/>
+          <w:pgSz w:w="12242" w:h="18722" w:code="14"/>
+          <w:pgMar w:top="1134" w:right="567" w:bottom="567" w:left="1134" w:header="340" w:footer="709" w:gutter="0"/>
           <w:cols w:space="708"/>
           <w:docGrid w:linePitch="360"/>
         </w:sectPr>
       </w:pPr>
-      <w:r>
-        <w:rPr>
-          <w:rFonts w:ascii="Bookman Old Style" w:hAnsi="Bookman Old Style"/>
-          <w:sz w:val="18"/>
-          <w:szCs w:val="18"/>
-          <w:lang w:val="en-US"/>
-        </w:rPr>
-        <w:t xml:space="preserve">   </w:t>
-      </w:r>
-      <w:r>
-        <w:rPr>
-          <w:rFonts w:ascii="Bookman Old Style" w:hAnsi="Bookman Old Style"/>
-          <w:sz w:val="18"/>
-          <w:szCs w:val="18"/>
-          <w:lang w:val="en-US"/>
-        </w:rPr>
-        <w:t xml:space="preserve">Sukoharjo, </w:t>
-      </w:r>
-      <w:r>
-        <w:rPr>
-          <w:rFonts w:ascii="Bookman Old Style" w:hAnsi="Bookman Old Style"/>
-          <w:sz w:val="18"/>
-          <w:szCs w:val="18"/>
-        </w:rPr>
-        <w:t>${</w:t>
-      </w:r>
-      <w:r>
-        <w:rPr>
-          <w:rFonts w:ascii="Bookman Old Style" w:hAnsi="Bookman Old Style"/>
-          <w:sz w:val="18"/>
-          <w:szCs w:val="18"/>
-          <w:lang w:val="en-US"/>
-        </w:rPr>
-        <w:t>TANGGAL</w:t>
-      </w:r>
-      <w:r>
-        <w:rPr>
-          <w:rFonts w:ascii="Bookman Old Style" w:hAnsi="Bookman Old Style"/>
-          <w:sz w:val="18"/>
-          <w:szCs w:val="18"/>
-        </w:rPr>
-        <w:t>}</w:t>
-      </w:r>
-    </w:p>
-    <w:p>
-      <w:pPr>
-        <w:spacing w:after="0"/>
-        <w:ind w:right="425" w:hanging="142"/>
-        <w:jc w:val="center"/>
-        <w:rPr>
-          <w:rFonts w:ascii="Bookman Old Style" w:hAnsi="Bookman Old Style"/>
-          <w:sz w:val="18"/>
-          <w:szCs w:val="18"/>
-          <w:lang w:val="en-US"/>
-        </w:rPr>
-      </w:pPr>
-      <w:r>
-        <w:rPr>
-          <w:rFonts w:ascii="Bookman Old Style" w:hAnsi="Bookman Old Style"/>
-          <w:sz w:val="18"/>
-          <w:szCs w:val="18"/>
-          <w:lang w:val="en-US"/>
-        </w:rPr>
-        <w:t xml:space="preserve">Dokter </w:t>
-      </w:r>
-      <w:r>
-        <w:rPr>
-          <w:rFonts w:ascii="Bookman Old Style" w:hAnsi="Bookman Old Style"/>
-          <w:sz w:val="18"/>
-          <w:szCs w:val="18"/>
-          <w:lang w:val="en-US"/>
-        </w:rPr>
-        <w:t>Penanggung Jawab Pelayanan</w:t>
-      </w:r>
-    </w:p>
-    <w:p>
-      <w:pPr>
-        <w:spacing w:after="0"/>
-        <w:ind w:right="425" w:hanging="142"/>
-        <w:jc w:val="center"/>
-        <w:rPr>
-          <w:rFonts w:ascii="Bookman Old Style" w:hAnsi="Bookman Old Style"/>
-          <w:sz w:val="18"/>
-          <w:szCs w:val="18"/>
-          <w:lang w:val="en-US"/>
-        </w:rPr>
-      </w:pPr>
-      <w:r>
-        <w:rPr>
-          <w:rFonts w:ascii="Bookman Old Style" w:hAnsi="Bookman Old Style"/>
-          <w:sz w:val="18"/>
-          <w:szCs w:val="18"/>
-          <w:lang w:val="en-US"/>
-        </w:rPr>
-        <w:t>${PATH_TTE_DOKTER}</w:t>
-      </w:r>
-    </w:p>
-    <w:p>
-      <w:pPr>
-        <w:spacing w:after="0"/>
-        <w:ind w:right="425" w:hanging="142"/>
-        <w:jc w:val="center"/>
-        <w:rPr>
-          <w:rFonts w:ascii="Bookman Old Style" w:hAnsi="Bookman Old Style"/>
-          <w:sz w:val="18"/>
-          <w:szCs w:val="18"/>
-          <w:lang w:val="en-US"/>
-        </w:rPr>
-      </w:pPr>
-      <w:r>
-        <w:rPr>
-          <w:rFonts w:ascii="Bookman Old Style" w:hAnsi="Bookman Old Style"/>
-          <w:sz w:val="18"/>
-          <w:szCs w:val="18"/>
-          <w:lang w:val="en-US"/>
-        </w:rPr>
-        <w:t>(</w:t>
-      </w:r>
-      <w:r>
-        <w:rPr>
-          <w:rFonts w:ascii="Bookman Old Style" w:hAnsi="Bookman Old Style"/>
-          <w:sz w:val="18"/>
-          <w:szCs w:val="18"/>
-          <w:lang w:val="en-US"/>
-        </w:rPr>
-        <w:t xml:space="preserve"> </w:t>
-      </w:r>
-      <w:r>
-        <w:rPr>
-          <w:rFonts w:ascii="Bookman Old Style" w:hAnsi="Bookman Old Style"/>
-          <w:sz w:val="18"/>
-          <w:szCs w:val="18"/>
-        </w:rPr>
-        <w:t>${NAMADOKTER}</w:t>
-      </w:r>
-      <w:r>
-        <w:rPr>
-          <w:rFonts w:ascii="Bookman Old Style" w:hAnsi="Bookman Old Style"/>
-          <w:sz w:val="18"/>
-          <w:szCs w:val="18"/>
-          <w:lang w:val="en-US"/>
-        </w:rPr>
-        <w:t xml:space="preserve"> )</w:t>
-      </w:r>
-    </w:p>
-    <w:p>
-      <w:pPr>
-        <w:spacing w:after="0"/>
-        <w:ind w:right="425" w:hanging="142"/>
-        <w:jc w:val="center"/>
-        <w:rPr>
-          <w:rFonts w:ascii="Bookman Old Style" w:hAnsi="Bookman Old Style"/>
-          <w:sz w:val="18"/>
-          <w:szCs w:val="18"/>
-          <w:lang w:val="en-US"/>
-        </w:rPr>
-      </w:pPr>
-      <w:r>
-        <w:rPr>
-          <w:rFonts w:ascii="Bookman Old Style" w:hAnsi="Bookman Old Style"/>
-          <w:sz w:val="18"/>
-          <w:szCs w:val="18"/>
-          <w:lang w:val="en-US"/>
-        </w:rPr>
-        <w:t>Nama Tim Rehabilitasi Medik</w:t>
-      </w:r>
     </w:p>
     <w:p>
       <w:pPr>
@@ -893,18 +773,48 @@
           <w:rFonts w:ascii="Bookman Old Style" w:hAnsi="Bookman Old Style"/>
           <w:sz w:val="18"/>
           <w:szCs w:val="18"/>
-          <w:lang w:val="en-US"/>
-        </w:rPr>
-      </w:pPr>
-      <w:r>
-        <w:rPr>
-          <w:rFonts w:ascii="Bookman Old Style" w:hAnsi="Bookman Old Style"/>
-          <w:sz w:val="18"/>
-          <w:szCs w:val="18"/>
-          <w:lang w:val="en-US"/>
-        </w:rPr>
-        <w:t>${PATH_TTE_TIM}</w:t>
-      </w:r>
+        </w:rPr>
+      </w:pPr>
+      <w:r>
+        <w:rPr>
+          <w:rFonts w:ascii="Bookman Old Style" w:hAnsi="Bookman Old Style"/>
+          <w:sz w:val="18"/>
+          <w:szCs w:val="18"/>
+          <w:lang w:val="en-US"/>
+        </w:rPr>
+        <w:t xml:space="preserve">Dokter </w:t>
+      </w:r>
+      <w:proofErr w:type="spellStart"/>
+      <w:r>
+        <w:rPr>
+          <w:rFonts w:ascii="Bookman Old Style" w:hAnsi="Bookman Old Style"/>
+          <w:sz w:val="18"/>
+          <w:szCs w:val="18"/>
+          <w:lang w:val="en-US"/>
+        </w:rPr>
+        <w:t>Penanggung</w:t>
+      </w:r>
+      <w:proofErr w:type="spellEnd"/>
+      <w:r>
+        <w:rPr>
+          <w:rFonts w:ascii="Bookman Old Style" w:hAnsi="Bookman Old Style"/>
+          <w:sz w:val="18"/>
+          <w:szCs w:val="18"/>
+          <w:lang w:val="en-US"/>
+        </w:rPr>
+        <w:t xml:space="preserve"> Jawab </w:t>
+      </w:r>
+      <w:proofErr w:type="spellStart"/>
+      <w:r>
+        <w:rPr>
+          <w:rFonts w:ascii="Bookman Old Style" w:hAnsi="Bookman Old Style"/>
+          <w:sz w:val="18"/>
+          <w:szCs w:val="18"/>
+          <w:lang w:val="en-US"/>
+        </w:rPr>
+        <w:t>Pelayanan</w:t>
+      </w:r>
+      <w:proofErr w:type="spellEnd"/>
     </w:p>
     <w:p>
       <w:pPr>
@@ -917,75 +827,235 @@
           <w:szCs w:val="18"/>
           <w:lang w:val="en-US"/>
         </w:rPr>
+      </w:pPr>
+      <w:r>
+        <w:rPr>
+          <w:rFonts w:ascii="Bookman Old Style" w:hAnsi="Bookman Old Style"/>
+          <w:sz w:val="18"/>
+          <w:szCs w:val="18"/>
+          <w:lang w:val="en-US"/>
+        </w:rPr>
+        <w:t>${PATH_TTE_DOKTER}</w:t>
+      </w:r>
+    </w:p>
+    <w:p>
+      <w:pPr>
+        <w:spacing w:after="0"/>
+        <w:ind w:right="425"/>
+        <w:jc w:val="center"/>
+        <w:rPr>
+          <w:rFonts w:ascii="Bookman Old Style" w:hAnsi="Bookman Old Style"/>
+          <w:sz w:val="18"/>
+          <w:szCs w:val="18"/>
+          <w:lang w:val="en-US"/>
+        </w:rPr>
+      </w:pPr>
+      <w:proofErr w:type="gramStart"/>
+      <w:r>
+        <w:rPr>
+          <w:rFonts w:ascii="Bookman Old Style" w:hAnsi="Bookman Old Style"/>
+          <w:sz w:val="18"/>
+          <w:szCs w:val="18"/>
+          <w:lang w:val="en-US"/>
+        </w:rPr>
+        <w:t xml:space="preserve">( </w:t>
+      </w:r>
+      <w:r>
+        <w:rPr>
+          <w:rFonts w:ascii="Bookman Old Style" w:hAnsi="Bookman Old Style"/>
+          <w:sz w:val="18"/>
+          <w:szCs w:val="18"/>
+          <w:lang w:val="en-US"/>
+        </w:rPr>
+        <w:t>$</w:t>
+      </w:r>
+      <w:proofErr w:type="gramEnd"/>
+      <w:r>
+        <w:rPr>
+          <w:rFonts w:ascii="Bookman Old Style" w:hAnsi="Bookman Old Style"/>
+          <w:sz w:val="18"/>
+          <w:szCs w:val="18"/>
+          <w:lang w:val="en-US"/>
+        </w:rPr>
+        <w:t>{NAMADOKTER}</w:t>
+      </w:r>
+      <w:r>
+        <w:rPr>
+          <w:rFonts w:ascii="Bookman Old Style" w:hAnsi="Bookman Old Style"/>
+          <w:sz w:val="18"/>
+          <w:szCs w:val="18"/>
+          <w:lang w:val="en-US"/>
+        </w:rPr>
+        <w:t xml:space="preserve"> )</w:t>
+      </w:r>
+    </w:p>
+    <w:p>
+      <w:pPr>
+        <w:spacing w:after="0"/>
+        <w:ind w:right="425"/>
+        <w:jc w:val="center"/>
+        <w:rPr>
+          <w:rFonts w:ascii="Bookman Old Style" w:hAnsi="Bookman Old Style"/>
+          <w:sz w:val="18"/>
+          <w:szCs w:val="18"/>
+          <w:lang w:val="en-US"/>
+        </w:rPr>
+      </w:pPr>
+      <w:r>
+        <w:rPr>
+          <w:rFonts w:ascii="Bookman Old Style" w:hAnsi="Bookman Old Style"/>
+          <w:sz w:val="18"/>
+          <w:szCs w:val="18"/>
+          <w:lang w:val="en-US"/>
+        </w:rPr>
+        <w:t xml:space="preserve">Nama Tim </w:t>
+      </w:r>
+      <w:proofErr w:type="spellStart"/>
+      <w:r>
+        <w:rPr>
+          <w:rFonts w:ascii="Bookman Old Style" w:hAnsi="Bookman Old Style"/>
+          <w:sz w:val="18"/>
+          <w:szCs w:val="18"/>
+          <w:lang w:val="en-US"/>
+        </w:rPr>
+        <w:t>Rehabilitasi</w:t>
+      </w:r>
+      <w:proofErr w:type="spellEnd"/>
+      <w:r>
+        <w:rPr>
+          <w:rFonts w:ascii="Bookman Old Style" w:hAnsi="Bookman Old Style"/>
+          <w:sz w:val="18"/>
+          <w:szCs w:val="18"/>
+          <w:lang w:val="en-US"/>
+        </w:rPr>
+        <w:t xml:space="preserve"> </w:t>
+      </w:r>
+      <w:proofErr w:type="spellStart"/>
+      <w:r>
+        <w:rPr>
+          <w:rFonts w:ascii="Bookman Old Style" w:hAnsi="Bookman Old Style"/>
+          <w:sz w:val="18"/>
+          <w:szCs w:val="18"/>
+          <w:lang w:val="en-US"/>
+        </w:rPr>
+        <w:t>Medik</w:t>
+      </w:r>
+      <w:proofErr w:type="spellEnd"/>
+    </w:p>
+    <w:p>
+      <w:pPr>
+        <w:spacing w:after="0"/>
+        <w:ind w:right="425"/>
+        <w:jc w:val="center"/>
+        <w:rPr>
+          <w:rFonts w:ascii="Bookman Old Style" w:hAnsi="Bookman Old Style"/>
+          <w:sz w:val="18"/>
+          <w:szCs w:val="18"/>
+          <w:lang w:val="en-US"/>
+        </w:rPr>
+      </w:pPr>
+      <w:r>
+        <w:rPr>
+          <w:rFonts w:ascii="Bookman Old Style" w:hAnsi="Bookman Old Style"/>
+          <w:sz w:val="18"/>
+          <w:szCs w:val="18"/>
+          <w:lang w:val="en-US"/>
+        </w:rPr>
+        <w:t>${PATH_TTE_TIM}</w:t>
+      </w:r>
+    </w:p>
+    <w:p>
+      <w:pPr>
+        <w:spacing w:after="0"/>
+        <w:ind w:right="425"/>
+        <w:jc w:val="center"/>
+        <w:rPr>
+          <w:rFonts w:ascii="Bookman Old Style" w:hAnsi="Bookman Old Style"/>
+          <w:sz w:val="18"/>
+          <w:szCs w:val="18"/>
+          <w:lang w:val="en-US"/>
+        </w:rPr>
+      </w:pPr>
+      <w:proofErr w:type="gramStart"/>
+      <w:r>
+        <w:rPr>
+          <w:rFonts w:ascii="Bookman Old Style" w:hAnsi="Bookman Old Style"/>
+          <w:sz w:val="18"/>
+          <w:szCs w:val="18"/>
+          <w:lang w:val="en-US"/>
+        </w:rPr>
+        <w:t xml:space="preserve">( </w:t>
+      </w:r>
+      <w:r>
+        <w:rPr>
+          <w:rFonts w:ascii="Bookman Old Style" w:hAnsi="Bookman Old Style"/>
+          <w:sz w:val="18"/>
+          <w:szCs w:val="18"/>
+          <w:lang w:val="en-US"/>
+        </w:rPr>
+        <w:t>$</w:t>
+      </w:r>
+      <w:proofErr w:type="gramEnd"/>
+      <w:r>
+        <w:rPr>
+          <w:rFonts w:ascii="Bookman Old Style" w:hAnsi="Bookman Old Style"/>
+          <w:sz w:val="18"/>
+          <w:szCs w:val="18"/>
+          <w:lang w:val="en-US"/>
+        </w:rPr>
+        <w:t>{</w:t>
+      </w:r>
+      <w:r>
+        <w:rPr>
+          <w:rFonts w:ascii="Bookman Old Style" w:hAnsi="Bookman Old Style"/>
+          <w:sz w:val="18"/>
+          <w:szCs w:val="18"/>
+          <w:lang w:val="en-US"/>
+        </w:rPr>
+        <w:t>NAMATIM</w:t>
+      </w:r>
+      <w:r>
+        <w:rPr>
+          <w:rFonts w:ascii="Bookman Old Style" w:hAnsi="Bookman Old Style"/>
+          <w:sz w:val="18"/>
+          <w:szCs w:val="18"/>
+          <w:lang w:val="en-US"/>
+        </w:rPr>
+        <w:t>}</w:t>
+      </w:r>
+      <w:r>
+        <w:rPr>
+          <w:rFonts w:ascii="Bookman Old Style" w:hAnsi="Bookman Old Style"/>
+          <w:sz w:val="18"/>
+          <w:szCs w:val="18"/>
+          <w:lang w:val="en-US"/>
+        </w:rPr>
+        <w:t xml:space="preserve"> )</w:t>
+      </w:r>
+    </w:p>
+    <w:p>
+      <w:pPr>
+        <w:spacing w:after="0"/>
+        <w:ind w:right="425"/>
         <w:sectPr>
-          <w:headerReference w:type="default" r:id="rId8"/>
           <w:type w:val="continuous"/>
-          <w:pgSz w:w="12242" w:h="20180" w:code="14"/>
-          <w:pgMar w:top="1134" w:right="567" w:bottom="567" w:left="1134" w:header="284" w:footer="709" w:gutter="0"/>
+          <w:pgSz w:w="12242" w:h="18722" w:code="14"/>
+          <w:pgMar w:top="1134" w:right="567" w:bottom="567" w:left="1134" w:header="340" w:footer="709" w:gutter="0"/>
           <w:cols w:num="2" w:space="708"/>
           <w:docGrid w:linePitch="360"/>
         </w:sectPr>
       </w:pPr>
-      <w:r>
-        <w:rPr>
-          <w:rFonts w:ascii="Bookman Old Style" w:hAnsi="Bookman Old Style"/>
-          <w:sz w:val="18"/>
-          <w:szCs w:val="18"/>
-          <w:lang w:val="en-US"/>
-        </w:rPr>
-        <w:t xml:space="preserve">( </w:t>
-      </w:r>
-      <w:r>
-        <w:rPr>
-          <w:rFonts w:ascii="Bookman Old Style" w:hAnsi="Bookman Old Style"/>
-          <w:sz w:val="18"/>
-          <w:szCs w:val="18"/>
-        </w:rPr>
-        <w:t>${</w:t>
-      </w:r>
-      <w:r>
-        <w:rPr>
-          <w:rFonts w:ascii="Bookman Old Style" w:hAnsi="Bookman Old Style"/>
-          <w:sz w:val="18"/>
-          <w:szCs w:val="18"/>
-          <w:lang w:val="en-US"/>
-        </w:rPr>
-        <w:t>NAMATIM</w:t>
-      </w:r>
-      <w:r>
-        <w:rPr>
-          <w:rFonts w:ascii="Bookman Old Style" w:hAnsi="Bookman Old Style"/>
-          <w:sz w:val="18"/>
-          <w:szCs w:val="18"/>
-        </w:rPr>
-        <w:t>}</w:t>
-      </w:r>
-      <w:r>
-        <w:rPr>
-          <w:rFonts w:ascii="Bookman Old Style" w:hAnsi="Bookman Old Style"/>
-          <w:sz w:val="18"/>
-          <w:szCs w:val="18"/>
-          <w:lang w:val="en-US"/>
-        </w:rPr>
-        <w:t xml:space="preserve"> )</w:t>
-      </w:r>
     </w:p>
     <w:p>
       <w:pPr>
         <w:spacing w:after="0"/>
         <w:ind w:right="425"/>
-        <w:rPr>
-          <w:rFonts w:ascii="Bookman Old Style" w:hAnsi="Bookman Old Style"/>
-          <w:sz w:val="18"/>
-          <w:szCs w:val="18"/>
-          <w:lang w:val="en-US"/>
-        </w:rPr>
       </w:pPr>
     </w:p>
     <w:sectPr>
       <w:type w:val="continuous"/>
-      <w:pgSz w:w="12242" w:h="20180" w:code="14"/>
-      <w:pgMar w:top="1134" w:right="567" w:bottom="567" w:left="1134" w:header="284" w:footer="709" w:gutter="0"/>
+      <w:pgSz w:w="12242" w:h="18722" w:code="14"/>
+      <w:pgMar w:top="1134" w:right="567" w:bottom="567" w:left="1134" w:header="340" w:footer="709" w:gutter="0"/>
       <w:cols w:space="708"/>
       <w:docGrid w:linePitch="360"/>
     </w:sectPr>
@@ -1066,7 +1136,7 @@
         <w:noProof/>
       </w:rPr>
       <w:drawing>
-        <wp:anchor distT="0" distB="0" distL="114300" distR="114300" simplePos="0" relativeHeight="251660288" behindDoc="0" locked="0" layoutInCell="1" allowOverlap="1" wp14:anchorId="749CEE50" wp14:editId="0EEE94C6">
+        <wp:anchor distT="0" distB="0" distL="114300" distR="114300" simplePos="0" relativeHeight="251659264" behindDoc="0" locked="0" layoutInCell="1" allowOverlap="1" wp14:anchorId="278426DC" wp14:editId="13D381B8">
           <wp:simplePos x="0" y="0"/>
           <wp:positionH relativeFrom="column">
             <wp:posOffset>-250825</wp:posOffset>
@@ -1219,7 +1289,29 @@
         <w:sz w:val="24"/>
         <w:szCs w:val="24"/>
       </w:rPr>
-      <w:t>Jl. Mayor Sunaryo No. 37, Sukoharjo 57512 | Telp. (0271) 593979 | Fax. (0271) 5991158</w:t>
+      <w:t xml:space="preserve">Jl. Mayor Sunaryo No. 37, </w:t>
+    </w:r>
+    <w:proofErr w:type="spellStart"/>
+    <w:r>
+      <w:rPr>
+        <w:rFonts w:ascii="Calibri Light" w:hAnsi="Calibri Light"/>
+        <w:color w:val="00B050"/>
+        <w:spacing w:val="-4"/>
+        <w:sz w:val="24"/>
+        <w:szCs w:val="24"/>
+      </w:rPr>
+      <w:t>Sukoharjo</w:t>
+    </w:r>
+    <w:proofErr w:type="spellEnd"/>
+    <w:r>
+      <w:rPr>
+        <w:rFonts w:ascii="Calibri Light" w:hAnsi="Calibri Light"/>
+        <w:color w:val="00B050"/>
+        <w:spacing w:val="-4"/>
+        <w:sz w:val="24"/>
+        <w:szCs w:val="24"/>
+      </w:rPr>
+      <w:t xml:space="preserve"> 57512 | Telp. (0271) 593979 | Fax. (0271) 5991158</w:t>
     </w:r>
   </w:p>
   <w:p>
@@ -1252,6 +1344,7 @@
       </w:rPr>
       <w:t>Email. pku.sukoharjo@gmail.com | Website. www.</w:t>
     </w:r>
+    <w:proofErr w:type="spellStart"/>
     <w:r>
       <w:rPr>
         <w:rFonts w:ascii="Calibri Light" w:hAnsi="Calibri Light"/>
@@ -1263,6 +1356,7 @@
       </w:rPr>
       <w:t>rs</w:t>
     </w:r>
+    <w:proofErr w:type="spellEnd"/>
     <w:r>
       <w:rPr>
         <w:rFonts w:ascii="Calibri Light" w:hAnsi="Calibri Light"/>
@@ -1274,674 +1368,7 @@
       <w:t>pkusukoharjo.com</w:t>
     </w:r>
   </w:p>
-  <w:p>
-    <w:pPr>
-      <w:pStyle w:val="Header"/>
-      <w:ind w:left="-567" w:hanging="567"/>
-    </w:pPr>
-  </w:p>
 </w:hdr>
-</file>
-
-<file path=word/header2.xml><?xml version="1.0" encoding="utf-8"?>
-<w:hdr xmlns:wpc="http://schemas.microsoft.com/office/word/2010/wordprocessingCanvas" xmlns:cx="http://schemas.microsoft.com/office/drawing/2014/chartex" xmlns:cx1="http://schemas.microsoft.com/office/drawing/2015/9/8/chartex" xmlns:cx2="http://schemas.microsoft.com/office/drawing/2015/10/21/chartex" xmlns:cx3="http://schemas.microsoft.com/office/drawing/2016/5/9/chartex" xmlns:cx4="http://schemas.microsoft.com/office/drawing/2016/5/10/chartex" xmlns:cx5="http://schemas.microsoft.com/office/drawing/2016/5/11/chartex" xmlns:cx6="http://schemas.microsoft.com/office/drawing/2016/5/12/chartex" xmlns:cx7="http://schemas.microsoft.com/office/drawing/2016/5/13/chartex" xmlns:cx8="http://schemas.microsoft.com/office/drawing/2016/5/14/chartex" xmlns:mc="http://schemas.openxmlformats.org/markup-compatibility/2006" xmlns:aink="http://schemas.microsoft.com/office/drawing/2016/ink" xmlns:am3d="http://schemas.microsoft.com/office/drawing/2017/model3d" xmlns:o="urn:schemas-microsoft-com:office:office" xmlns:oel="http://schemas.microsoft.com/office/2019/extlst" xmlns:r="http://schemas.openxmlformats.org/officeDocument/2006/relationships" xmlns:m="http://schemas.openxmlformats.org/officeDocument/2006/math" xmlns:v="urn:schemas-microsoft-com:vml" xmlns:wp14="http://schemas.microsoft.com/office/word/2010/wordprocessingDrawing" xmlns:wp="http://schemas.openxmlformats.org/drawingml/2006/wordprocessingDrawing" xmlns:w10="urn:schemas-microsoft-com:office:word" xmlns:w="http://schemas.openxmlformats.org/wordprocessingml/2006/main" xmlns:w14="http://schemas.microsoft.com/office/word/2010/wordml" xmlns:w15="http://schemas.microsoft.com/office/word/2012/wordml" xmlns:w16cex="http://schemas.microsoft.com/office/word/2018/wordml/cex" xmlns:w16cid="http://schemas.microsoft.com/office/word/2016/wordml/cid" xmlns:w16="http://schemas.microsoft.com/office/word/2018/wordml" xmlns:w16sdtdh="http://schemas.microsoft.com/office/word/2020/wordml/sdtdatahash" xmlns:w16se="http://schemas.microsoft.com/office/word/2015/wordml/symex" xmlns:wpg="http://schemas.microsoft.com/office/word/2010/wordprocessingGroup" xmlns:wpi="http://schemas.microsoft.com/office/word/2010/wordprocessingInk" xmlns:wne="http://schemas.microsoft.com/office/word/2006/wordml" xmlns:wps="http://schemas.microsoft.com/office/word/2010/wordprocessingShape" mc:Ignorable="w14 w15 w16se w16cid w16 w16cex w16sdtdh wp14">
-  <w:p>
-    <w:pPr>
-      <w:pStyle w:val="Header"/>
-      <w:tabs>
-        <w:tab w:val="clear" w:pos="4513"/>
-        <w:tab w:val="center" w:pos="6521"/>
-      </w:tabs>
-      <w:ind w:firstLine="851"/>
-      <w:jc w:val="center"/>
-      <w:rPr>
-        <w:rFonts w:ascii="Times New Roman" w:hAnsi="Times New Roman" w:cs="Times New Roman"/>
-        <w:b/>
-        <w:sz w:val="32"/>
-        <w:szCs w:val="32"/>
-      </w:rPr>
-    </w:pPr>
-    <w:r>
-      <w:rPr>
-        <w:noProof/>
-      </w:rPr>
-      <w:drawing>
-        <wp:anchor distT="0" distB="0" distL="114300" distR="114300" simplePos="0" relativeHeight="251662336" behindDoc="0" locked="0" layoutInCell="1" allowOverlap="1" wp14:anchorId="131673E1" wp14:editId="5F6841A6">
-          <wp:simplePos x="0" y="0"/>
-          <wp:positionH relativeFrom="column">
-            <wp:posOffset>-250825</wp:posOffset>
-          </wp:positionH>
-          <wp:positionV relativeFrom="paragraph">
-            <wp:posOffset>10160</wp:posOffset>
-          </wp:positionV>
-          <wp:extent cx="1073426" cy="1073426"/>
-          <wp:effectExtent l="0" t="0" r="0" b="0"/>
-          <wp:wrapNone/>
-          <wp:docPr id="6" name="Picture 6"/>
-          <wp:cNvGraphicFramePr>
-            <a:graphicFrameLocks xmlns:a="http://schemas.openxmlformats.org/drawingml/2006/main" noChangeAspect="1"/>
-          </wp:cNvGraphicFramePr>
-          <a:graphic xmlns:a="http://schemas.openxmlformats.org/drawingml/2006/main">
-            <a:graphicData uri="http://schemas.openxmlformats.org/drawingml/2006/picture">
-              <pic:pic xmlns:pic="http://schemas.openxmlformats.org/drawingml/2006/picture">
-                <pic:nvPicPr>
-                  <pic:cNvPr id="0" name="Picture 1"/>
-                  <pic:cNvPicPr>
-                    <a:picLocks noChangeAspect="1" noChangeArrowheads="1"/>
-                  </pic:cNvPicPr>
-                </pic:nvPicPr>
-                <pic:blipFill>
-                  <a:blip r:embed="rId1">
-                    <a:extLst>
-                      <a:ext uri="{28A0092B-C50C-407E-A947-70E740481C1C}">
-                        <a14:useLocalDpi xmlns:a14="http://schemas.microsoft.com/office/drawing/2010/main" val="0"/>
-                      </a:ext>
-                    </a:extLst>
-                  </a:blip>
-                  <a:srcRect/>
-                  <a:stretch>
-                    <a:fillRect/>
-                  </a:stretch>
-                </pic:blipFill>
-                <pic:spPr bwMode="auto">
-                  <a:xfrm>
-                    <a:off x="0" y="0"/>
-                    <a:ext cx="1073426" cy="1073426"/>
-                  </a:xfrm>
-                  <a:prstGeom prst="rect">
-                    <a:avLst/>
-                  </a:prstGeom>
-                  <a:noFill/>
-                  <a:ln>
-                    <a:noFill/>
-                  </a:ln>
-                </pic:spPr>
-              </pic:pic>
-            </a:graphicData>
-          </a:graphic>
-          <wp14:sizeRelH relativeFrom="page">
-            <wp14:pctWidth>0</wp14:pctWidth>
-          </wp14:sizeRelH>
-          <wp14:sizeRelV relativeFrom="page">
-            <wp14:pctHeight>0</wp14:pctHeight>
-          </wp14:sizeRelV>
-        </wp:anchor>
-      </w:drawing>
-    </w:r>
-    <w:r>
-      <w:rPr>
-        <w:rFonts w:ascii="Times New Roman" w:hAnsi="Times New Roman" w:cs="Times New Roman"/>
-        <w:b/>
-        <w:color w:val="00B050"/>
-        <w:sz w:val="32"/>
-        <w:szCs w:val="32"/>
-      </w:rPr>
-      <w:t>PIMPINAN DAERAH MUHAMMADIYAH SUKOHARJO</w:t>
-    </w:r>
-  </w:p>
-  <w:p>
-    <w:pPr>
-      <w:pStyle w:val="Header"/>
-      <w:tabs>
-        <w:tab w:val="clear" w:pos="4513"/>
-      </w:tabs>
-      <w:ind w:firstLine="851"/>
-      <w:jc w:val="center"/>
-      <w:rPr>
-        <w:rFonts w:ascii="Times New Roman" w:hAnsi="Times New Roman" w:cs="Times New Roman"/>
-        <w:b/>
-        <w:color w:val="00B050"/>
-        <w:sz w:val="40"/>
-        <w:szCs w:val="40"/>
-      </w:rPr>
-    </w:pPr>
-    <w:r>
-      <w:rPr>
-        <w:rFonts w:ascii="Times New Roman" w:hAnsi="Times New Roman" w:cs="Times New Roman"/>
-        <w:b/>
-        <w:color w:val="00B050"/>
-        <w:sz w:val="40"/>
-        <w:szCs w:val="40"/>
-      </w:rPr>
-      <w:t>RUMAH SAKIT</w:t>
-    </w:r>
-  </w:p>
-  <w:p>
-    <w:pPr>
-      <w:pStyle w:val="Header"/>
-      <w:tabs>
-        <w:tab w:val="clear" w:pos="4513"/>
-        <w:tab w:val="center" w:pos="6521"/>
-      </w:tabs>
-      <w:ind w:firstLine="851"/>
-      <w:jc w:val="center"/>
-      <w:rPr>
-        <w:rFonts w:ascii="Times New Roman" w:hAnsi="Times New Roman" w:cs="Times New Roman"/>
-        <w:b/>
-        <w:color w:val="00B050"/>
-        <w:sz w:val="40"/>
-        <w:szCs w:val="40"/>
-      </w:rPr>
-    </w:pPr>
-    <w:r>
-      <w:rPr>
-        <w:rFonts w:ascii="Times New Roman" w:hAnsi="Times New Roman" w:cs="Times New Roman"/>
-        <w:b/>
-        <w:color w:val="00B050"/>
-        <w:sz w:val="40"/>
-        <w:szCs w:val="40"/>
-      </w:rPr>
-      <w:t>PKU MUHAMMADIYAH SUKOHARJO</w:t>
-    </w:r>
-  </w:p>
-  <w:p>
-    <w:pPr>
-      <w:pStyle w:val="Header"/>
-      <w:tabs>
-        <w:tab w:val="clear" w:pos="4513"/>
-        <w:tab w:val="center" w:pos="6521"/>
-      </w:tabs>
-      <w:ind w:firstLine="851"/>
-      <w:jc w:val="center"/>
-      <w:rPr>
-        <w:rFonts w:ascii="Calibri Light" w:hAnsi="Calibri Light"/>
-        <w:color w:val="00B050"/>
-        <w:spacing w:val="-4"/>
-        <w:sz w:val="24"/>
-        <w:szCs w:val="24"/>
-      </w:rPr>
-    </w:pPr>
-    <w:r>
-      <w:rPr>
-        <w:rFonts w:ascii="Calibri Light" w:hAnsi="Calibri Light"/>
-        <w:color w:val="00B050"/>
-        <w:spacing w:val="-4"/>
-        <w:sz w:val="24"/>
-        <w:szCs w:val="24"/>
-      </w:rPr>
-      <w:t>Jl. Mayor Sunaryo No. 37, Sukoharjo 57512 | Telp. (0271) 593979 | Fax. (0271) 5991158</w:t>
-    </w:r>
-  </w:p>
-  <w:p>
-    <w:pPr>
-      <w:pStyle w:val="Header"/>
-      <w:pBdr>
-        <w:bottom w:val="thinThickSmallGap" w:sz="24" w:space="1" w:color="00B050"/>
-      </w:pBdr>
-      <w:tabs>
-        <w:tab w:val="clear" w:pos="4513"/>
-        <w:tab w:val="center" w:pos="6521"/>
-      </w:tabs>
-      <w:spacing w:line="276" w:lineRule="auto"/>
-      <w:ind w:left="-567" w:firstLine="851"/>
-      <w:jc w:val="center"/>
-      <w:rPr>
-        <w:color w:val="00B050"/>
-        <w:spacing w:val="-8"/>
-        <w:sz w:val="24"/>
-        <w:szCs w:val="24"/>
-      </w:rPr>
-    </w:pPr>
-    <w:r>
-      <w:rPr>
-        <w:rFonts w:ascii="Calibri Light" w:hAnsi="Calibri Light"/>
-        <w:color w:val="00B050"/>
-        <w:spacing w:val="-4"/>
-        <w:sz w:val="24"/>
-        <w:szCs w:val="24"/>
-      </w:rPr>
-      <w:t>Email. pku.sukoharjo@gmail.com | Website. www.</w:t>
-    </w:r>
-    <w:r>
-      <w:rPr>
-        <w:rFonts w:ascii="Calibri Light" w:hAnsi="Calibri Light"/>
-        <w:color w:val="00B050"/>
-        <w:spacing w:val="-4"/>
-        <w:sz w:val="24"/>
-        <w:szCs w:val="24"/>
-        <w:lang w:val="en-US"/>
-      </w:rPr>
-      <w:t>rs</w:t>
-    </w:r>
-    <w:r>
-      <w:rPr>
-        <w:rFonts w:ascii="Calibri Light" w:hAnsi="Calibri Light"/>
-        <w:color w:val="00B050"/>
-        <w:spacing w:val="-4"/>
-        <w:sz w:val="24"/>
-        <w:szCs w:val="24"/>
-      </w:rPr>
-      <w:t>pkusukoharjo.com</w:t>
-    </w:r>
-  </w:p>
-  <w:p>
-    <w:pPr>
-      <w:pStyle w:val="Header"/>
-      <w:ind w:left="-567" w:hanging="567"/>
-    </w:pPr>
-  </w:p>
-</w:hdr>
-</file>
-
-<file path=word/numbering.xml><?xml version="1.0" encoding="utf-8"?>
-<w:numbering xmlns:wpc="http://schemas.microsoft.com/office/word/2010/wordprocessingCanvas" xmlns:cx="http://schemas.microsoft.com/office/drawing/2014/chartex" xmlns:cx1="http://schemas.microsoft.com/office/drawing/2015/9/8/chartex" xmlns:cx2="http://schemas.microsoft.com/office/drawing/2015/10/21/chartex" xmlns:cx3="http://schemas.microsoft.com/office/drawing/2016/5/9/chartex" xmlns:cx4="http://schemas.microsoft.com/office/drawing/2016/5/10/chartex" xmlns:cx5="http://schemas.microsoft.com/office/drawing/2016/5/11/chartex" xmlns:cx6="http://schemas.microsoft.com/office/drawing/2016/5/12/chartex" xmlns:cx7="http://schemas.microsoft.com/office/drawing/2016/5/13/chartex" xmlns:cx8="http://schemas.microsoft.com/office/drawing/2016/5/14/chartex" xmlns:mc="http://schemas.openxmlformats.org/markup-compatibility/2006" xmlns:aink="http://schemas.microsoft.com/office/drawing/2016/ink" xmlns:am3d="http://schemas.microsoft.com/office/drawing/2017/model3d" xmlns:o="urn:schemas-microsoft-com:office:office" xmlns:oel="http://schemas.microsoft.com/office/2019/extlst" xmlns:r="http://schemas.openxmlformats.org/officeDocument/2006/relationships" xmlns:m="http://schemas.openxmlformats.org/officeDocument/2006/math" xmlns:v="urn:schemas-microsoft-com:vml" xmlns:wp14="http://schemas.microsoft.com/office/word/2010/wordprocessingDrawing" xmlns:wp="http://schemas.openxmlformats.org/drawingml/2006/wordprocessingDrawing" xmlns:w10="urn:schemas-microsoft-com:office:word" xmlns:w="http://schemas.openxmlformats.org/wordprocessingml/2006/main" xmlns:w14="http://schemas.microsoft.com/office/word/2010/wordml" xmlns:w15="http://schemas.microsoft.com/office/word/2012/wordml" xmlns:w16cex="http://schemas.microsoft.com/office/word/2018/wordml/cex" xmlns:w16cid="http://schemas.microsoft.com/office/word/2016/wordml/cid" xmlns:w16="http://schemas.microsoft.com/office/word/2018/wordml" xmlns:w16sdtdh="http://schemas.microsoft.com/office/word/2020/wordml/sdtdatahash" xmlns:w16se="http://schemas.microsoft.com/office/word/2015/wordml/symex" xmlns:wpg="http://schemas.microsoft.com/office/word/2010/wordprocessingGroup" xmlns:wpi="http://schemas.microsoft.com/office/word/2010/wordprocessingInk" xmlns:wne="http://schemas.microsoft.com/office/word/2006/wordml" xmlns:wps="http://schemas.microsoft.com/office/word/2010/wordprocessingShape" mc:Ignorable="w14 w15 w16se w16cid w16 w16cex w16sdtdh wp14">
-  <w:abstractNum w:abstractNumId="0" w15:restartNumberingAfterBreak="0">
-    <w:nsid w:val="34C93600"/>
-    <w:multiLevelType w:val="hybridMultilevel"/>
-    <w:tmpl w:val="BB80C7C6"/>
-    <w:lvl w:ilvl="0" w:tplc="04090005">
-      <w:start w:val="1"/>
-      <w:numFmt w:val="bullet"/>
-      <w:lvlText w:val=""/>
-      <w:lvlJc w:val="left"/>
-      <w:pPr>
-        <w:ind w:left="2160" w:hanging="360"/>
-      </w:pPr>
-      <w:rPr>
-        <w:rFonts w:ascii="Wingdings" w:hAnsi="Wingdings" w:hint="default"/>
-      </w:rPr>
-    </w:lvl>
-    <w:lvl w:ilvl="1" w:tplc="04090003" w:tentative="1">
-      <w:start w:val="1"/>
-      <w:numFmt w:val="bullet"/>
-      <w:lvlText w:val="o"/>
-      <w:lvlJc w:val="left"/>
-      <w:pPr>
-        <w:ind w:left="2880" w:hanging="360"/>
-      </w:pPr>
-      <w:rPr>
-        <w:rFonts w:ascii="Courier New" w:hAnsi="Courier New" w:cs="Courier New" w:hint="default"/>
-      </w:rPr>
-    </w:lvl>
-    <w:lvl w:ilvl="2" w:tplc="04090005" w:tentative="1">
-      <w:start w:val="1"/>
-      <w:numFmt w:val="bullet"/>
-      <w:lvlText w:val=""/>
-      <w:lvlJc w:val="left"/>
-      <w:pPr>
-        <w:ind w:left="3600" w:hanging="360"/>
-      </w:pPr>
-      <w:rPr>
-        <w:rFonts w:ascii="Wingdings" w:hAnsi="Wingdings" w:hint="default"/>
-      </w:rPr>
-    </w:lvl>
-    <w:lvl w:ilvl="3" w:tplc="04090001" w:tentative="1">
-      <w:start w:val="1"/>
-      <w:numFmt w:val="bullet"/>
-      <w:lvlText w:val=""/>
-      <w:lvlJc w:val="left"/>
-      <w:pPr>
-        <w:ind w:left="4320" w:hanging="360"/>
-      </w:pPr>
-      <w:rPr>
-        <w:rFonts w:ascii="Symbol" w:hAnsi="Symbol" w:hint="default"/>
-      </w:rPr>
-    </w:lvl>
-    <w:lvl w:ilvl="4" w:tplc="04090003" w:tentative="1">
-      <w:start w:val="1"/>
-      <w:numFmt w:val="bullet"/>
-      <w:lvlText w:val="o"/>
-      <w:lvlJc w:val="left"/>
-      <w:pPr>
-        <w:ind w:left="5040" w:hanging="360"/>
-      </w:pPr>
-      <w:rPr>
-        <w:rFonts w:ascii="Courier New" w:hAnsi="Courier New" w:cs="Courier New" w:hint="default"/>
-      </w:rPr>
-    </w:lvl>
-    <w:lvl w:ilvl="5" w:tplc="04090005" w:tentative="1">
-      <w:start w:val="1"/>
-      <w:numFmt w:val="bullet"/>
-      <w:lvlText w:val=""/>
-      <w:lvlJc w:val="left"/>
-      <w:pPr>
-        <w:ind w:left="5760" w:hanging="360"/>
-      </w:pPr>
-      <w:rPr>
-        <w:rFonts w:ascii="Wingdings" w:hAnsi="Wingdings" w:hint="default"/>
-      </w:rPr>
-    </w:lvl>
-    <w:lvl w:ilvl="6" w:tplc="04090001" w:tentative="1">
-      <w:start w:val="1"/>
-      <w:numFmt w:val="bullet"/>
-      <w:lvlText w:val=""/>
-      <w:lvlJc w:val="left"/>
-      <w:pPr>
-        <w:ind w:left="6480" w:hanging="360"/>
-      </w:pPr>
-      <w:rPr>
-        <w:rFonts w:ascii="Symbol" w:hAnsi="Symbol" w:hint="default"/>
-      </w:rPr>
-    </w:lvl>
-    <w:lvl w:ilvl="7" w:tplc="04090003" w:tentative="1">
-      <w:start w:val="1"/>
-      <w:numFmt w:val="bullet"/>
-      <w:lvlText w:val="o"/>
-      <w:lvlJc w:val="left"/>
-      <w:pPr>
-        <w:ind w:left="7200" w:hanging="360"/>
-      </w:pPr>
-      <w:rPr>
-        <w:rFonts w:ascii="Courier New" w:hAnsi="Courier New" w:cs="Courier New" w:hint="default"/>
-      </w:rPr>
-    </w:lvl>
-    <w:lvl w:ilvl="8" w:tplc="04090005" w:tentative="1">
-      <w:start w:val="1"/>
-      <w:numFmt w:val="bullet"/>
-      <w:lvlText w:val=""/>
-      <w:lvlJc w:val="left"/>
-      <w:pPr>
-        <w:ind w:left="7920" w:hanging="360"/>
-      </w:pPr>
-      <w:rPr>
-        <w:rFonts w:ascii="Wingdings" w:hAnsi="Wingdings" w:hint="default"/>
-      </w:rPr>
-    </w:lvl>
-  </w:abstractNum>
-  <w:abstractNum w:abstractNumId="1" w15:restartNumberingAfterBreak="0">
-    <w:nsid w:val="39FD5291"/>
-    <w:multiLevelType w:val="hybridMultilevel"/>
-    <w:tmpl w:val="8BB62E7A"/>
-    <w:lvl w:ilvl="0" w:tplc="A9D6220C">
-      <w:start w:val="1"/>
-      <w:numFmt w:val="upperRoman"/>
-      <w:lvlText w:val="%1."/>
-      <w:lvlJc w:val="left"/>
-      <w:pPr>
-        <w:ind w:left="1080" w:hanging="720"/>
-      </w:pPr>
-      <w:rPr>
-        <w:rFonts w:hint="default"/>
-      </w:rPr>
-    </w:lvl>
-    <w:lvl w:ilvl="1" w:tplc="38090019" w:tentative="1">
-      <w:start w:val="1"/>
-      <w:numFmt w:val="lowerLetter"/>
-      <w:lvlText w:val="%2."/>
-      <w:lvlJc w:val="left"/>
-      <w:pPr>
-        <w:ind w:left="1440" w:hanging="360"/>
-      </w:pPr>
-    </w:lvl>
-    <w:lvl w:ilvl="2" w:tplc="3809001B" w:tentative="1">
-      <w:start w:val="1"/>
-      <w:numFmt w:val="lowerRoman"/>
-      <w:lvlText w:val="%3."/>
-      <w:lvlJc w:val="right"/>
-      <w:pPr>
-        <w:ind w:left="2160" w:hanging="180"/>
-      </w:pPr>
-    </w:lvl>
-    <w:lvl w:ilvl="3" w:tplc="3809000F" w:tentative="1">
-      <w:start w:val="1"/>
-      <w:numFmt w:val="decimal"/>
-      <w:lvlText w:val="%4."/>
-      <w:lvlJc w:val="left"/>
-      <w:pPr>
-        <w:ind w:left="2880" w:hanging="360"/>
-      </w:pPr>
-    </w:lvl>
-    <w:lvl w:ilvl="4" w:tplc="38090019" w:tentative="1">
-      <w:start w:val="1"/>
-      <w:numFmt w:val="lowerLetter"/>
-      <w:lvlText w:val="%5."/>
-      <w:lvlJc w:val="left"/>
-      <w:pPr>
-        <w:ind w:left="3600" w:hanging="360"/>
-      </w:pPr>
-    </w:lvl>
-    <w:lvl w:ilvl="5" w:tplc="3809001B" w:tentative="1">
-      <w:start w:val="1"/>
-      <w:numFmt w:val="lowerRoman"/>
-      <w:lvlText w:val="%6."/>
-      <w:lvlJc w:val="right"/>
-      <w:pPr>
-        <w:ind w:left="4320" w:hanging="180"/>
-      </w:pPr>
-    </w:lvl>
-    <w:lvl w:ilvl="6" w:tplc="3809000F" w:tentative="1">
-      <w:start w:val="1"/>
-      <w:numFmt w:val="decimal"/>
-      <w:lvlText w:val="%7."/>
-      <w:lvlJc w:val="left"/>
-      <w:pPr>
-        <w:ind w:left="5040" w:hanging="360"/>
-      </w:pPr>
-    </w:lvl>
-    <w:lvl w:ilvl="7" w:tplc="38090019" w:tentative="1">
-      <w:start w:val="1"/>
-      <w:numFmt w:val="lowerLetter"/>
-      <w:lvlText w:val="%8."/>
-      <w:lvlJc w:val="left"/>
-      <w:pPr>
-        <w:ind w:left="5760" w:hanging="360"/>
-      </w:pPr>
-    </w:lvl>
-    <w:lvl w:ilvl="8" w:tplc="3809001B" w:tentative="1">
-      <w:start w:val="1"/>
-      <w:numFmt w:val="lowerRoman"/>
-      <w:lvlText w:val="%9."/>
-      <w:lvlJc w:val="right"/>
-      <w:pPr>
-        <w:ind w:left="6480" w:hanging="180"/>
-      </w:pPr>
-    </w:lvl>
-  </w:abstractNum>
-  <w:abstractNum w:abstractNumId="2" w15:restartNumberingAfterBreak="0">
-    <w:nsid w:val="3F531E06"/>
-    <w:multiLevelType w:val="hybridMultilevel"/>
-    <w:tmpl w:val="458A2CD4"/>
-    <w:lvl w:ilvl="0" w:tplc="D8083596">
-      <w:start w:val="1"/>
-      <w:numFmt w:val="bullet"/>
-      <w:lvlText w:val="-"/>
-      <w:lvlJc w:val="left"/>
-      <w:pPr>
-        <w:ind w:left="786" w:hanging="360"/>
-      </w:pPr>
-      <w:rPr>
-        <w:rFonts w:ascii="Bookman Old Style" w:eastAsiaTheme="minorHAnsi" w:hAnsi="Bookman Old Style" w:cstheme="minorBidi" w:hint="default"/>
-      </w:rPr>
-    </w:lvl>
-    <w:lvl w:ilvl="1" w:tplc="38090003">
-      <w:start w:val="1"/>
-      <w:numFmt w:val="bullet"/>
-      <w:lvlText w:val="o"/>
-      <w:lvlJc w:val="left"/>
-      <w:pPr>
-        <w:ind w:left="1506" w:hanging="360"/>
-      </w:pPr>
-      <w:rPr>
-        <w:rFonts w:ascii="Courier New" w:hAnsi="Courier New" w:cs="Courier New" w:hint="default"/>
-      </w:rPr>
-    </w:lvl>
-    <w:lvl w:ilvl="2" w:tplc="38090005">
-      <w:start w:val="1"/>
-      <w:numFmt w:val="bullet"/>
-      <w:lvlText w:val=""/>
-      <w:lvlJc w:val="left"/>
-      <w:pPr>
-        <w:ind w:left="2226" w:hanging="360"/>
-      </w:pPr>
-      <w:rPr>
-        <w:rFonts w:ascii="Wingdings" w:hAnsi="Wingdings" w:hint="default"/>
-      </w:rPr>
-    </w:lvl>
-    <w:lvl w:ilvl="3" w:tplc="38090001">
-      <w:start w:val="1"/>
-      <w:numFmt w:val="bullet"/>
-      <w:lvlText w:val=""/>
-      <w:lvlJc w:val="left"/>
-      <w:pPr>
-        <w:ind w:left="2946" w:hanging="360"/>
-      </w:pPr>
-      <w:rPr>
-        <w:rFonts w:ascii="Symbol" w:hAnsi="Symbol" w:hint="default"/>
-      </w:rPr>
-    </w:lvl>
-    <w:lvl w:ilvl="4" w:tplc="38090003">
-      <w:start w:val="1"/>
-      <w:numFmt w:val="bullet"/>
-      <w:lvlText w:val="o"/>
-      <w:lvlJc w:val="left"/>
-      <w:pPr>
-        <w:ind w:left="3666" w:hanging="360"/>
-      </w:pPr>
-      <w:rPr>
-        <w:rFonts w:ascii="Courier New" w:hAnsi="Courier New" w:cs="Courier New" w:hint="default"/>
-      </w:rPr>
-    </w:lvl>
-    <w:lvl w:ilvl="5" w:tplc="38090005">
-      <w:start w:val="1"/>
-      <w:numFmt w:val="bullet"/>
-      <w:lvlText w:val=""/>
-      <w:lvlJc w:val="left"/>
-      <w:pPr>
-        <w:ind w:left="4386" w:hanging="360"/>
-      </w:pPr>
-      <w:rPr>
-        <w:rFonts w:ascii="Wingdings" w:hAnsi="Wingdings" w:hint="default"/>
-      </w:rPr>
-    </w:lvl>
-    <w:lvl w:ilvl="6" w:tplc="38090001">
-      <w:start w:val="1"/>
-      <w:numFmt w:val="bullet"/>
-      <w:lvlText w:val=""/>
-      <w:lvlJc w:val="left"/>
-      <w:pPr>
-        <w:ind w:left="5106" w:hanging="360"/>
-      </w:pPr>
-      <w:rPr>
-        <w:rFonts w:ascii="Symbol" w:hAnsi="Symbol" w:hint="default"/>
-      </w:rPr>
-    </w:lvl>
-    <w:lvl w:ilvl="7" w:tplc="38090003" w:tentative="1">
-      <w:start w:val="1"/>
-      <w:numFmt w:val="bullet"/>
-      <w:lvlText w:val="o"/>
-      <w:lvlJc w:val="left"/>
-      <w:pPr>
-        <w:ind w:left="5826" w:hanging="360"/>
-      </w:pPr>
-      <w:rPr>
-        <w:rFonts w:ascii="Courier New" w:hAnsi="Courier New" w:cs="Courier New" w:hint="default"/>
-      </w:rPr>
-    </w:lvl>
-    <w:lvl w:ilvl="8" w:tplc="38090005" w:tentative="1">
-      <w:start w:val="1"/>
-      <w:numFmt w:val="bullet"/>
-      <w:lvlText w:val=""/>
-      <w:lvlJc w:val="left"/>
-      <w:pPr>
-        <w:ind w:left="6546" w:hanging="360"/>
-      </w:pPr>
-      <w:rPr>
-        <w:rFonts w:ascii="Wingdings" w:hAnsi="Wingdings" w:hint="default"/>
-      </w:rPr>
-    </w:lvl>
-  </w:abstractNum>
-  <w:abstractNum w:abstractNumId="3" w15:restartNumberingAfterBreak="0">
-    <w:nsid w:val="7B4548BF"/>
-    <w:multiLevelType w:val="hybridMultilevel"/>
-    <w:tmpl w:val="A0DC8B7E"/>
-    <w:lvl w:ilvl="0" w:tplc="7BEA26EC">
-      <w:start w:val="1"/>
-      <w:numFmt w:val="lowerLetter"/>
-      <w:lvlText w:val="%1."/>
-      <w:lvlJc w:val="left"/>
-      <w:pPr>
-        <w:ind w:left="1087" w:hanging="360"/>
-      </w:pPr>
-      <w:rPr>
-        <w:rFonts w:hint="default"/>
-      </w:rPr>
-    </w:lvl>
-    <w:lvl w:ilvl="1" w:tplc="38090019" w:tentative="1">
-      <w:start w:val="1"/>
-      <w:numFmt w:val="lowerLetter"/>
-      <w:lvlText w:val="%2."/>
-      <w:lvlJc w:val="left"/>
-      <w:pPr>
-        <w:ind w:left="1807" w:hanging="360"/>
-      </w:pPr>
-    </w:lvl>
-    <w:lvl w:ilvl="2" w:tplc="3809001B" w:tentative="1">
-      <w:start w:val="1"/>
-      <w:numFmt w:val="lowerRoman"/>
-      <w:lvlText w:val="%3."/>
-      <w:lvlJc w:val="right"/>
-      <w:pPr>
-        <w:ind w:left="2527" w:hanging="180"/>
-      </w:pPr>
-    </w:lvl>
-    <w:lvl w:ilvl="3" w:tplc="3809000F" w:tentative="1">
-      <w:start w:val="1"/>
-      <w:numFmt w:val="decimal"/>
-      <w:lvlText w:val="%4."/>
-      <w:lvlJc w:val="left"/>
-      <w:pPr>
-        <w:ind w:left="3247" w:hanging="360"/>
-      </w:pPr>
-    </w:lvl>
-    <w:lvl w:ilvl="4" w:tplc="38090019" w:tentative="1">
-      <w:start w:val="1"/>
-      <w:numFmt w:val="lowerLetter"/>
-      <w:lvlText w:val="%5."/>
-      <w:lvlJc w:val="left"/>
-      <w:pPr>
-        <w:ind w:left="3967" w:hanging="360"/>
-      </w:pPr>
-    </w:lvl>
-    <w:lvl w:ilvl="5" w:tplc="3809001B" w:tentative="1">
-      <w:start w:val="1"/>
-      <w:numFmt w:val="lowerRoman"/>
-      <w:lvlText w:val="%6."/>
-      <w:lvlJc w:val="right"/>
-      <w:pPr>
-        <w:ind w:left="4687" w:hanging="180"/>
-      </w:pPr>
-    </w:lvl>
-    <w:lvl w:ilvl="6" w:tplc="3809000F" w:tentative="1">
-      <w:start w:val="1"/>
-      <w:numFmt w:val="decimal"/>
-      <w:lvlText w:val="%7."/>
-      <w:lvlJc w:val="left"/>
-      <w:pPr>
-        <w:ind w:left="5407" w:hanging="360"/>
-      </w:pPr>
-    </w:lvl>
-    <w:lvl w:ilvl="7" w:tplc="38090019" w:tentative="1">
-      <w:start w:val="1"/>
-      <w:numFmt w:val="lowerLetter"/>
-      <w:lvlText w:val="%8."/>
-      <w:lvlJc w:val="left"/>
-      <w:pPr>
-        <w:ind w:left="6127" w:hanging="360"/>
-      </w:pPr>
-    </w:lvl>
-    <w:lvl w:ilvl="8" w:tplc="3809001B" w:tentative="1">
-      <w:start w:val="1"/>
-      <w:numFmt w:val="lowerRoman"/>
-      <w:lvlText w:val="%9."/>
-      <w:lvlJc w:val="right"/>
-      <w:pPr>
-        <w:ind w:left="6847" w:hanging="180"/>
-      </w:pPr>
-    </w:lvl>
-  </w:abstractNum>
-  <w:num w:numId="1" w16cid:durableId="1600605042">
-    <w:abstractNumId w:val="0"/>
-  </w:num>
-  <w:num w:numId="2" w16cid:durableId="956260373">
-    <w:abstractNumId w:val="1"/>
-  </w:num>
-  <w:num w:numId="3" w16cid:durableId="1775587969">
-    <w:abstractNumId w:val="2"/>
-  </w:num>
-  <w:num w:numId="4" w16cid:durableId="1966545048">
-    <w:abstractNumId w:val="3"/>
-  </w:num>
-</w:numbering>
 </file>
 
 <file path=word/styles.xml><?xml version="1.0" encoding="utf-8"?>
@@ -1950,14 +1377,16 @@
     <w:rPrDefault>
       <w:rPr>
         <w:rFonts w:asciiTheme="minorHAnsi" w:eastAsiaTheme="minorHAnsi" w:hAnsiTheme="minorHAnsi" w:cstheme="minorBidi"/>
+        <w:kern w:val="2"/>
         <w:sz w:val="22"/>
         <w:szCs w:val="22"/>
-        <w:lang w:val="id-ID" w:eastAsia="en-US" w:bidi="ar-SA"/>
+        <w:lang w:val="en-ID" w:eastAsia="en-US" w:bidi="ar-SA"/>
+        <w14:ligatures w14:val="standardContextual"/>
       </w:rPr>
     </w:rPrDefault>
     <w:pPrDefault>
       <w:pPr>
-        <w:spacing w:after="200" w:line="276" w:lineRule="auto"/>
+        <w:spacing w:after="160" w:line="259" w:lineRule="auto"/>
       </w:pPr>
     </w:pPrDefault>
   </w:docDefaults>
@@ -2342,7 +1771,15 @@
   <w:style w:type="paragraph" w:default="1" w:styleId="Normal">
     <w:name w:val="Normal"/>
     <w:qFormat/>
-    <w:rsid w:val="00515CA9"/>
+    <w:rsid w:val="008B0D0D"/>
+    <w:pPr>
+      <w:spacing w:after="200" w:line="276" w:lineRule="auto"/>
+    </w:pPr>
+    <w:rPr>
+      <w:kern w:val="0"/>
+      <w:lang w:val="id-ID"/>
+      <w14:ligatures w14:val="none"/>
+    </w:rPr>
   </w:style>
   <w:style w:type="character" w:default="1" w:styleId="DefaultParagraphFont">
     <w:name w:val="Default Paragraph Font"/>
@@ -2377,7 +1814,7 @@
     <w:link w:val="HeaderChar"/>
     <w:uiPriority w:val="99"/>
     <w:unhideWhenUsed/>
-    <w:rsid w:val="00FB7888"/>
+    <w:rsid w:val="008B0D0D"/>
     <w:pPr>
       <w:tabs>
         <w:tab w:val="center" w:pos="4513"/>
@@ -2385,13 +1822,18 @@
       </w:tabs>
       <w:spacing w:after="0" w:line="240" w:lineRule="auto"/>
     </w:pPr>
+    <w:rPr>
+      <w:kern w:val="2"/>
+      <w:lang w:val="en-ID"/>
+      <w14:ligatures w14:val="standardContextual"/>
+    </w:rPr>
   </w:style>
   <w:style w:type="character" w:customStyle="1" w:styleId="HeaderChar">
     <w:name w:val="Header Char"/>
     <w:basedOn w:val="DefaultParagraphFont"/>
     <w:link w:val="Header"/>
     <w:uiPriority w:val="99"/>
-    <w:rsid w:val="00FB7888"/>
+    <w:rsid w:val="008B0D0D"/>
   </w:style>
   <w:style w:type="paragraph" w:styleId="Footer">
     <w:name w:val="footer"/>
@@ -2399,7 +1841,7 @@
     <w:link w:val="FooterChar"/>
     <w:uiPriority w:val="99"/>
     <w:unhideWhenUsed/>
-    <w:rsid w:val="00FB7888"/>
+    <w:rsid w:val="008B0D0D"/>
     <w:pPr>
       <w:tabs>
         <w:tab w:val="center" w:pos="4513"/>
@@ -2407,92 +1849,25 @@
       </w:tabs>
       <w:spacing w:after="0" w:line="240" w:lineRule="auto"/>
     </w:pPr>
+    <w:rPr>
+      <w:kern w:val="2"/>
+      <w:lang w:val="en-ID"/>
+      <w14:ligatures w14:val="standardContextual"/>
+    </w:rPr>
   </w:style>
   <w:style w:type="character" w:customStyle="1" w:styleId="FooterChar">
     <w:name w:val="Footer Char"/>
     <w:basedOn w:val="DefaultParagraphFont"/>
     <w:link w:val="Footer"/>
     <w:uiPriority w:val="99"/>
-    <w:rsid w:val="00FB7888"/>
-  </w:style>
-  <w:style w:type="paragraph" w:styleId="BalloonText">
-    <w:name w:val="Balloon Text"/>
-    <w:basedOn w:val="Normal"/>
-    <w:link w:val="BalloonTextChar"/>
-    <w:uiPriority w:val="99"/>
-    <w:semiHidden/>
-    <w:unhideWhenUsed/>
-    <w:rsid w:val="00FB7888"/>
-    <w:pPr>
-      <w:spacing w:after="0" w:line="240" w:lineRule="auto"/>
-    </w:pPr>
-    <w:rPr>
-      <w:rFonts w:ascii="Tahoma" w:hAnsi="Tahoma" w:cs="Tahoma"/>
-      <w:sz w:val="16"/>
-      <w:szCs w:val="16"/>
-    </w:rPr>
-  </w:style>
-  <w:style w:type="character" w:customStyle="1" w:styleId="BalloonTextChar">
-    <w:name w:val="Balloon Text Char"/>
-    <w:basedOn w:val="DefaultParagraphFont"/>
-    <w:link w:val="BalloonText"/>
-    <w:uiPriority w:val="99"/>
-    <w:semiHidden/>
-    <w:rsid w:val="00FB7888"/>
-    <w:rPr>
-      <w:rFonts w:ascii="Tahoma" w:hAnsi="Tahoma" w:cs="Tahoma"/>
-      <w:sz w:val="16"/>
-      <w:szCs w:val="16"/>
-    </w:rPr>
-  </w:style>
-  <w:style w:type="character" w:styleId="Hyperlink">
-    <w:name w:val="Hyperlink"/>
-    <w:basedOn w:val="DefaultParagraphFont"/>
-    <w:uiPriority w:val="99"/>
-    <w:unhideWhenUsed/>
-    <w:rsid w:val="00FB7888"/>
-    <w:rPr>
-      <w:color w:val="0000FF" w:themeColor="hyperlink"/>
-      <w:u w:val="single"/>
-    </w:rPr>
-  </w:style>
-  <w:style w:type="paragraph" w:styleId="NoSpacing">
-    <w:name w:val="No Spacing"/>
-    <w:uiPriority w:val="1"/>
-    <w:qFormat/>
-    <w:rsid w:val="00B73F59"/>
-    <w:pPr>
-      <w:spacing w:after="0" w:line="240" w:lineRule="auto"/>
-    </w:pPr>
-    <w:rPr>
-      <w:rFonts w:ascii="Calibri" w:eastAsia="Calibri" w:hAnsi="Calibri" w:cs="Times New Roman"/>
-    </w:rPr>
-  </w:style>
-  <w:style w:type="table" w:styleId="TableGrid">
-    <w:name w:val="Table Grid"/>
-    <w:basedOn w:val="TableNormal"/>
-    <w:uiPriority w:val="39"/>
-    <w:rsid w:val="00867A67"/>
-    <w:pPr>
-      <w:spacing w:after="0" w:line="240" w:lineRule="auto"/>
-    </w:pPr>
-    <w:tblPr>
-      <w:tblBorders>
-        <w:top w:val="single" w:sz="4" w:space="0" w:color="auto"/>
-        <w:left w:val="single" w:sz="4" w:space="0" w:color="auto"/>
-        <w:bottom w:val="single" w:sz="4" w:space="0" w:color="auto"/>
-        <w:right w:val="single" w:sz="4" w:space="0" w:color="auto"/>
-        <w:insideH w:val="single" w:sz="4" w:space="0" w:color="auto"/>
-        <w:insideV w:val="single" w:sz="4" w:space="0" w:color="auto"/>
-      </w:tblBorders>
-    </w:tblPr>
+    <w:rsid w:val="008B0D0D"/>
   </w:style>
   <w:style w:type="paragraph" w:styleId="ListParagraph">
     <w:name w:val="List Paragraph"/>
     <w:basedOn w:val="Normal"/>
     <w:uiPriority w:val="34"/>
     <w:qFormat/>
-    <w:rsid w:val="00204D98"/>
+    <w:rsid w:val="008B0D0D"/>
     <w:pPr>
       <w:ind w:left="720"/>
       <w:contextualSpacing/>
@@ -2512,44 +1887,44 @@
         <a:sysClr val="window" lastClr="FFFFFF"/>
       </a:lt1>
       <a:dk2>
-        <a:srgbClr val="1F497D"/>
+        <a:srgbClr val="44546A"/>
       </a:dk2>
       <a:lt2>
-        <a:srgbClr val="EEECE1"/>
+        <a:srgbClr val="E7E6E6"/>
       </a:lt2>
       <a:accent1>
-        <a:srgbClr val="4F81BD"/>
+        <a:srgbClr val="4472C4"/>
       </a:accent1>
       <a:accent2>
-        <a:srgbClr val="C0504D"/>
+        <a:srgbClr val="ED7D31"/>
       </a:accent2>
       <a:accent3>
-        <a:srgbClr val="9BBB59"/>
+        <a:srgbClr val="A5A5A5"/>
       </a:accent3>
       <a:accent4>
-        <a:srgbClr val="8064A2"/>
+        <a:srgbClr val="FFC000"/>
       </a:accent4>
       <a:accent5>
-        <a:srgbClr val="4BACC6"/>
+        <a:srgbClr val="5B9BD5"/>
       </a:accent5>
       <a:accent6>
-        <a:srgbClr val="F79646"/>
+        <a:srgbClr val="70AD47"/>
       </a:accent6>
       <a:hlink>
-        <a:srgbClr val="0000FF"/>
+        <a:srgbClr val="0563C1"/>
       </a:hlink>
       <a:folHlink>
-        <a:srgbClr val="800080"/>
+        <a:srgbClr val="954F72"/>
       </a:folHlink>
     </a:clrScheme>
     <a:fontScheme name="Office">
       <a:majorFont>
-        <a:latin typeface="Cambria"/>
+        <a:latin typeface="Calibri Light" panose="020F0302020204030204"/>
         <a:ea typeface=""/>
         <a:cs typeface=""/>
-        <a:font script="Jpan" typeface="ＭＳ ゴシック"/>
+        <a:font script="Jpan" typeface="游ゴシック Light"/>
         <a:font script="Hang" typeface="맑은 고딕"/>
-        <a:font script="Hans" typeface="宋体"/>
+        <a:font script="Hans" typeface="等线 Light"/>
         <a:font script="Hant" typeface="新細明體"/>
         <a:font script="Arab" typeface="Times New Roman"/>
         <a:font script="Hebr" typeface="Times New Roman"/>
@@ -2576,14 +1951,32 @@
         <a:font script="Mong" typeface="Mongolian Baiti"/>
         <a:font script="Viet" typeface="Times New Roman"/>
         <a:font script="Uigh" typeface="Microsoft Uighur"/>
+        <a:font script="Geor" typeface="Sylfaen"/>
+        <a:font script="Armn" typeface="Arial"/>
+        <a:font script="Bugi" typeface="Leelawadee UI"/>
+        <a:font script="Bopo" typeface="Microsoft JhengHei"/>
+        <a:font script="Java" typeface="Javanese Text"/>
+        <a:font script="Lisu" typeface="Segoe UI"/>
+        <a:font script="Mymr" typeface="Myanmar Text"/>
+        <a:font script="Nkoo" typeface="Ebrima"/>
+        <a:font script="Olck" typeface="Nirmala UI"/>
+        <a:font script="Osma" typeface="Ebrima"/>
+        <a:font script="Phag" typeface="Phagspa"/>
+        <a:font script="Syrn" typeface="Estrangelo Edessa"/>
+        <a:font script="Syrj" typeface="Estrangelo Edessa"/>
+        <a:font script="Syre" typeface="Estrangelo Edessa"/>
+        <a:font script="Sora" typeface="Nirmala UI"/>
+        <a:font script="Tale" typeface="Microsoft Tai Le"/>
+        <a:font script="Talu" typeface="Microsoft New Tai Lue"/>
+        <a:font script="Tfng" typeface="Ebrima"/>
       </a:majorFont>
       <a:minorFont>
-        <a:latin typeface="Calibri"/>
+        <a:latin typeface="Calibri" panose="020F0502020204030204"/>
         <a:ea typeface=""/>
         <a:cs typeface=""/>
-        <a:font script="Jpan" typeface="ＭＳ 明朝"/>
+        <a:font script="Jpan" typeface="游明朝"/>
         <a:font script="Hang" typeface="맑은 고딕"/>
-        <a:font script="Hans" typeface="宋体"/>
+        <a:font script="Hans" typeface="等线"/>
         <a:font script="Hant" typeface="新細明體"/>
         <a:font script="Arab" typeface="Arial"/>
         <a:font script="Hebr" typeface="Arial"/>
@@ -2610,6 +2003,24 @@
         <a:font script="Mong" typeface="Mongolian Baiti"/>
         <a:font script="Viet" typeface="Arial"/>
         <a:font script="Uigh" typeface="Microsoft Uighur"/>
+        <a:font script="Geor" typeface="Sylfaen"/>
+        <a:font script="Armn" typeface="Arial"/>
+        <a:font script="Bugi" typeface="Leelawadee UI"/>
+        <a:font script="Bopo" typeface="Microsoft JhengHei"/>
+        <a:font script="Java" typeface="Javanese Text"/>
+        <a:font script="Lisu" typeface="Segoe UI"/>
+        <a:font script="Mymr" typeface="Myanmar Text"/>
+        <a:font script="Nkoo" typeface="Ebrima"/>
+        <a:font script="Olck" typeface="Nirmala UI"/>
+        <a:font script="Osma" typeface="Ebrima"/>
+        <a:font script="Phag" typeface="Phagspa"/>
+        <a:font script="Syrn" typeface="Estrangelo Edessa"/>
+        <a:font script="Syrj" typeface="Estrangelo Edessa"/>
+        <a:font script="Syre" typeface="Estrangelo Edessa"/>
+        <a:font script="Sora" typeface="Nirmala UI"/>
+        <a:font script="Tale" typeface="Microsoft Tai Le"/>
+        <a:font script="Talu" typeface="Microsoft New Tai Lue"/>
+        <a:font script="Tfng" typeface="Ebrima"/>
       </a:minorFont>
     </a:fontScheme>
     <a:fmtScheme name="Office">
@@ -2621,165 +2032,141 @@
           <a:gsLst>
             <a:gs pos="0">
               <a:schemeClr val="phClr">
-                <a:tint val="50000"/>
-                <a:satMod val="300000"/>
+                <a:lumMod val="110000"/>
+                <a:satMod val="105000"/>
+                <a:tint val="67000"/>
               </a:schemeClr>
             </a:gs>
-            <a:gs pos="35000">
+            <a:gs pos="50000">
               <a:schemeClr val="phClr">
-                <a:tint val="37000"/>
-                <a:satMod val="300000"/>
+                <a:lumMod val="105000"/>
+                <a:satMod val="103000"/>
+                <a:tint val="73000"/>
               </a:schemeClr>
             </a:gs>
             <a:gs pos="100000">
               <a:schemeClr val="phClr">
-                <a:tint val="15000"/>
-                <a:satMod val="350000"/>
+                <a:lumMod val="105000"/>
+                <a:satMod val="109000"/>
+                <a:tint val="81000"/>
               </a:schemeClr>
             </a:gs>
           </a:gsLst>
-          <a:lin ang="16200000" scaled="1"/>
+          <a:lin ang="5400000" scaled="0"/>
         </a:gradFill>
         <a:gradFill rotWithShape="1">
           <a:gsLst>
             <a:gs pos="0">
               <a:schemeClr val="phClr">
-                <a:shade val="51000"/>
-                <a:satMod val="130000"/>
+                <a:satMod val="103000"/>
+                <a:lumMod val="102000"/>
+                <a:tint val="94000"/>
               </a:schemeClr>
             </a:gs>
-            <a:gs pos="80000">
+            <a:gs pos="50000">
               <a:schemeClr val="phClr">
-                <a:shade val="93000"/>
-                <a:satMod val="130000"/>
+                <a:satMod val="110000"/>
+                <a:lumMod val="100000"/>
+                <a:shade val="100000"/>
               </a:schemeClr>
             </a:gs>
             <a:gs pos="100000">
               <a:schemeClr val="phClr">
-                <a:shade val="94000"/>
-                <a:satMod val="135000"/>
+                <a:lumMod val="99000"/>
+                <a:satMod val="120000"/>
+                <a:shade val="78000"/>
               </a:schemeClr>
             </a:gs>
           </a:gsLst>
-          <a:lin ang="16200000" scaled="0"/>
+          <a:lin ang="5400000" scaled="0"/>
         </a:gradFill>
       </a:fillStyleLst>
       <a:lnStyleLst>
-        <a:ln w="9525" cap="flat" cmpd="sng" algn="ctr">
-          <a:solidFill>
-            <a:schemeClr val="phClr">
-              <a:shade val="95000"/>
-              <a:satMod val="105000"/>
-            </a:schemeClr>
-          </a:solidFill>
-          <a:prstDash val="solid"/>
-        </a:ln>
-        <a:ln w="25400" cap="flat" cmpd="sng" algn="ctr">
+        <a:ln w="6350" cap="flat" cmpd="sng" algn="ctr">
           <a:solidFill>
             <a:schemeClr val="phClr"/>
           </a:solidFill>
           <a:prstDash val="solid"/>
+          <a:miter lim="800000"/>
         </a:ln>
-        <a:ln w="38100" cap="flat" cmpd="sng" algn="ctr">
+        <a:ln w="12700" cap="flat" cmpd="sng" algn="ctr">
           <a:solidFill>
             <a:schemeClr val="phClr"/>
           </a:solidFill>
           <a:prstDash val="solid"/>
+          <a:miter lim="800000"/>
+        </a:ln>
+        <a:ln w="19050" cap="flat" cmpd="sng" algn="ctr">
+          <a:solidFill>
+            <a:schemeClr val="phClr"/>
+          </a:solidFill>
+          <a:prstDash val="solid"/>
+          <a:miter lim="800000"/>
         </a:ln>
       </a:lnStyleLst>
       <a:effectStyleLst>
         <a:effectStyle>
+          <a:effectLst/>
+        </a:effectStyle>
+        <a:effectStyle>
+          <a:effectLst/>
+        </a:effectStyle>
+        <a:effectStyle>
           <a:effectLst>
-            <a:outerShdw blurRad="40000" dist="20000" dir="5400000" rotWithShape="0">
+            <a:outerShdw blurRad="57150" dist="19050" dir="5400000" algn="ctr" rotWithShape="0">
               <a:srgbClr val="000000">
-                <a:alpha val="38000"/>
+                <a:alpha val="63000"/>
               </a:srgbClr>
             </a:outerShdw>
           </a:effectLst>
-        </a:effectStyle>
-        <a:effectStyle>
-          <a:effectLst>
-            <a:outerShdw blurRad="40000" dist="23000" dir="5400000" rotWithShape="0">
-              <a:srgbClr val="000000">
-                <a:alpha val="35000"/>
-              </a:srgbClr>
-            </a:outerShdw>
-          </a:effectLst>
-        </a:effectStyle>
-        <a:effectStyle>
-          <a:effectLst>
-            <a:outerShdw blurRad="40000" dist="23000" dir="5400000" rotWithShape="0">
-              <a:srgbClr val="000000">
-                <a:alpha val="35000"/>
-              </a:srgbClr>
-            </a:outerShdw>
-          </a:effectLst>
-          <a:scene3d>
-            <a:camera prst="orthographicFront">
-              <a:rot lat="0" lon="0" rev="0"/>
-            </a:camera>
-            <a:lightRig rig="threePt" dir="t">
-              <a:rot lat="0" lon="0" rev="1200000"/>
-            </a:lightRig>
-          </a:scene3d>
-          <a:sp3d>
-            <a:bevelT w="63500" h="25400"/>
-          </a:sp3d>
         </a:effectStyle>
       </a:effectStyleLst>
       <a:bgFillStyleLst>
         <a:solidFill>
           <a:schemeClr val="phClr"/>
         </a:solidFill>
+        <a:solidFill>
+          <a:schemeClr val="phClr">
+            <a:tint val="95000"/>
+            <a:satMod val="170000"/>
+          </a:schemeClr>
+        </a:solidFill>
         <a:gradFill rotWithShape="1">
           <a:gsLst>
             <a:gs pos="0">
               <a:schemeClr val="phClr">
-                <a:tint val="40000"/>
-                <a:satMod val="350000"/>
+                <a:tint val="93000"/>
+                <a:satMod val="150000"/>
+                <a:shade val="98000"/>
+                <a:lumMod val="102000"/>
               </a:schemeClr>
             </a:gs>
-            <a:gs pos="40000">
+            <a:gs pos="50000">
               <a:schemeClr val="phClr">
-                <a:tint val="45000"/>
-                <a:shade val="99000"/>
-                <a:satMod val="350000"/>
+                <a:tint val="98000"/>
+                <a:satMod val="130000"/>
+                <a:shade val="90000"/>
+                <a:lumMod val="103000"/>
               </a:schemeClr>
             </a:gs>
             <a:gs pos="100000">
               <a:schemeClr val="phClr">
-                <a:shade val="20000"/>
-                <a:satMod val="255000"/>
+                <a:shade val="63000"/>
+                <a:satMod val="120000"/>
               </a:schemeClr>
             </a:gs>
           </a:gsLst>
-          <a:path path="circle">
-            <a:fillToRect l="50000" t="-80000" r="50000" b="180000"/>
-          </a:path>
-        </a:gradFill>
-        <a:gradFill rotWithShape="1">
-          <a:gsLst>
-            <a:gs pos="0">
-              <a:schemeClr val="phClr">
-                <a:tint val="80000"/>
-                <a:satMod val="300000"/>
-              </a:schemeClr>
-            </a:gs>
-            <a:gs pos="100000">
-              <a:schemeClr val="phClr">
-                <a:shade val="30000"/>
-                <a:satMod val="200000"/>
-              </a:schemeClr>
-            </a:gs>
-          </a:gsLst>
-          <a:path path="circle">
-            <a:fillToRect l="50000" t="50000" r="50000" b="50000"/>
-          </a:path>
+          <a:lin ang="5400000" scaled="0"/>
         </a:gradFill>
       </a:bgFillStyleLst>
     </a:fmtScheme>
   </a:themeElements>
   <a:objectDefaults/>
   <a:extraClrSchemeLst/>
+  <a:extLst>
+    <a:ext uri="{05A4C25C-085E-4340-85A3-A5531E510DB2}">
+      <thm15:themeFamily xmlns:thm15="http://schemas.microsoft.com/office/thememl/2012/main" name="Office Theme" id="{62F939B6-93AF-4DB8-9C6B-D6C7DFDC589F}" vid="{4A3C46E8-61CC-4603-A589-7422A47A8E4A}"/>
+    </a:ext>
+  </a:extLst>
 </a:theme>
 </file>
--- a/public/doc/input/rehabmedik/cetakNewFormProgramTerapi.docx
+++ b/public/doc/input/rehabmedik/cetakNewFormProgramTerapi.docx
@@ -692,7 +692,7 @@
     <w:p>
       <w:pPr>
         <w:spacing w:after="0"/>
-        <w:ind w:right="425" w:firstLine="720"/>
+        <w:ind w:right="425" w:firstLine="993"/>
         <w:rPr>
           <w:rFonts w:ascii="Bookman Old Style" w:hAnsi="Bookman Old Style"/>
           <w:sz w:val="18"/>
@@ -767,22 +767,119 @@
     <w:p>
       <w:pPr>
         <w:spacing w:after="0"/>
+        <w:ind w:right="-46"/>
+        <w:jc w:val="center"/>
+        <w:rPr>
+          <w:rFonts w:ascii="Bookman Old Style" w:hAnsi="Bookman Old Style"/>
+          <w:sz w:val="18"/>
+          <w:szCs w:val="18"/>
+        </w:rPr>
+      </w:pPr>
+      <w:r>
+        <w:rPr>
+          <w:rFonts w:ascii="Bookman Old Style" w:hAnsi="Bookman Old Style"/>
+          <w:sz w:val="18"/>
+          <w:szCs w:val="18"/>
+          <w:lang w:val="en-US"/>
+        </w:rPr>
+        <w:t xml:space="preserve">Dokter </w:t>
+      </w:r>
+      <w:proofErr w:type="spellStart"/>
+      <w:r>
+        <w:rPr>
+          <w:rFonts w:ascii="Bookman Old Style" w:hAnsi="Bookman Old Style"/>
+          <w:sz w:val="18"/>
+          <w:szCs w:val="18"/>
+          <w:lang w:val="en-US"/>
+        </w:rPr>
+        <w:t>Penanggung</w:t>
+      </w:r>
+      <w:proofErr w:type="spellEnd"/>
+      <w:r>
+        <w:rPr>
+          <w:rFonts w:ascii="Bookman Old Style" w:hAnsi="Bookman Old Style"/>
+          <w:sz w:val="18"/>
+          <w:szCs w:val="18"/>
+          <w:lang w:val="en-US"/>
+        </w:rPr>
+        <w:t xml:space="preserve"> Jawab </w:t>
+      </w:r>
+      <w:proofErr w:type="spellStart"/>
+      <w:r>
+        <w:rPr>
+          <w:rFonts w:ascii="Bookman Old Style" w:hAnsi="Bookman Old Style"/>
+          <w:sz w:val="18"/>
+          <w:szCs w:val="18"/>
+          <w:lang w:val="en-US"/>
+        </w:rPr>
+        <w:t>Pelayanan</w:t>
+      </w:r>
+      <w:proofErr w:type="spellEnd"/>
+    </w:p>
+    <w:p>
+      <w:pPr>
+        <w:spacing w:after="0"/>
+        <w:ind w:right="-46"/>
+        <w:jc w:val="center"/>
+        <w:rPr>
+          <w:rFonts w:ascii="Bookman Old Style" w:hAnsi="Bookman Old Style"/>
+          <w:sz w:val="18"/>
+          <w:szCs w:val="18"/>
+          <w:lang w:val="en-US"/>
+        </w:rPr>
+      </w:pPr>
+      <w:r>
+        <w:rPr>
+          <w:rFonts w:ascii="Bookman Old Style" w:hAnsi="Bookman Old Style"/>
+          <w:sz w:val="18"/>
+          <w:szCs w:val="18"/>
+          <w:lang w:val="en-US"/>
+        </w:rPr>
+        <w:t>${PATH_TTE_DOKTER}</w:t>
+      </w:r>
+    </w:p>
+    <w:p>
+      <w:pPr>
+        <w:spacing w:after="0"/>
+        <w:ind w:right="-46"/>
+        <w:jc w:val="center"/>
+        <w:rPr>
+          <w:rFonts w:ascii="Bookman Old Style" w:hAnsi="Bookman Old Style"/>
+          <w:sz w:val="18"/>
+          <w:szCs w:val="18"/>
+          <w:lang w:val="en-US"/>
+        </w:rPr>
+      </w:pPr>
+      <w:r>
+        <w:rPr>
+          <w:rFonts w:ascii="Bookman Old Style" w:hAnsi="Bookman Old Style"/>
+          <w:sz w:val="18"/>
+          <w:szCs w:val="18"/>
+          <w:lang w:val="en-US"/>
+        </w:rPr>
+        <w:t>( ${NAMADOKTER} )</w:t>
+      </w:r>
+    </w:p>
+    <w:p>
+      <w:pPr>
+        <w:spacing w:after="0"/>
         <w:ind w:right="425"/>
         <w:jc w:val="center"/>
         <w:rPr>
           <w:rFonts w:ascii="Bookman Old Style" w:hAnsi="Bookman Old Style"/>
           <w:sz w:val="18"/>
           <w:szCs w:val="18"/>
-        </w:rPr>
-      </w:pPr>
-      <w:r>
-        <w:rPr>
-          <w:rFonts w:ascii="Bookman Old Style" w:hAnsi="Bookman Old Style"/>
-          <w:sz w:val="18"/>
-          <w:szCs w:val="18"/>
-          <w:lang w:val="en-US"/>
-        </w:rPr>
-        <w:t xml:space="preserve">Dokter </w:t>
+          <w:lang w:val="en-US"/>
+        </w:rPr>
+      </w:pPr>
+      <w:r>
+        <w:rPr>
+          <w:rFonts w:ascii="Bookman Old Style" w:hAnsi="Bookman Old Style"/>
+          <w:sz w:val="18"/>
+          <w:szCs w:val="18"/>
+          <w:lang w:val="en-US"/>
+        </w:rPr>
+        <w:t xml:space="preserve">Nama Tim </w:t>
       </w:r>
       <w:proofErr w:type="spellStart"/>
       <w:r>
@@ -792,7 +889,7 @@
           <w:szCs w:val="18"/>
           <w:lang w:val="en-US"/>
         </w:rPr>
-        <w:t>Penanggung</w:t>
+        <w:t>Rehabilitasi</w:t>
       </w:r>
       <w:proofErr w:type="spellEnd"/>
       <w:r>
@@ -802,7 +899,7 @@
           <w:szCs w:val="18"/>
           <w:lang w:val="en-US"/>
         </w:rPr>
-        <w:t xml:space="preserve"> Jawab </w:t>
+        <w:t xml:space="preserve"> </w:t>
       </w:r>
       <w:proofErr w:type="spellStart"/>
       <w:r>
@@ -812,7 +909,7 @@
           <w:szCs w:val="18"/>
           <w:lang w:val="en-US"/>
         </w:rPr>
-        <w:t>Pelayanan</w:t>
+        <w:t>Medik</w:t>
       </w:r>
       <w:proofErr w:type="spellEnd"/>
     </w:p>
@@ -835,7 +932,7 @@
           <w:szCs w:val="18"/>
           <w:lang w:val="en-US"/>
         </w:rPr>
-        <w:t>${PATH_TTE_DOKTER}</w:t>
+        <w:t>${PATH_TTE_TIM}</w:t>
       </w:r>
     </w:p>
     <w:p>
@@ -850,187 +947,14 @@
           <w:lang w:val="en-US"/>
         </w:rPr>
       </w:pPr>
-      <w:proofErr w:type="gramStart"/>
-      <w:r>
-        <w:rPr>
-          <w:rFonts w:ascii="Bookman Old Style" w:hAnsi="Bookman Old Style"/>
-          <w:sz w:val="18"/>
-          <w:szCs w:val="18"/>
-          <w:lang w:val="en-US"/>
-        </w:rPr>
-        <w:t xml:space="preserve">( </w:t>
-      </w:r>
-      <w:r>
-        <w:rPr>
-          <w:rFonts w:ascii="Bookman Old Style" w:hAnsi="Bookman Old Style"/>
-          <w:sz w:val="18"/>
-          <w:szCs w:val="18"/>
-          <w:lang w:val="en-US"/>
-        </w:rPr>
-        <w:t>$</w:t>
-      </w:r>
-      <w:proofErr w:type="gramEnd"/>
-      <w:r>
-        <w:rPr>
-          <w:rFonts w:ascii="Bookman Old Style" w:hAnsi="Bookman Old Style"/>
-          <w:sz w:val="18"/>
-          <w:szCs w:val="18"/>
-          <w:lang w:val="en-US"/>
-        </w:rPr>
-        <w:t>{NAMADOKTER}</w:t>
-      </w:r>
-      <w:r>
-        <w:rPr>
-          <w:rFonts w:ascii="Bookman Old Style" w:hAnsi="Bookman Old Style"/>
-          <w:sz w:val="18"/>
-          <w:szCs w:val="18"/>
-          <w:lang w:val="en-US"/>
-        </w:rPr>
-        <w:t xml:space="preserve"> )</w:t>
-      </w:r>
-    </w:p>
-    <w:p>
-      <w:pPr>
-        <w:spacing w:after="0"/>
-        <w:ind w:right="425"/>
-        <w:jc w:val="center"/>
-        <w:rPr>
-          <w:rFonts w:ascii="Bookman Old Style" w:hAnsi="Bookman Old Style"/>
-          <w:sz w:val="18"/>
-          <w:szCs w:val="18"/>
-          <w:lang w:val="en-US"/>
-        </w:rPr>
-      </w:pPr>
-      <w:r>
-        <w:rPr>
-          <w:rFonts w:ascii="Bookman Old Style" w:hAnsi="Bookman Old Style"/>
-          <w:sz w:val="18"/>
-          <w:szCs w:val="18"/>
-          <w:lang w:val="en-US"/>
-        </w:rPr>
-        <w:t xml:space="preserve">Nama Tim </w:t>
-      </w:r>
-      <w:proofErr w:type="spellStart"/>
-      <w:r>
-        <w:rPr>
-          <w:rFonts w:ascii="Bookman Old Style" w:hAnsi="Bookman Old Style"/>
-          <w:sz w:val="18"/>
-          <w:szCs w:val="18"/>
-          <w:lang w:val="en-US"/>
-        </w:rPr>
-        <w:t>Rehabilitasi</w:t>
-      </w:r>
-      <w:proofErr w:type="spellEnd"/>
-      <w:r>
-        <w:rPr>
-          <w:rFonts w:ascii="Bookman Old Style" w:hAnsi="Bookman Old Style"/>
-          <w:sz w:val="18"/>
-          <w:szCs w:val="18"/>
-          <w:lang w:val="en-US"/>
-        </w:rPr>
-        <w:t xml:space="preserve"> </w:t>
-      </w:r>
-      <w:proofErr w:type="spellStart"/>
-      <w:r>
-        <w:rPr>
-          <w:rFonts w:ascii="Bookman Old Style" w:hAnsi="Bookman Old Style"/>
-          <w:sz w:val="18"/>
-          <w:szCs w:val="18"/>
-          <w:lang w:val="en-US"/>
-        </w:rPr>
-        <w:t>Medik</w:t>
-      </w:r>
-      <w:proofErr w:type="spellEnd"/>
-    </w:p>
-    <w:p>
-      <w:pPr>
-        <w:spacing w:after="0"/>
-        <w:ind w:right="425"/>
-        <w:jc w:val="center"/>
-        <w:rPr>
-          <w:rFonts w:ascii="Bookman Old Style" w:hAnsi="Bookman Old Style"/>
-          <w:sz w:val="18"/>
-          <w:szCs w:val="18"/>
-          <w:lang w:val="en-US"/>
-        </w:rPr>
-      </w:pPr>
-      <w:r>
-        <w:rPr>
-          <w:rFonts w:ascii="Bookman Old Style" w:hAnsi="Bookman Old Style"/>
-          <w:sz w:val="18"/>
-          <w:szCs w:val="18"/>
-          <w:lang w:val="en-US"/>
-        </w:rPr>
-        <w:t>${PATH_TTE_TIM}</w:t>
-      </w:r>
-    </w:p>
-    <w:p>
-      <w:pPr>
-        <w:spacing w:after="0"/>
-        <w:ind w:right="425"/>
-        <w:jc w:val="center"/>
-        <w:rPr>
-          <w:rFonts w:ascii="Bookman Old Style" w:hAnsi="Bookman Old Style"/>
-          <w:sz w:val="18"/>
-          <w:szCs w:val="18"/>
-          <w:lang w:val="en-US"/>
-        </w:rPr>
-      </w:pPr>
-      <w:proofErr w:type="gramStart"/>
-      <w:r>
-        <w:rPr>
-          <w:rFonts w:ascii="Bookman Old Style" w:hAnsi="Bookman Old Style"/>
-          <w:sz w:val="18"/>
-          <w:szCs w:val="18"/>
-          <w:lang w:val="en-US"/>
-        </w:rPr>
-        <w:t xml:space="preserve">( </w:t>
-      </w:r>
-      <w:r>
-        <w:rPr>
-          <w:rFonts w:ascii="Bookman Old Style" w:hAnsi="Bookman Old Style"/>
-          <w:sz w:val="18"/>
-          <w:szCs w:val="18"/>
-          <w:lang w:val="en-US"/>
-        </w:rPr>
-        <w:t>$</w:t>
-      </w:r>
-      <w:proofErr w:type="gramEnd"/>
-      <w:r>
-        <w:rPr>
-          <w:rFonts w:ascii="Bookman Old Style" w:hAnsi="Bookman Old Style"/>
-          <w:sz w:val="18"/>
-          <w:szCs w:val="18"/>
-          <w:lang w:val="en-US"/>
-        </w:rPr>
-        <w:t>{</w:t>
-      </w:r>
-      <w:r>
-        <w:rPr>
-          <w:rFonts w:ascii="Bookman Old Style" w:hAnsi="Bookman Old Style"/>
-          <w:sz w:val="18"/>
-          <w:szCs w:val="18"/>
-          <w:lang w:val="en-US"/>
-        </w:rPr>
-        <w:t>NAMATIM</w:t>
-      </w:r>
-      <w:r>
-        <w:rPr>
-          <w:rFonts w:ascii="Bookman Old Style" w:hAnsi="Bookman Old Style"/>
-          <w:sz w:val="18"/>
-          <w:szCs w:val="18"/>
-          <w:lang w:val="en-US"/>
-        </w:rPr>
-        <w:t>}</w:t>
-      </w:r>
-      <w:r>
-        <w:rPr>
-          <w:rFonts w:ascii="Bookman Old Style" w:hAnsi="Bookman Old Style"/>
-          <w:sz w:val="18"/>
-          <w:szCs w:val="18"/>
-          <w:lang w:val="en-US"/>
-        </w:rPr>
-        <w:t xml:space="preserve"> )</w:t>
+      <w:r>
+        <w:rPr>
+          <w:rFonts w:ascii="Bookman Old Style" w:hAnsi="Bookman Old Style"/>
+          <w:sz w:val="18"/>
+          <w:szCs w:val="18"/>
+          <w:lang w:val="en-US"/>
+        </w:rPr>
+        <w:t>( ${NAMATIM} )</w:t>
       </w:r>
     </w:p>
     <w:p>

--- a/public/doc/input/rehabmedik/cetakNewFormProgramTerapi.docx
+++ b/public/doc/input/rehabmedik/cetakNewFormProgramTerapi.docx
@@ -692,7 +692,7 @@
     <w:p>
       <w:pPr>
         <w:spacing w:after="0"/>
-        <w:ind w:right="425" w:firstLine="993"/>
+        <w:ind w:right="425" w:firstLine="1134"/>
         <w:rPr>
           <w:rFonts w:ascii="Bookman Old Style" w:hAnsi="Bookman Old Style"/>
           <w:sz w:val="18"/>
@@ -745,238 +745,294 @@
         <w:t>}</w:t>
       </w:r>
     </w:p>
-    <w:p>
-      <w:pPr>
-        <w:spacing w:after="0"/>
-        <w:ind w:right="425"/>
-        <w:rPr>
-          <w:rFonts w:ascii="Bookman Old Style" w:hAnsi="Bookman Old Style"/>
-          <w:sz w:val="18"/>
-          <w:szCs w:val="18"/>
-          <w:lang w:val="en-US"/>
-        </w:rPr>
-        <w:sectPr>
-          <w:headerReference w:type="default" r:id="rId6"/>
-          <w:pgSz w:w="12242" w:h="18722" w:code="14"/>
-          <w:pgMar w:top="1134" w:right="567" w:bottom="567" w:left="1134" w:header="340" w:footer="709" w:gutter="0"/>
-          <w:cols w:space="708"/>
-          <w:docGrid w:linePitch="360"/>
-        </w:sectPr>
-      </w:pPr>
-    </w:p>
-    <w:p>
-      <w:pPr>
-        <w:spacing w:after="0"/>
-        <w:ind w:right="-46"/>
-        <w:jc w:val="center"/>
-        <w:rPr>
-          <w:rFonts w:ascii="Bookman Old Style" w:hAnsi="Bookman Old Style"/>
-          <w:sz w:val="18"/>
-          <w:szCs w:val="18"/>
-        </w:rPr>
-      </w:pPr>
-      <w:r>
-        <w:rPr>
-          <w:rFonts w:ascii="Bookman Old Style" w:hAnsi="Bookman Old Style"/>
-          <w:sz w:val="18"/>
-          <w:szCs w:val="18"/>
-          <w:lang w:val="en-US"/>
-        </w:rPr>
-        <w:t xml:space="preserve">Dokter </w:t>
-      </w:r>
-      <w:proofErr w:type="spellStart"/>
-      <w:r>
-        <w:rPr>
-          <w:rFonts w:ascii="Bookman Old Style" w:hAnsi="Bookman Old Style"/>
-          <w:sz w:val="18"/>
-          <w:szCs w:val="18"/>
-          <w:lang w:val="en-US"/>
-        </w:rPr>
-        <w:t>Penanggung</w:t>
-      </w:r>
-      <w:proofErr w:type="spellEnd"/>
-      <w:r>
-        <w:rPr>
-          <w:rFonts w:ascii="Bookman Old Style" w:hAnsi="Bookman Old Style"/>
-          <w:sz w:val="18"/>
-          <w:szCs w:val="18"/>
-          <w:lang w:val="en-US"/>
-        </w:rPr>
-        <w:t xml:space="preserve"> Jawab </w:t>
-      </w:r>
-      <w:proofErr w:type="spellStart"/>
-      <w:r>
-        <w:rPr>
-          <w:rFonts w:ascii="Bookman Old Style" w:hAnsi="Bookman Old Style"/>
-          <w:sz w:val="18"/>
-          <w:szCs w:val="18"/>
-          <w:lang w:val="en-US"/>
-        </w:rPr>
-        <w:t>Pelayanan</w:t>
-      </w:r>
-      <w:proofErr w:type="spellEnd"/>
-    </w:p>
-    <w:p>
-      <w:pPr>
-        <w:spacing w:after="0"/>
-        <w:ind w:right="-46"/>
-        <w:jc w:val="center"/>
-        <w:rPr>
-          <w:rFonts w:ascii="Bookman Old Style" w:hAnsi="Bookman Old Style"/>
-          <w:sz w:val="18"/>
-          <w:szCs w:val="18"/>
-          <w:lang w:val="en-US"/>
-        </w:rPr>
-      </w:pPr>
-      <w:r>
-        <w:rPr>
-          <w:rFonts w:ascii="Bookman Old Style" w:hAnsi="Bookman Old Style"/>
-          <w:sz w:val="18"/>
-          <w:szCs w:val="18"/>
-          <w:lang w:val="en-US"/>
-        </w:rPr>
-        <w:t>${PATH_TTE_DOKTER}</w:t>
-      </w:r>
-    </w:p>
-    <w:p>
-      <w:pPr>
-        <w:spacing w:after="0"/>
-        <w:ind w:right="-46"/>
-        <w:jc w:val="center"/>
-        <w:rPr>
-          <w:rFonts w:ascii="Bookman Old Style" w:hAnsi="Bookman Old Style"/>
-          <w:sz w:val="18"/>
-          <w:szCs w:val="18"/>
-          <w:lang w:val="en-US"/>
-        </w:rPr>
-      </w:pPr>
-      <w:r>
-        <w:rPr>
-          <w:rFonts w:ascii="Bookman Old Style" w:hAnsi="Bookman Old Style"/>
-          <w:sz w:val="18"/>
-          <w:szCs w:val="18"/>
-          <w:lang w:val="en-US"/>
-        </w:rPr>
-        <w:t>( ${NAMADOKTER} )</w:t>
-      </w:r>
-    </w:p>
+    <w:tbl>
+      <w:tblPr>
+        <w:tblStyle w:val="TableGrid"/>
+        <w:tblW w:w="0" w:type="auto"/>
+        <w:tblBorders>
+          <w:top w:val="none" w:sz="0" w:space="0" w:color="auto"/>
+          <w:left w:val="none" w:sz="0" w:space="0" w:color="auto"/>
+          <w:bottom w:val="none" w:sz="0" w:space="0" w:color="auto"/>
+          <w:right w:val="none" w:sz="0" w:space="0" w:color="auto"/>
+          <w:insideH w:val="none" w:sz="0" w:space="0" w:color="auto"/>
+          <w:insideV w:val="none" w:sz="0" w:space="0" w:color="auto"/>
+        </w:tblBorders>
+        <w:tblLook w:val="04A0" w:firstRow="1" w:lastRow="0" w:firstColumn="1" w:lastColumn="0" w:noHBand="0" w:noVBand="1"/>
+      </w:tblPr>
+      <w:tblGrid>
+        <w:gridCol w:w="5265"/>
+        <w:gridCol w:w="5266"/>
+      </w:tblGrid>
+      <w:tr>
+        <w:tc>
+          <w:tcPr>
+            <w:tcW w:w="5265" w:type="dxa"/>
+          </w:tcPr>
+          <w:p>
+            <w:pPr>
+              <w:spacing w:after="0"/>
+              <w:ind w:right="-46"/>
+              <w:jc w:val="center"/>
+              <w:rPr>
+                <w:rFonts w:ascii="Bookman Old Style" w:hAnsi="Bookman Old Style"/>
+                <w:sz w:val="18"/>
+                <w:szCs w:val="18"/>
+              </w:rPr>
+            </w:pPr>
+            <w:r>
+              <w:rPr>
+                <w:rFonts w:ascii="Bookman Old Style" w:hAnsi="Bookman Old Style"/>
+                <w:sz w:val="18"/>
+                <w:szCs w:val="18"/>
+                <w:lang w:val="en-US"/>
+              </w:rPr>
+              <w:t xml:space="preserve">Dokter </w:t>
+            </w:r>
+            <w:proofErr w:type="spellStart"/>
+            <w:r>
+              <w:rPr>
+                <w:rFonts w:ascii="Bookman Old Style" w:hAnsi="Bookman Old Style"/>
+                <w:sz w:val="18"/>
+                <w:szCs w:val="18"/>
+                <w:lang w:val="en-US"/>
+              </w:rPr>
+              <w:t>Penanggung</w:t>
+            </w:r>
+            <w:proofErr w:type="spellEnd"/>
+            <w:r>
+              <w:rPr>
+                <w:rFonts w:ascii="Bookman Old Style" w:hAnsi="Bookman Old Style"/>
+                <w:sz w:val="18"/>
+                <w:szCs w:val="18"/>
+                <w:lang w:val="en-US"/>
+              </w:rPr>
+              <w:t xml:space="preserve"> Jawab </w:t>
+            </w:r>
+            <w:proofErr w:type="spellStart"/>
+            <w:r>
+              <w:rPr>
+                <w:rFonts w:ascii="Bookman Old Style" w:hAnsi="Bookman Old Style"/>
+                <w:sz w:val="18"/>
+                <w:szCs w:val="18"/>
+                <w:lang w:val="en-US"/>
+              </w:rPr>
+              <w:t>Pelayanan</w:t>
+            </w:r>
+            <w:proofErr w:type="spellEnd"/>
+          </w:p>
+        </w:tc>
+        <w:tc>
+          <w:tcPr>
+            <w:tcW w:w="5266" w:type="dxa"/>
+          </w:tcPr>
+          <w:p>
+            <w:pPr>
+              <w:spacing w:after="0"/>
+              <w:ind w:right="425"/>
+              <w:jc w:val="center"/>
+              <w:rPr>
+                <w:rFonts w:ascii="Bookman Old Style" w:hAnsi="Bookman Old Style"/>
+                <w:sz w:val="18"/>
+                <w:szCs w:val="18"/>
+                <w:lang w:val="en-US"/>
+              </w:rPr>
+            </w:pPr>
+            <w:r>
+              <w:rPr>
+                <w:rFonts w:ascii="Bookman Old Style" w:hAnsi="Bookman Old Style"/>
+                <w:sz w:val="18"/>
+                <w:szCs w:val="18"/>
+                <w:lang w:val="en-US"/>
+              </w:rPr>
+              <w:t xml:space="preserve">Nama Tim </w:t>
+            </w:r>
+            <w:proofErr w:type="spellStart"/>
+            <w:r>
+              <w:rPr>
+                <w:rFonts w:ascii="Bookman Old Style" w:hAnsi="Bookman Old Style"/>
+                <w:sz w:val="18"/>
+                <w:szCs w:val="18"/>
+                <w:lang w:val="en-US"/>
+              </w:rPr>
+              <w:t>Rehabilitasi</w:t>
+            </w:r>
+            <w:proofErr w:type="spellEnd"/>
+            <w:r>
+              <w:rPr>
+                <w:rFonts w:ascii="Bookman Old Style" w:hAnsi="Bookman Old Style"/>
+                <w:sz w:val="18"/>
+                <w:szCs w:val="18"/>
+                <w:lang w:val="en-US"/>
+              </w:rPr>
+              <w:t xml:space="preserve"> </w:t>
+            </w:r>
+            <w:proofErr w:type="spellStart"/>
+            <w:r>
+              <w:rPr>
+                <w:rFonts w:ascii="Bookman Old Style" w:hAnsi="Bookman Old Style"/>
+                <w:sz w:val="18"/>
+                <w:szCs w:val="18"/>
+                <w:lang w:val="en-US"/>
+              </w:rPr>
+              <w:t>Medik</w:t>
+            </w:r>
+            <w:proofErr w:type="spellEnd"/>
+          </w:p>
+        </w:tc>
+      </w:tr>
+      <w:tr>
+        <w:tc>
+          <w:tcPr>
+            <w:tcW w:w="5265" w:type="dxa"/>
+          </w:tcPr>
+          <w:p>
+            <w:pPr>
+              <w:spacing w:after="0"/>
+              <w:ind w:right="-46"/>
+              <w:jc w:val="center"/>
+              <w:rPr>
+                <w:rFonts w:ascii="Bookman Old Style" w:hAnsi="Bookman Old Style"/>
+                <w:sz w:val="18"/>
+                <w:szCs w:val="18"/>
+                <w:lang w:val="en-US"/>
+              </w:rPr>
+            </w:pPr>
+            <w:r>
+              <w:rPr>
+                <w:rFonts w:ascii="Bookman Old Style" w:hAnsi="Bookman Old Style"/>
+                <w:sz w:val="18"/>
+                <w:szCs w:val="18"/>
+                <w:lang w:val="en-US"/>
+              </w:rPr>
+              <w:t>${PATH_TTE_DOKTER}</w:t>
+            </w:r>
+          </w:p>
+        </w:tc>
+        <w:tc>
+          <w:tcPr>
+            <w:tcW w:w="5266" w:type="dxa"/>
+          </w:tcPr>
+          <w:p>
+            <w:pPr>
+              <w:spacing w:after="0"/>
+              <w:ind w:right="425"/>
+              <w:jc w:val="center"/>
+              <w:rPr>
+                <w:rFonts w:ascii="Bookman Old Style" w:hAnsi="Bookman Old Style"/>
+                <w:sz w:val="18"/>
+                <w:szCs w:val="18"/>
+                <w:lang w:val="en-US"/>
+              </w:rPr>
+            </w:pPr>
+            <w:r>
+              <w:rPr>
+                <w:rFonts w:ascii="Bookman Old Style" w:hAnsi="Bookman Old Style"/>
+                <w:sz w:val="18"/>
+                <w:szCs w:val="18"/>
+                <w:lang w:val="en-US"/>
+              </w:rPr>
+              <w:t>${PATH_TTE_TIM}</w:t>
+            </w:r>
+          </w:p>
+        </w:tc>
+      </w:tr>
+      <w:tr>
+        <w:tc>
+          <w:tcPr>
+            <w:tcW w:w="5265" w:type="dxa"/>
+          </w:tcPr>
+          <w:p>
+            <w:pPr>
+              <w:spacing w:after="0"/>
+              <w:ind w:right="-46"/>
+              <w:jc w:val="center"/>
+              <w:rPr>
+                <w:rFonts w:ascii="Bookman Old Style" w:hAnsi="Bookman Old Style"/>
+                <w:sz w:val="18"/>
+                <w:szCs w:val="18"/>
+                <w:lang w:val="en-US"/>
+              </w:rPr>
+            </w:pPr>
+            <w:proofErr w:type="gramStart"/>
+            <w:r>
+              <w:rPr>
+                <w:rFonts w:ascii="Bookman Old Style" w:hAnsi="Bookman Old Style"/>
+                <w:sz w:val="18"/>
+                <w:szCs w:val="18"/>
+                <w:lang w:val="en-US"/>
+              </w:rPr>
+              <w:t>( $</w:t>
+            </w:r>
+            <w:proofErr w:type="gramEnd"/>
+            <w:r>
+              <w:rPr>
+                <w:rFonts w:ascii="Bookman Old Style" w:hAnsi="Bookman Old Style"/>
+                <w:sz w:val="18"/>
+                <w:szCs w:val="18"/>
+                <w:lang w:val="en-US"/>
+              </w:rPr>
+              <w:t>{NAMADOKTER} )</w:t>
+            </w:r>
+          </w:p>
+        </w:tc>
+        <w:tc>
+          <w:tcPr>
+            <w:tcW w:w="5266" w:type="dxa"/>
+          </w:tcPr>
+          <w:p>
+            <w:pPr>
+              <w:spacing w:after="0"/>
+              <w:ind w:right="425"/>
+              <w:jc w:val="center"/>
+              <w:rPr>
+                <w:lang w:val="en-US"/>
+              </w:rPr>
+            </w:pPr>
+            <w:proofErr w:type="gramStart"/>
+            <w:r>
+              <w:rPr>
+                <w:rFonts w:ascii="Bookman Old Style" w:hAnsi="Bookman Old Style"/>
+                <w:sz w:val="18"/>
+                <w:szCs w:val="18"/>
+                <w:lang w:val="en-US"/>
+              </w:rPr>
+              <w:t>( $</w:t>
+            </w:r>
+            <w:proofErr w:type="gramEnd"/>
+            <w:r>
+              <w:rPr>
+                <w:rFonts w:ascii="Bookman Old Style" w:hAnsi="Bookman Old Style"/>
+                <w:sz w:val="18"/>
+                <w:szCs w:val="18"/>
+                <w:lang w:val="en-US"/>
+              </w:rPr>
+              <w:t xml:space="preserve">{NAMATIM} </w:t>
+            </w:r>
+            <w:r>
+              <w:rPr>
+                <w:rFonts w:ascii="Bookman Old Style" w:hAnsi="Bookman Old Style"/>
+                <w:sz w:val="18"/>
+                <w:szCs w:val="18"/>
+                <w:lang w:val="en-US"/>
+              </w:rPr>
+              <w:t>)</w:t>
+            </w:r>
+          </w:p>
+        </w:tc>
+      </w:tr>
+    </w:tbl>
     <w:p>
       <w:pPr>
         <w:spacing w:after="0"/>
         <w:ind w:right="425"/>
         <w:jc w:val="center"/>
         <w:rPr>
-          <w:rFonts w:ascii="Bookman Old Style" w:hAnsi="Bookman Old Style"/>
-          <w:sz w:val="18"/>
-          <w:szCs w:val="18"/>
-          <w:lang w:val="en-US"/>
-        </w:rPr>
-      </w:pPr>
-      <w:r>
-        <w:rPr>
-          <w:rFonts w:ascii="Bookman Old Style" w:hAnsi="Bookman Old Style"/>
-          <w:sz w:val="18"/>
-          <w:szCs w:val="18"/>
-          <w:lang w:val="en-US"/>
-        </w:rPr>
-        <w:t xml:space="preserve">Nama Tim </w:t>
-      </w:r>
-      <w:proofErr w:type="spellStart"/>
-      <w:r>
-        <w:rPr>
-          <w:rFonts w:ascii="Bookman Old Style" w:hAnsi="Bookman Old Style"/>
-          <w:sz w:val="18"/>
-          <w:szCs w:val="18"/>
-          <w:lang w:val="en-US"/>
-        </w:rPr>
-        <w:t>Rehabilitasi</w:t>
-      </w:r>
-      <w:proofErr w:type="spellEnd"/>
-      <w:r>
-        <w:rPr>
-          <w:rFonts w:ascii="Bookman Old Style" w:hAnsi="Bookman Old Style"/>
-          <w:sz w:val="18"/>
-          <w:szCs w:val="18"/>
-          <w:lang w:val="en-US"/>
-        </w:rPr>
-        <w:t xml:space="preserve"> </w:t>
-      </w:r>
-      <w:proofErr w:type="spellStart"/>
-      <w:r>
-        <w:rPr>
-          <w:rFonts w:ascii="Bookman Old Style" w:hAnsi="Bookman Old Style"/>
-          <w:sz w:val="18"/>
-          <w:szCs w:val="18"/>
-          <w:lang w:val="en-US"/>
-        </w:rPr>
-        <w:t>Medik</w:t>
-      </w:r>
-      <w:proofErr w:type="spellEnd"/>
-    </w:p>
-    <w:p>
-      <w:pPr>
-        <w:spacing w:after="0"/>
-        <w:ind w:right="425"/>
-        <w:jc w:val="center"/>
-        <w:rPr>
-          <w:rFonts w:ascii="Bookman Old Style" w:hAnsi="Bookman Old Style"/>
-          <w:sz w:val="18"/>
-          <w:szCs w:val="18"/>
-          <w:lang w:val="en-US"/>
-        </w:rPr>
-      </w:pPr>
-      <w:r>
-        <w:rPr>
-          <w:rFonts w:ascii="Bookman Old Style" w:hAnsi="Bookman Old Style"/>
-          <w:sz w:val="18"/>
-          <w:szCs w:val="18"/>
-          <w:lang w:val="en-US"/>
-        </w:rPr>
-        <w:t>${PATH_TTE_TIM}</w:t>
-      </w:r>
-    </w:p>
-    <w:p>
-      <w:pPr>
-        <w:spacing w:after="0"/>
-        <w:ind w:right="425"/>
-        <w:jc w:val="center"/>
-        <w:rPr>
-          <w:rFonts w:ascii="Bookman Old Style" w:hAnsi="Bookman Old Style"/>
-          <w:sz w:val="18"/>
-          <w:szCs w:val="18"/>
-          <w:lang w:val="en-US"/>
-        </w:rPr>
-      </w:pPr>
-      <w:r>
-        <w:rPr>
-          <w:rFonts w:ascii="Bookman Old Style" w:hAnsi="Bookman Old Style"/>
-          <w:sz w:val="18"/>
-          <w:szCs w:val="18"/>
-          <w:lang w:val="en-US"/>
-        </w:rPr>
-        <w:t>( ${NAMATIM} )</w:t>
-      </w:r>
-    </w:p>
-    <w:p>
-      <w:pPr>
-        <w:spacing w:after="0"/>
-        <w:ind w:right="425"/>
-        <w:sectPr>
-          <w:type w:val="continuous"/>
-          <w:pgSz w:w="12242" w:h="18722" w:code="14"/>
-          <w:pgMar w:top="1134" w:right="567" w:bottom="567" w:left="1134" w:header="340" w:footer="709" w:gutter="0"/>
-          <w:cols w:num="2" w:space="708"/>
-          <w:docGrid w:linePitch="360"/>
-        </w:sectPr>
-      </w:pPr>
-    </w:p>
-    <w:p>
-      <w:pPr>
-        <w:spacing w:after="0"/>
-        <w:ind w:right="425"/>
+          <w:lang w:val="en-US"/>
+        </w:rPr>
       </w:pPr>
     </w:p>
     <w:sectPr>
+      <w:headerReference w:type="default" r:id="rId6"/>
       <w:type w:val="continuous"/>
       <w:pgSz w:w="12242" w:h="18722" w:code="14"/>
       <w:pgMar w:top="1134" w:right="567" w:bottom="567" w:left="1134" w:header="340" w:footer="709" w:gutter="0"/>
@@ -1071,7 +1127,7 @@
           <wp:extent cx="1073426" cy="1073426"/>
           <wp:effectExtent l="0" t="0" r="0" b="0"/>
           <wp:wrapNone/>
-          <wp:docPr id="4" name="Picture 4"/>
+          <wp:docPr id="2" name="Picture 2"/>
           <wp:cNvGraphicFramePr>
             <a:graphicFrameLocks xmlns:a="http://schemas.openxmlformats.org/drawingml/2006/main" noChangeAspect="1"/>
           </wp:cNvGraphicFramePr>
@@ -1695,7 +1751,7 @@
   <w:style w:type="paragraph" w:default="1" w:styleId="Normal">
     <w:name w:val="Normal"/>
     <w:qFormat/>
-    <w:rsid w:val="008B0D0D"/>
+    <w:rsid w:val="00C413B8"/>
     <w:pPr>
       <w:spacing w:after="200" w:line="276" w:lineRule="auto"/>
     </w:pPr>
@@ -1796,6 +1852,25 @@
       <w:ind w:left="720"/>
       <w:contextualSpacing/>
     </w:pPr>
+  </w:style>
+  <w:style w:type="table" w:styleId="TableGrid">
+    <w:name w:val="Table Grid"/>
+    <w:basedOn w:val="TableNormal"/>
+    <w:uiPriority w:val="39"/>
+    <w:rsid w:val="00360AE1"/>
+    <w:pPr>
+      <w:spacing w:after="0" w:line="240" w:lineRule="auto"/>
+    </w:pPr>
+    <w:tblPr>
+      <w:tblBorders>
+        <w:top w:val="single" w:sz="4" w:space="0" w:color="auto"/>
+        <w:left w:val="single" w:sz="4" w:space="0" w:color="auto"/>
+        <w:bottom w:val="single" w:sz="4" w:space="0" w:color="auto"/>
+        <w:right w:val="single" w:sz="4" w:space="0" w:color="auto"/>
+        <w:insideH w:val="single" w:sz="4" w:space="0" w:color="auto"/>
+        <w:insideV w:val="single" w:sz="4" w:space="0" w:color="auto"/>
+      </w:tblBorders>
+    </w:tblPr>
   </w:style>
 </w:styles>
 </file>
